--- a/docs/Historias de Usuario/HU-02 - IKernell Soluciones Software.docx
+++ b/docs/Historias de Usuario/HU-02 - IKernell Soluciones Software.docx
@@ -13,16 +13,11 @@
         <w:ind w:left="0" w:right="0" w:firstLine="0"/>
         <w:jc w:val="left"/>
         <w:rPr>
-          <w:rFonts w:ascii="Arial" w:cs="Arial" w:eastAsia="Arial" w:hAnsi="Arial"/>
-          <w:b w:val="0"/>
-          <w:bCs w:val="0"/>
           <w:i w:val="0"/>
           <w:iCs w:val="0"/>
           <w:smallCaps w:val="0"/>
           <w:strike w:val="0"/>
           <w:color w:val="000000"/>
-          <w:sz w:val="22"/>
-          <w:szCs w:val="22"/>
           <w:u w:val="none"/>
           <w:shd w:fill="auto" w:val="clear"/>
           <w:vertAlign w:val="baseline"/>
@@ -70,6 +65,7 @@
       <w:tr>
         <w:trPr>
           <w:cantSplit w:val="0"/>
+          <w:trHeight w:val="220" w:hRule="atLeast"/>
           <w:tblHeader w:val="0"/>
         </w:trPr>
         <w:tc>
@@ -92,7 +88,6 @@
               <w:ind w:left="0" w:right="0" w:firstLine="0"/>
               <w:jc w:val="center"/>
               <w:rPr>
-                <w:rFonts w:ascii="Calibri" w:cs="Calibri" w:eastAsia="Calibri" w:hAnsi="Calibri"/>
                 <w:b w:val="1"/>
                 <w:bCs w:val="1"/>
                 <w:i w:val="0"/>
@@ -100,24 +95,20 @@
                 <w:smallCaps w:val="0"/>
                 <w:strike w:val="0"/>
                 <w:color w:val="000000"/>
-                <w:sz w:val="22"/>
-                <w:szCs w:val="22"/>
-                <w:u w:val="none"/>
-                <w:shd w:fill="auto" w:val="clear"/>
-                <w:vertAlign w:val="baseline"/>
-              </w:rPr>
-            </w:pPr>
-            <w:r>
-              <w:rPr>
-                <w:b w:val="1"/>
-                <w:bCs w:val="1"/>
-                <w:i w:val="0"/>
-                <w:iCs w:val="0"/>
-                <w:smallCaps w:val="0"/>
-                <w:strike w:val="0"/>
-                <w:color w:val="1f3864"/>
-                <w:sz w:val="22"/>
-                <w:szCs w:val="22"/>
+                <w:u w:val="none"/>
+                <w:shd w:fill="auto" w:val="clear"/>
+                <w:vertAlign w:val="baseline"/>
+              </w:rPr>
+            </w:pPr>
+            <w:r>
+              <w:rPr>
+                <w:b w:val="1"/>
+                <w:bCs w:val="1"/>
+                <w:i w:val="0"/>
+                <w:iCs w:val="0"/>
+                <w:smallCaps w:val="0"/>
+                <w:strike w:val="0"/>
+                <w:color w:val="1f3864"/>
                 <w:u w:val="none"/>
                 <w:shd w:fill="auto" w:val="clear"/>
                 <w:vertAlign w:val="baseline"/>
@@ -136,6 +127,7 @@
       <w:tr>
         <w:trPr>
           <w:cantSplit w:val="0"/>
+          <w:trHeight w:val="220" w:hRule="atLeast"/>
           <w:tblHeader w:val="0"/>
         </w:trPr>
         <w:tc>
@@ -158,43 +150,33 @@
               <w:ind w:left="0" w:right="0" w:firstLine="0"/>
               <w:jc w:val="left"/>
               <w:rPr>
-                <w:rFonts w:ascii="Calibri" w:cs="Calibri" w:eastAsia="Calibri" w:hAnsi="Calibri"/>
-                <w:b w:val="1"/>
-                <w:bCs w:val="1"/>
-                <w:i w:val="0"/>
-                <w:iCs w:val="0"/>
-                <w:smallCaps w:val="0"/>
-                <w:strike w:val="0"/>
-                <w:color w:val="1f3864"/>
-                <w:sz w:val="22"/>
-                <w:szCs w:val="22"/>
-                <w:u w:val="none"/>
-                <w:shd w:fill="auto" w:val="clear"/>
-                <w:vertAlign w:val="baseline"/>
-              </w:rPr>
-            </w:pPr>
-            <w:r>
-              <w:rPr>
-                <w:b w:val="1"/>
-                <w:bCs w:val="1"/>
-                <w:i w:val="0"/>
-                <w:iCs w:val="0"/>
-                <w:smallCaps w:val="0"/>
-                <w:strike w:val="0"/>
-                <w:color w:val="1f3864"/>
-                <w:sz w:val="22"/>
-                <w:szCs w:val="22"/>
+                <w:b w:val="1"/>
+                <w:bCs w:val="1"/>
+                <w:i w:val="0"/>
+                <w:iCs w:val="0"/>
+                <w:smallCaps w:val="0"/>
+                <w:strike w:val="0"/>
+                <w:color w:val="1f3864"/>
+                <w:u w:val="none"/>
+                <w:shd w:fill="auto" w:val="clear"/>
+                <w:vertAlign w:val="baseline"/>
+              </w:rPr>
+            </w:pPr>
+            <w:r>
+              <w:rPr>
+                <w:b w:val="1"/>
+                <w:bCs w:val="1"/>
+                <w:i w:val="0"/>
+                <w:iCs w:val="0"/>
+                <w:smallCaps w:val="0"/>
+                <w:strike w:val="0"/>
+                <w:color w:val="1f3864"/>
                 <w:u w:val="none"/>
                 <w:shd w:fill="auto" w:val="clear"/>
                 <w:vertAlign w:val="baseline"/>
                 <w:rtl w:val="0"/>
               </w:rPr>
               <w:t xml:space="preserve">Código:</w:t>
-            </w:r>
-            <w:r>
-              <w:rPr>
-                <w:rtl w:val="0"/>
-              </w:rPr>
             </w:r>
           </w:p>
         </w:tc>
@@ -222,15 +204,11 @@
             </w:pPr>
             <w:r>
               <w:rPr>
-                <w:b w:val="0"/>
-                <w:bCs w:val="0"/>
                 <w:i w:val="0"/>
                 <w:iCs w:val="0"/>
                 <w:smallCaps w:val="0"/>
                 <w:strike w:val="0"/>
                 <w:color w:val="000000"/>
-                <w:sz w:val="22"/>
-                <w:szCs w:val="22"/>
                 <w:u w:val="none"/>
                 <w:shd w:fill="auto" w:val="clear"/>
                 <w:vertAlign w:val="baseline"/>
@@ -267,7 +245,6 @@
               <w:ind w:left="0" w:right="0" w:firstLine="0"/>
               <w:jc w:val="left"/>
               <w:rPr>
-                <w:rFonts w:ascii="Calibri" w:cs="Calibri" w:eastAsia="Calibri" w:hAnsi="Calibri"/>
                 <w:b w:val="1"/>
                 <w:bCs w:val="1"/>
                 <w:i w:val="0"/>
@@ -275,24 +252,20 @@
                 <w:smallCaps w:val="0"/>
                 <w:strike w:val="0"/>
                 <w:color w:val="000000"/>
-                <w:sz w:val="22"/>
-                <w:szCs w:val="22"/>
-                <w:u w:val="none"/>
-                <w:shd w:fill="auto" w:val="clear"/>
-                <w:vertAlign w:val="baseline"/>
-              </w:rPr>
-            </w:pPr>
-            <w:r>
-              <w:rPr>
-                <w:b w:val="1"/>
-                <w:bCs w:val="1"/>
-                <w:i w:val="0"/>
-                <w:iCs w:val="0"/>
-                <w:smallCaps w:val="0"/>
-                <w:strike w:val="0"/>
-                <w:color w:val="1f3864"/>
-                <w:sz w:val="22"/>
-                <w:szCs w:val="22"/>
+                <w:u w:val="none"/>
+                <w:shd w:fill="auto" w:val="clear"/>
+                <w:vertAlign w:val="baseline"/>
+              </w:rPr>
+            </w:pPr>
+            <w:r>
+              <w:rPr>
+                <w:b w:val="1"/>
+                <w:bCs w:val="1"/>
+                <w:i w:val="0"/>
+                <w:iCs w:val="0"/>
+                <w:smallCaps w:val="0"/>
+                <w:strike w:val="0"/>
+                <w:color w:val="1f3864"/>
                 <w:u w:val="none"/>
                 <w:shd w:fill="auto" w:val="clear"/>
                 <w:vertAlign w:val="baseline"/>
@@ -342,6 +315,7 @@
       <w:tr>
         <w:trPr>
           <w:cantSplit w:val="0"/>
+          <w:trHeight w:val="220" w:hRule="atLeast"/>
           <w:tblHeader w:val="0"/>
         </w:trPr>
         <w:tc>
@@ -364,32 +338,27 @@
               <w:ind w:left="0" w:right="0" w:firstLine="0"/>
               <w:jc w:val="left"/>
               <w:rPr>
-                <w:rFonts w:ascii="Calibri" w:cs="Calibri" w:eastAsia="Calibri" w:hAnsi="Calibri"/>
-                <w:b w:val="1"/>
-                <w:bCs w:val="1"/>
-                <w:i w:val="0"/>
-                <w:iCs w:val="0"/>
-                <w:smallCaps w:val="0"/>
-                <w:strike w:val="0"/>
-                <w:color w:val="1f3864"/>
-                <w:sz w:val="22"/>
-                <w:szCs w:val="22"/>
-                <w:u w:val="none"/>
-                <w:shd w:fill="auto" w:val="clear"/>
-                <w:vertAlign w:val="baseline"/>
-              </w:rPr>
-            </w:pPr>
-            <w:r>
-              <w:rPr>
-                <w:b w:val="1"/>
-                <w:bCs w:val="1"/>
-                <w:i w:val="0"/>
-                <w:iCs w:val="0"/>
-                <w:smallCaps w:val="0"/>
-                <w:strike w:val="0"/>
-                <w:color w:val="1f3864"/>
-                <w:sz w:val="22"/>
-                <w:szCs w:val="22"/>
+                <w:b w:val="1"/>
+                <w:bCs w:val="1"/>
+                <w:i w:val="0"/>
+                <w:iCs w:val="0"/>
+                <w:smallCaps w:val="0"/>
+                <w:strike w:val="0"/>
+                <w:color w:val="1f3864"/>
+                <w:u w:val="none"/>
+                <w:shd w:fill="auto" w:val="clear"/>
+                <w:vertAlign w:val="baseline"/>
+              </w:rPr>
+            </w:pPr>
+            <w:r>
+              <w:rPr>
+                <w:b w:val="1"/>
+                <w:bCs w:val="1"/>
+                <w:i w:val="0"/>
+                <w:iCs w:val="0"/>
+                <w:smallCaps w:val="0"/>
+                <w:strike w:val="0"/>
+                <w:color w:val="1f3864"/>
                 <w:u w:val="none"/>
                 <w:shd w:fill="auto" w:val="clear"/>
                 <w:vertAlign w:val="baseline"/>
@@ -397,11 +366,6 @@
               </w:rPr>
               <w:t xml:space="preserve">Complejidad:</w:t>
             </w:r>
-            <w:r>
-              <w:rPr>
-                <w:rtl w:val="0"/>
-              </w:rPr>
-            </w:r>
           </w:p>
         </w:tc>
         <w:tc>
@@ -425,16 +389,11 @@
               <w:ind w:left="0" w:right="0" w:firstLine="0"/>
               <w:jc w:val="left"/>
               <w:rPr>
-                <w:rFonts w:ascii="Calibri" w:cs="Calibri" w:eastAsia="Calibri" w:hAnsi="Calibri"/>
-                <w:b w:val="0"/>
-                <w:bCs w:val="0"/>
                 <w:i w:val="0"/>
                 <w:iCs w:val="0"/>
                 <w:smallCaps w:val="0"/>
                 <w:strike w:val="0"/>
                 <w:color w:val="000000"/>
-                <w:sz w:val="22"/>
-                <w:szCs w:val="22"/>
                 <w:u w:val="none"/>
                 <w:shd w:fill="auto" w:val="clear"/>
                 <w:vertAlign w:val="baseline"/>
@@ -457,6 +416,7 @@
       <w:tr>
         <w:trPr>
           <w:cantSplit w:val="0"/>
+          <w:trHeight w:val="220" w:hRule="atLeast"/>
           <w:tblHeader w:val="0"/>
         </w:trPr>
         <w:tc>
@@ -479,32 +439,27 @@
               <w:ind w:left="0" w:right="0" w:firstLine="0"/>
               <w:jc w:val="left"/>
               <w:rPr>
-                <w:rFonts w:ascii="Calibri" w:cs="Calibri" w:eastAsia="Calibri" w:hAnsi="Calibri"/>
-                <w:b w:val="1"/>
-                <w:bCs w:val="1"/>
-                <w:i w:val="0"/>
-                <w:iCs w:val="0"/>
-                <w:smallCaps w:val="0"/>
-                <w:strike w:val="0"/>
-                <w:color w:val="1f3864"/>
-                <w:sz w:val="22"/>
-                <w:szCs w:val="22"/>
-                <w:u w:val="none"/>
-                <w:shd w:fill="auto" w:val="clear"/>
-                <w:vertAlign w:val="baseline"/>
-              </w:rPr>
-            </w:pPr>
-            <w:r>
-              <w:rPr>
-                <w:b w:val="1"/>
-                <w:bCs w:val="1"/>
-                <w:i w:val="0"/>
-                <w:iCs w:val="0"/>
-                <w:smallCaps w:val="0"/>
-                <w:strike w:val="0"/>
-                <w:color w:val="1f3864"/>
-                <w:sz w:val="22"/>
-                <w:szCs w:val="22"/>
+                <w:b w:val="1"/>
+                <w:bCs w:val="1"/>
+                <w:i w:val="0"/>
+                <w:iCs w:val="0"/>
+                <w:smallCaps w:val="0"/>
+                <w:strike w:val="0"/>
+                <w:color w:val="1f3864"/>
+                <w:u w:val="none"/>
+                <w:shd w:fill="auto" w:val="clear"/>
+                <w:vertAlign w:val="baseline"/>
+              </w:rPr>
+            </w:pPr>
+            <w:r>
+              <w:rPr>
+                <w:b w:val="1"/>
+                <w:bCs w:val="1"/>
+                <w:i w:val="0"/>
+                <w:iCs w:val="0"/>
+                <w:smallCaps w:val="0"/>
+                <w:strike w:val="0"/>
+                <w:color w:val="1f3864"/>
                 <w:u w:val="none"/>
                 <w:shd w:fill="auto" w:val="clear"/>
                 <w:vertAlign w:val="baseline"/>
@@ -512,11 +467,6 @@
               </w:rPr>
               <w:t xml:space="preserve">HU Relacionada:</w:t>
             </w:r>
-            <w:r>
-              <w:rPr>
-                <w:rtl w:val="0"/>
-              </w:rPr>
-            </w:r>
           </w:p>
         </w:tc>
         <w:tc>
@@ -540,16 +490,11 @@
               <w:ind w:left="0" w:right="0" w:firstLine="0"/>
               <w:jc w:val="left"/>
               <w:rPr>
-                <w:rFonts w:ascii="Calibri" w:cs="Calibri" w:eastAsia="Calibri" w:hAnsi="Calibri"/>
-                <w:b w:val="0"/>
-                <w:bCs w:val="0"/>
                 <w:i w:val="0"/>
                 <w:iCs w:val="0"/>
                 <w:smallCaps w:val="0"/>
                 <w:strike w:val="0"/>
                 <w:color w:val="000000"/>
-                <w:sz w:val="22"/>
-                <w:szCs w:val="22"/>
                 <w:u w:val="none"/>
                 <w:shd w:fill="auto" w:val="clear"/>
                 <w:vertAlign w:val="baseline"/>
@@ -572,6 +517,7 @@
       <w:tr>
         <w:trPr>
           <w:cantSplit w:val="0"/>
+          <w:trHeight w:val="220" w:hRule="atLeast"/>
           <w:tblHeader w:val="0"/>
         </w:trPr>
         <w:tc>
@@ -594,43 +540,33 @@
               <w:ind w:left="0" w:right="0" w:firstLine="0"/>
               <w:jc w:val="left"/>
               <w:rPr>
-                <w:rFonts w:ascii="Calibri" w:cs="Calibri" w:eastAsia="Calibri" w:hAnsi="Calibri"/>
-                <w:b w:val="1"/>
-                <w:bCs w:val="1"/>
-                <w:i w:val="0"/>
-                <w:iCs w:val="0"/>
-                <w:smallCaps w:val="0"/>
-                <w:strike w:val="0"/>
-                <w:color w:val="1f3864"/>
-                <w:sz w:val="22"/>
-                <w:szCs w:val="22"/>
-                <w:u w:val="none"/>
-                <w:shd w:fill="auto" w:val="clear"/>
-                <w:vertAlign w:val="baseline"/>
-              </w:rPr>
-            </w:pPr>
-            <w:r>
-              <w:rPr>
-                <w:b w:val="1"/>
-                <w:bCs w:val="1"/>
-                <w:i w:val="0"/>
-                <w:iCs w:val="0"/>
-                <w:smallCaps w:val="0"/>
-                <w:strike w:val="0"/>
-                <w:color w:val="1f3864"/>
-                <w:sz w:val="22"/>
-                <w:szCs w:val="22"/>
+                <w:b w:val="1"/>
+                <w:bCs w:val="1"/>
+                <w:i w:val="0"/>
+                <w:iCs w:val="0"/>
+                <w:smallCaps w:val="0"/>
+                <w:strike w:val="0"/>
+                <w:color w:val="1f3864"/>
+                <w:u w:val="none"/>
+                <w:shd w:fill="auto" w:val="clear"/>
+                <w:vertAlign w:val="baseline"/>
+              </w:rPr>
+            </w:pPr>
+            <w:r>
+              <w:rPr>
+                <w:b w:val="1"/>
+                <w:bCs w:val="1"/>
+                <w:i w:val="0"/>
+                <w:iCs w:val="0"/>
+                <w:smallCaps w:val="0"/>
+                <w:strike w:val="0"/>
+                <w:color w:val="1f3864"/>
                 <w:u w:val="none"/>
                 <w:shd w:fill="auto" w:val="clear"/>
                 <w:vertAlign w:val="baseline"/>
                 <w:rtl w:val="0"/>
               </w:rPr>
               <w:t xml:space="preserve">Módulo:</w:t>
-            </w:r>
-            <w:r>
-              <w:rPr>
-                <w:rtl w:val="0"/>
-              </w:rPr>
             </w:r>
           </w:p>
         </w:tc>
@@ -672,6 +608,7 @@
       <w:tr>
         <w:trPr>
           <w:cantSplit w:val="0"/>
+          <w:trHeight w:val="220" w:hRule="atLeast"/>
           <w:tblHeader w:val="0"/>
         </w:trPr>
         <w:tc>
@@ -696,7 +633,6 @@
               <w:ind w:left="0" w:right="0" w:firstLine="0"/>
               <w:jc w:val="left"/>
               <w:rPr>
-                <w:rFonts w:ascii="Calibri" w:cs="Calibri" w:eastAsia="Calibri" w:hAnsi="Calibri"/>
                 <w:b w:val="1"/>
                 <w:bCs w:val="1"/>
                 <w:i w:val="0"/>
@@ -704,24 +640,20 @@
                 <w:smallCaps w:val="0"/>
                 <w:strike w:val="0"/>
                 <w:color w:val="000000"/>
-                <w:sz w:val="22"/>
-                <w:szCs w:val="22"/>
-                <w:u w:val="none"/>
-                <w:shd w:fill="auto" w:val="clear"/>
-                <w:vertAlign w:val="baseline"/>
-              </w:rPr>
-            </w:pPr>
-            <w:r>
-              <w:rPr>
-                <w:b w:val="1"/>
-                <w:bCs w:val="1"/>
-                <w:i w:val="0"/>
-                <w:iCs w:val="0"/>
-                <w:smallCaps w:val="0"/>
-                <w:strike w:val="0"/>
-                <w:color w:val="1f3864"/>
-                <w:sz w:val="22"/>
-                <w:szCs w:val="22"/>
+                <w:u w:val="none"/>
+                <w:shd w:fill="auto" w:val="clear"/>
+                <w:vertAlign w:val="baseline"/>
+              </w:rPr>
+            </w:pPr>
+            <w:r>
+              <w:rPr>
+                <w:b w:val="1"/>
+                <w:bCs w:val="1"/>
+                <w:i w:val="0"/>
+                <w:iCs w:val="0"/>
+                <w:smallCaps w:val="0"/>
+                <w:strike w:val="0"/>
+                <w:color w:val="1f3864"/>
                 <w:u w:val="none"/>
                 <w:shd w:fill="auto" w:val="clear"/>
                 <w:vertAlign w:val="baseline"/>
@@ -756,32 +688,27 @@
               <w:ind w:left="0" w:right="0" w:firstLine="0"/>
               <w:jc w:val="left"/>
               <w:rPr>
-                <w:rFonts w:ascii="Calibri" w:cs="Calibri" w:eastAsia="Calibri" w:hAnsi="Calibri"/>
-                <w:b w:val="1"/>
-                <w:bCs w:val="1"/>
-                <w:i w:val="0"/>
-                <w:iCs w:val="0"/>
-                <w:smallCaps w:val="0"/>
-                <w:strike w:val="0"/>
-                <w:color w:val="1f3864"/>
-                <w:sz w:val="22"/>
-                <w:szCs w:val="22"/>
-                <w:u w:val="none"/>
-                <w:shd w:fill="auto" w:val="clear"/>
-                <w:vertAlign w:val="baseline"/>
-              </w:rPr>
-            </w:pPr>
-            <w:r>
-              <w:rPr>
-                <w:b w:val="1"/>
-                <w:bCs w:val="1"/>
-                <w:i w:val="0"/>
-                <w:iCs w:val="0"/>
-                <w:smallCaps w:val="0"/>
-                <w:strike w:val="0"/>
-                <w:color w:val="1f3864"/>
-                <w:sz w:val="22"/>
-                <w:szCs w:val="22"/>
+                <w:b w:val="1"/>
+                <w:bCs w:val="1"/>
+                <w:i w:val="0"/>
+                <w:iCs w:val="0"/>
+                <w:smallCaps w:val="0"/>
+                <w:strike w:val="0"/>
+                <w:color w:val="1f3864"/>
+                <w:u w:val="none"/>
+                <w:shd w:fill="auto" w:val="clear"/>
+                <w:vertAlign w:val="baseline"/>
+              </w:rPr>
+            </w:pPr>
+            <w:r>
+              <w:rPr>
+                <w:b w:val="1"/>
+                <w:bCs w:val="1"/>
+                <w:i w:val="0"/>
+                <w:iCs w:val="0"/>
+                <w:smallCaps w:val="0"/>
+                <w:strike w:val="0"/>
+                <w:color w:val="1f3864"/>
                 <w:u w:val="none"/>
                 <w:shd w:fill="auto" w:val="clear"/>
                 <w:vertAlign w:val="baseline"/>
@@ -789,11 +716,6 @@
               </w:rPr>
               <w:t xml:space="preserve">Yo como</w:t>
             </w:r>
-            <w:r>
-              <w:rPr>
-                <w:rtl w:val="0"/>
-              </w:rPr>
-            </w:r>
           </w:p>
         </w:tc>
         <w:tc>
@@ -810,26 +732,18 @@
             <w:pPr>
               <w:spacing w:after="0" w:line="240" w:lineRule="auto"/>
               <w:rPr>
-                <w:rFonts w:ascii="Calibri" w:cs="Calibri" w:eastAsia="Calibri" w:hAnsi="Calibri"/>
-                <w:b w:val="0"/>
-                <w:bCs w:val="0"/>
                 <w:i w:val="0"/>
                 <w:iCs w:val="0"/>
                 <w:smallCaps w:val="0"/>
                 <w:strike w:val="0"/>
                 <w:color w:val="000000"/>
-                <w:sz w:val="22"/>
-                <w:szCs w:val="22"/>
-                <w:u w:val="none"/>
-                <w:shd w:fill="auto" w:val="clear"/>
-                <w:vertAlign w:val="baseline"/>
-              </w:rPr>
-            </w:pPr>
-            <w:r>
-              <w:rPr>
-                <w:rFonts w:ascii="Arial" w:cs="Arial" w:eastAsia="Arial" w:hAnsi="Arial"/>
-                <w:sz w:val="20"/>
-                <w:szCs w:val="20"/>
+                <w:u w:val="none"/>
+                <w:shd w:fill="auto" w:val="clear"/>
+                <w:vertAlign w:val="baseline"/>
+              </w:rPr>
+            </w:pPr>
+            <w:r>
+              <w:rPr>
                 <w:rtl w:val="0"/>
               </w:rPr>
               <w:t xml:space="preserve">usuario interesado en los servicios de IKernell</w:t>
@@ -845,6 +759,7 @@
       <w:tr>
         <w:trPr>
           <w:cantSplit w:val="0"/>
+          <w:trHeight w:val="220" w:hRule="atLeast"/>
           <w:tblHeader w:val="0"/>
         </w:trPr>
         <w:tc>
@@ -877,16 +792,11 @@
               <w:ind w:left="0" w:right="0" w:firstLine="0"/>
               <w:jc w:val="left"/>
               <w:rPr>
-                <w:rFonts w:ascii="Calibri" w:cs="Calibri" w:eastAsia="Calibri" w:hAnsi="Calibri"/>
-                <w:b w:val="0"/>
-                <w:bCs w:val="0"/>
                 <w:i w:val="0"/>
                 <w:iCs w:val="0"/>
                 <w:smallCaps w:val="0"/>
                 <w:strike w:val="0"/>
                 <w:color w:val="000000"/>
-                <w:sz w:val="22"/>
-                <w:szCs w:val="22"/>
                 <w:u w:val="none"/>
                 <w:shd w:fill="auto" w:val="clear"/>
                 <w:vertAlign w:val="baseline"/>
@@ -919,43 +829,33 @@
               <w:ind w:left="0" w:right="0" w:firstLine="0"/>
               <w:jc w:val="left"/>
               <w:rPr>
-                <w:rFonts w:ascii="Calibri" w:cs="Calibri" w:eastAsia="Calibri" w:hAnsi="Calibri"/>
-                <w:b w:val="1"/>
-                <w:bCs w:val="1"/>
-                <w:i w:val="0"/>
-                <w:iCs w:val="0"/>
-                <w:smallCaps w:val="0"/>
-                <w:strike w:val="0"/>
-                <w:color w:val="1f3864"/>
-                <w:sz w:val="22"/>
-                <w:szCs w:val="22"/>
-                <w:u w:val="none"/>
-                <w:shd w:fill="auto" w:val="clear"/>
-                <w:vertAlign w:val="baseline"/>
-              </w:rPr>
-            </w:pPr>
-            <w:r>
-              <w:rPr>
-                <w:b w:val="1"/>
-                <w:bCs w:val="1"/>
-                <w:i w:val="0"/>
-                <w:iCs w:val="0"/>
-                <w:smallCaps w:val="0"/>
-                <w:strike w:val="0"/>
-                <w:color w:val="1f3864"/>
-                <w:sz w:val="22"/>
-                <w:szCs w:val="22"/>
+                <w:b w:val="1"/>
+                <w:bCs w:val="1"/>
+                <w:i w:val="0"/>
+                <w:iCs w:val="0"/>
+                <w:smallCaps w:val="0"/>
+                <w:strike w:val="0"/>
+                <w:color w:val="1f3864"/>
+                <w:u w:val="none"/>
+                <w:shd w:fill="auto" w:val="clear"/>
+                <w:vertAlign w:val="baseline"/>
+              </w:rPr>
+            </w:pPr>
+            <w:r>
+              <w:rPr>
+                <w:b w:val="1"/>
+                <w:bCs w:val="1"/>
+                <w:i w:val="0"/>
+                <w:iCs w:val="0"/>
+                <w:smallCaps w:val="0"/>
+                <w:strike w:val="0"/>
+                <w:color w:val="1f3864"/>
                 <w:u w:val="none"/>
                 <w:shd w:fill="auto" w:val="clear"/>
                 <w:vertAlign w:val="baseline"/>
                 <w:rtl w:val="0"/>
               </w:rPr>
               <w:t xml:space="preserve">Requiero</w:t>
-            </w:r>
-            <w:r>
-              <w:rPr>
-                <w:rtl w:val="0"/>
-              </w:rPr>
             </w:r>
           </w:p>
         </w:tc>
@@ -997,6 +897,7 @@
       <w:tr>
         <w:trPr>
           <w:cantSplit w:val="0"/>
+          <w:trHeight w:val="220" w:hRule="atLeast"/>
           <w:tblHeader w:val="0"/>
         </w:trPr>
         <w:tc>
@@ -1029,16 +930,11 @@
               <w:ind w:left="0" w:right="0" w:firstLine="0"/>
               <w:jc w:val="left"/>
               <w:rPr>
-                <w:rFonts w:ascii="Calibri" w:cs="Calibri" w:eastAsia="Calibri" w:hAnsi="Calibri"/>
-                <w:b w:val="0"/>
-                <w:bCs w:val="0"/>
                 <w:i w:val="0"/>
                 <w:iCs w:val="0"/>
                 <w:smallCaps w:val="0"/>
                 <w:strike w:val="0"/>
                 <w:color w:val="000000"/>
-                <w:sz w:val="22"/>
-                <w:szCs w:val="22"/>
                 <w:u w:val="none"/>
                 <w:shd w:fill="auto" w:val="clear"/>
                 <w:vertAlign w:val="baseline"/>
@@ -1071,43 +967,33 @@
               <w:ind w:left="0" w:right="0" w:firstLine="0"/>
               <w:jc w:val="left"/>
               <w:rPr>
-                <w:rFonts w:ascii="Calibri" w:cs="Calibri" w:eastAsia="Calibri" w:hAnsi="Calibri"/>
-                <w:b w:val="1"/>
-                <w:bCs w:val="1"/>
-                <w:i w:val="0"/>
-                <w:iCs w:val="0"/>
-                <w:smallCaps w:val="0"/>
-                <w:strike w:val="0"/>
-                <w:color w:val="1f3864"/>
-                <w:sz w:val="22"/>
-                <w:szCs w:val="22"/>
-                <w:u w:val="none"/>
-                <w:shd w:fill="auto" w:val="clear"/>
-                <w:vertAlign w:val="baseline"/>
-              </w:rPr>
-            </w:pPr>
-            <w:r>
-              <w:rPr>
-                <w:b w:val="1"/>
-                <w:bCs w:val="1"/>
-                <w:i w:val="0"/>
-                <w:iCs w:val="0"/>
-                <w:smallCaps w:val="0"/>
-                <w:strike w:val="0"/>
-                <w:color w:val="1f3864"/>
-                <w:sz w:val="22"/>
-                <w:szCs w:val="22"/>
+                <w:b w:val="1"/>
+                <w:bCs w:val="1"/>
+                <w:i w:val="0"/>
+                <w:iCs w:val="0"/>
+                <w:smallCaps w:val="0"/>
+                <w:strike w:val="0"/>
+                <w:color w:val="1f3864"/>
+                <w:u w:val="none"/>
+                <w:shd w:fill="auto" w:val="clear"/>
+                <w:vertAlign w:val="baseline"/>
+              </w:rPr>
+            </w:pPr>
+            <w:r>
+              <w:rPr>
+                <w:b w:val="1"/>
+                <w:bCs w:val="1"/>
+                <w:i w:val="0"/>
+                <w:iCs w:val="0"/>
+                <w:smallCaps w:val="0"/>
+                <w:strike w:val="0"/>
+                <w:color w:val="1f3864"/>
                 <w:u w:val="none"/>
                 <w:shd w:fill="auto" w:val="clear"/>
                 <w:vertAlign w:val="baseline"/>
                 <w:rtl w:val="0"/>
               </w:rPr>
               <w:t xml:space="preserve">Para</w:t>
-            </w:r>
-            <w:r>
-              <w:rPr>
-                <w:rtl w:val="0"/>
-              </w:rPr>
             </w:r>
           </w:p>
         </w:tc>
@@ -1136,7 +1022,7 @@
               <w:rPr>
                 <w:rtl w:val="0"/>
               </w:rPr>
-              <w:t xml:space="preserve">recibir una respuesta personalizada de parte de la empresa</w:t>
+              <w:t xml:space="preserve">comunicar una consulta a la empresa cuando no encuentre respuesta en las preguntas frecuentes.</w:t>
             </w:r>
             <w:r>
               <w:rPr>
@@ -1149,6 +1035,7 @@
       <w:tr>
         <w:trPr>
           <w:cantSplit w:val="0"/>
+          <w:trHeight w:val="220" w:hRule="atLeast"/>
           <w:tblHeader w:val="0"/>
         </w:trPr>
         <w:tc>
@@ -1171,32 +1058,27 @@
               <w:ind w:left="0" w:right="0" w:firstLine="0"/>
               <w:jc w:val="left"/>
               <w:rPr>
-                <w:rFonts w:ascii="Calibri" w:cs="Calibri" w:eastAsia="Calibri" w:hAnsi="Calibri"/>
-                <w:b w:val="1"/>
-                <w:bCs w:val="1"/>
-                <w:i w:val="0"/>
-                <w:iCs w:val="0"/>
-                <w:smallCaps w:val="0"/>
-                <w:strike w:val="0"/>
-                <w:color w:val="1f3864"/>
-                <w:sz w:val="22"/>
-                <w:szCs w:val="22"/>
-                <w:u w:val="none"/>
-                <w:shd w:fill="auto" w:val="clear"/>
-                <w:vertAlign w:val="baseline"/>
-              </w:rPr>
-            </w:pPr>
-            <w:r>
-              <w:rPr>
-                <w:b w:val="1"/>
-                <w:bCs w:val="1"/>
-                <w:i w:val="0"/>
-                <w:iCs w:val="0"/>
-                <w:smallCaps w:val="0"/>
-                <w:strike w:val="0"/>
-                <w:color w:val="1f3864"/>
-                <w:sz w:val="22"/>
-                <w:szCs w:val="22"/>
+                <w:b w:val="1"/>
+                <w:bCs w:val="1"/>
+                <w:i w:val="0"/>
+                <w:iCs w:val="0"/>
+                <w:smallCaps w:val="0"/>
+                <w:strike w:val="0"/>
+                <w:color w:val="1f3864"/>
+                <w:u w:val="none"/>
+                <w:shd w:fill="auto" w:val="clear"/>
+                <w:vertAlign w:val="baseline"/>
+              </w:rPr>
+            </w:pPr>
+            <w:r>
+              <w:rPr>
+                <w:b w:val="1"/>
+                <w:bCs w:val="1"/>
+                <w:i w:val="0"/>
+                <w:iCs w:val="0"/>
+                <w:smallCaps w:val="0"/>
+                <w:strike w:val="0"/>
+                <w:color w:val="1f3864"/>
                 <w:u w:val="none"/>
                 <w:shd w:fill="auto" w:val="clear"/>
                 <w:vertAlign w:val="baseline"/>
@@ -1204,11 +1086,6 @@
               </w:rPr>
               <w:t xml:space="preserve">Requerimiento:</w:t>
             </w:r>
-            <w:r>
-              <w:rPr>
-                <w:rtl w:val="0"/>
-              </w:rPr>
-            </w:r>
           </w:p>
         </w:tc>
         <w:tc>
@@ -1223,12 +1100,7 @@
           </w:tcPr>
           <w:p>
             <w:pPr>
-              <w:keepNext w:val="0"/>
-              <w:keepLines w:val="0"/>
-              <w:widowControl w:val="1"/>
-              <w:shd w:fill="auto" w:val="clear"/>
-              <w:spacing w:after="0" w:before="0" w:line="240" w:lineRule="auto"/>
-              <w:ind w:left="0" w:right="0" w:firstLine="0"/>
+              <w:spacing w:after="0" w:line="240" w:lineRule="auto"/>
               <w:jc w:val="both"/>
               <w:rPr/>
             </w:pPr>
@@ -1236,7 +1108,129 @@
               <w:rPr>
                 <w:rtl w:val="0"/>
               </w:rPr>
-              <w:t xml:space="preserve">RF-002</w:t>
+              <w:t xml:space="preserve">- El sistema debe permitir a un usuario interesado enviar un mensaje mediante un formulario de contacto.</w:t>
+            </w:r>
+          </w:p>
+          <w:p>
+            <w:pPr>
+              <w:spacing w:after="0" w:line="240" w:lineRule="auto"/>
+              <w:jc w:val="both"/>
+              <w:rPr/>
+            </w:pPr>
+            <w:r>
+              <w:rPr>
+                <w:rtl w:val="0"/>
+              </w:rPr>
+              <w:t xml:space="preserve">- El formulario debe estar disponible sin necesidad de autenticación.</w:t>
+            </w:r>
+          </w:p>
+          <w:p>
+            <w:pPr>
+              <w:spacing w:after="0" w:line="240" w:lineRule="auto"/>
+              <w:jc w:val="both"/>
+              <w:rPr/>
+            </w:pPr>
+            <w:r>
+              <w:rPr>
+                <w:rtl w:val="0"/>
+              </w:rPr>
+              <w:t xml:space="preserve">- El formulario debe solicitar como mínimo nombre, correo electrónico y mensaje.</w:t>
+            </w:r>
+          </w:p>
+          <w:p>
+            <w:pPr>
+              <w:spacing w:after="0" w:line="240" w:lineRule="auto"/>
+              <w:jc w:val="both"/>
+              <w:rPr/>
+            </w:pPr>
+            <w:r>
+              <w:rPr>
+                <w:rtl w:val="0"/>
+              </w:rPr>
+              <w:t xml:space="preserve">- El sistema debe validar los campos obligatorios antes del envío.</w:t>
+            </w:r>
+          </w:p>
+          <w:p>
+            <w:pPr>
+              <w:spacing w:after="0" w:line="240" w:lineRule="auto"/>
+              <w:jc w:val="both"/>
+              <w:rPr/>
+            </w:pPr>
+            <w:r>
+              <w:rPr>
+                <w:rtl w:val="0"/>
+              </w:rPr>
+              <w:t xml:space="preserve">- El sistema debe validar el formato del correo electrónico.</w:t>
+            </w:r>
+          </w:p>
+          <w:p>
+            <w:pPr>
+              <w:spacing w:after="0" w:line="240" w:lineRule="auto"/>
+              <w:jc w:val="both"/>
+              <w:rPr/>
+            </w:pPr>
+            <w:r>
+              <w:rPr>
+                <w:rtl w:val="0"/>
+              </w:rPr>
+              <w:t xml:space="preserve">- El sistema debe almacenar el mensaje enviado correctamente.</w:t>
+            </w:r>
+          </w:p>
+          <w:p>
+            <w:pPr>
+              <w:spacing w:after="0" w:line="240" w:lineRule="auto"/>
+              <w:jc w:val="both"/>
+              <w:rPr/>
+            </w:pPr>
+            <w:r>
+              <w:rPr>
+                <w:rtl w:val="0"/>
+              </w:rPr>
+              <w:t xml:space="preserve">- El sistema debe mostrar una confirmación cuando el mensaje sea enviado exitosamente.</w:t>
+            </w:r>
+          </w:p>
+          <w:p>
+            <w:pPr>
+              <w:spacing w:after="0" w:line="240" w:lineRule="auto"/>
+              <w:jc w:val="both"/>
+              <w:rPr/>
+            </w:pPr>
+            <w:r>
+              <w:rPr>
+                <w:rtl w:val="0"/>
+              </w:rPr>
+              <w:t xml:space="preserve">- El sistema debe informar al usuario cuando ocurra un error durante el envío.</w:t>
+            </w:r>
+          </w:p>
+          <w:p>
+            <w:pPr>
+              <w:spacing w:after="0" w:line="240" w:lineRule="auto"/>
+              <w:jc w:val="both"/>
+              <w:rPr/>
+            </w:pPr>
+            <w:r>
+              <w:rPr>
+                <w:rtl w:val="0"/>
+              </w:rPr>
+              <w:t xml:space="preserve">- El sistema debe impedir el envío de formularios con información incompleta.</w:t>
+            </w:r>
+          </w:p>
+          <w:p>
+            <w:pPr>
+              <w:keepNext w:val="0"/>
+              <w:keepLines w:val="0"/>
+              <w:widowControl w:val="1"/>
+              <w:shd w:fill="auto" w:val="clear"/>
+              <w:spacing w:after="0" w:before="0" w:line="240" w:lineRule="auto"/>
+              <w:ind w:left="0" w:right="0" w:firstLine="0"/>
+              <w:jc w:val="both"/>
+              <w:rPr/>
+            </w:pPr>
+            <w:r>
+              <w:rPr>
+                <w:rtl w:val="0"/>
+              </w:rPr>
+              <w:t xml:space="preserve">- El sistema debe registrar la fecha y hora de recepción del mensaje.</w:t>
             </w:r>
           </w:p>
         </w:tc>
@@ -1244,6 +1238,7 @@
       <w:tr>
         <w:trPr>
           <w:cantSplit w:val="0"/>
+          <w:trHeight w:val="220" w:hRule="atLeast"/>
           <w:tblHeader w:val="0"/>
         </w:trPr>
         <w:tc>
@@ -1266,43 +1261,33 @@
               <w:ind w:left="0" w:right="0" w:firstLine="0"/>
               <w:jc w:val="center"/>
               <w:rPr>
-                <w:rFonts w:ascii="Calibri" w:cs="Calibri" w:eastAsia="Calibri" w:hAnsi="Calibri"/>
-                <w:b w:val="1"/>
-                <w:bCs w:val="1"/>
-                <w:i w:val="0"/>
-                <w:iCs w:val="0"/>
-                <w:smallCaps w:val="0"/>
-                <w:strike w:val="0"/>
-                <w:color w:val="1f3864"/>
-                <w:sz w:val="22"/>
-                <w:szCs w:val="22"/>
-                <w:u w:val="none"/>
-                <w:shd w:fill="auto" w:val="clear"/>
-                <w:vertAlign w:val="baseline"/>
-              </w:rPr>
-            </w:pPr>
-            <w:r>
-              <w:rPr>
-                <w:b w:val="1"/>
-                <w:bCs w:val="1"/>
-                <w:i w:val="0"/>
-                <w:iCs w:val="0"/>
-                <w:smallCaps w:val="0"/>
-                <w:strike w:val="0"/>
-                <w:color w:val="1f3864"/>
-                <w:sz w:val="22"/>
-                <w:szCs w:val="22"/>
+                <w:b w:val="1"/>
+                <w:bCs w:val="1"/>
+                <w:i w:val="0"/>
+                <w:iCs w:val="0"/>
+                <w:smallCaps w:val="0"/>
+                <w:strike w:val="0"/>
+                <w:color w:val="1f3864"/>
+                <w:u w:val="none"/>
+                <w:shd w:fill="auto" w:val="clear"/>
+                <w:vertAlign w:val="baseline"/>
+              </w:rPr>
+            </w:pPr>
+            <w:r>
+              <w:rPr>
+                <w:b w:val="1"/>
+                <w:bCs w:val="1"/>
+                <w:i w:val="0"/>
+                <w:iCs w:val="0"/>
+                <w:smallCaps w:val="0"/>
+                <w:strike w:val="0"/>
+                <w:color w:val="1f3864"/>
                 <w:u w:val="none"/>
                 <w:shd w:fill="auto" w:val="clear"/>
                 <w:vertAlign w:val="baseline"/>
                 <w:rtl w:val="0"/>
               </w:rPr>
               <w:t xml:space="preserve">CRITERIOS DE ACEPTACIÓN</w:t>
-            </w:r>
-            <w:r>
-              <w:rPr>
-                <w:rtl w:val="0"/>
-              </w:rPr>
             </w:r>
           </w:p>
         </w:tc>
@@ -1335,32 +1320,27 @@
               <w:ind w:left="0" w:right="0" w:firstLine="0"/>
               <w:jc w:val="center"/>
               <w:rPr>
-                <w:rFonts w:ascii="Calibri" w:cs="Calibri" w:eastAsia="Calibri" w:hAnsi="Calibri"/>
-                <w:b w:val="1"/>
-                <w:bCs w:val="1"/>
-                <w:i w:val="0"/>
-                <w:iCs w:val="0"/>
-                <w:smallCaps w:val="0"/>
-                <w:strike w:val="0"/>
-                <w:color w:val="1f3864"/>
-                <w:sz w:val="22"/>
-                <w:szCs w:val="22"/>
-                <w:u w:val="none"/>
-                <w:shd w:fill="auto" w:val="clear"/>
-                <w:vertAlign w:val="baseline"/>
-              </w:rPr>
-            </w:pPr>
-            <w:r>
-              <w:rPr>
-                <w:b w:val="1"/>
-                <w:bCs w:val="1"/>
-                <w:i w:val="0"/>
-                <w:iCs w:val="0"/>
-                <w:smallCaps w:val="0"/>
-                <w:strike w:val="0"/>
-                <w:color w:val="1f3864"/>
-                <w:sz w:val="22"/>
-                <w:szCs w:val="22"/>
+                <w:b w:val="1"/>
+                <w:bCs w:val="1"/>
+                <w:i w:val="0"/>
+                <w:iCs w:val="0"/>
+                <w:smallCaps w:val="0"/>
+                <w:strike w:val="0"/>
+                <w:color w:val="1f3864"/>
+                <w:u w:val="none"/>
+                <w:shd w:fill="auto" w:val="clear"/>
+                <w:vertAlign w:val="baseline"/>
+              </w:rPr>
+            </w:pPr>
+            <w:r>
+              <w:rPr>
+                <w:b w:val="1"/>
+                <w:bCs w:val="1"/>
+                <w:i w:val="0"/>
+                <w:iCs w:val="0"/>
+                <w:smallCaps w:val="0"/>
+                <w:strike w:val="0"/>
+                <w:color w:val="1f3864"/>
                 <w:u w:val="none"/>
                 <w:shd w:fill="auto" w:val="clear"/>
                 <w:vertAlign w:val="baseline"/>
@@ -1368,11 +1348,6 @@
               </w:rPr>
               <w:t xml:space="preserve">Condición 01</w:t>
             </w:r>
-            <w:r>
-              <w:rPr>
-                <w:rtl w:val="0"/>
-              </w:rPr>
-            </w:r>
           </w:p>
           <w:p>
             <w:pPr>
@@ -1384,16 +1359,13 @@
               <w:ind w:left="0" w:right="0" w:firstLine="0"/>
               <w:jc w:val="center"/>
               <w:rPr>
-                <w:rFonts w:ascii="Calibri" w:cs="Calibri" w:eastAsia="Calibri" w:hAnsi="Calibri"/>
-                <w:b w:val="1"/>
-                <w:bCs w:val="1"/>
-                <w:i w:val="0"/>
-                <w:iCs w:val="0"/>
-                <w:smallCaps w:val="0"/>
-                <w:strike w:val="0"/>
-                <w:color w:val="1f3864"/>
-                <w:sz w:val="22"/>
-                <w:szCs w:val="22"/>
+                <w:b w:val="1"/>
+                <w:bCs w:val="1"/>
+                <w:i w:val="0"/>
+                <w:iCs w:val="0"/>
+                <w:smallCaps w:val="0"/>
+                <w:strike w:val="0"/>
+                <w:color w:val="1f3864"/>
                 <w:u w:val="none"/>
                 <w:shd w:fill="auto" w:val="clear"/>
                 <w:vertAlign w:val="baseline"/>
@@ -1415,16 +1387,13 @@
               <w:ind w:left="0" w:right="0" w:firstLine="0"/>
               <w:jc w:val="center"/>
               <w:rPr>
-                <w:rFonts w:ascii="Calibri" w:cs="Calibri" w:eastAsia="Calibri" w:hAnsi="Calibri"/>
-                <w:b w:val="1"/>
-                <w:bCs w:val="1"/>
-                <w:i w:val="0"/>
-                <w:iCs w:val="0"/>
-                <w:smallCaps w:val="0"/>
-                <w:strike w:val="0"/>
-                <w:color w:val="1f3864"/>
-                <w:sz w:val="22"/>
-                <w:szCs w:val="22"/>
+                <w:b w:val="1"/>
+                <w:bCs w:val="1"/>
+                <w:i w:val="0"/>
+                <w:iCs w:val="0"/>
+                <w:smallCaps w:val="0"/>
+                <w:strike w:val="0"/>
+                <w:color w:val="1f3864"/>
                 <w:u w:val="none"/>
                 <w:shd w:fill="auto" w:val="clear"/>
                 <w:vertAlign w:val="baseline"/>
@@ -1458,32 +1427,25 @@
               <w:ind w:left="0" w:right="0" w:firstLine="0"/>
               <w:jc w:val="left"/>
               <w:rPr>
-                <w:rFonts w:ascii="Calibri" w:cs="Calibri" w:eastAsia="Calibri" w:hAnsi="Calibri"/>
-                <w:b w:val="0"/>
-                <w:bCs w:val="0"/>
                 <w:i w:val="0"/>
                 <w:iCs w:val="0"/>
                 <w:smallCaps w:val="0"/>
                 <w:strike w:val="0"/>
                 <w:color w:val="000000"/>
-                <w:sz w:val="22"/>
-                <w:szCs w:val="22"/>
-                <w:u w:val="none"/>
-                <w:shd w:fill="auto" w:val="clear"/>
-                <w:vertAlign w:val="baseline"/>
-              </w:rPr>
-            </w:pPr>
-            <w:r>
-              <w:rPr>
-                <w:b w:val="1"/>
-                <w:bCs w:val="1"/>
-                <w:i w:val="0"/>
-                <w:iCs w:val="0"/>
-                <w:smallCaps w:val="0"/>
-                <w:strike w:val="0"/>
-                <w:color w:val="1f3864"/>
-                <w:sz w:val="22"/>
-                <w:szCs w:val="22"/>
+                <w:u w:val="none"/>
+                <w:shd w:fill="auto" w:val="clear"/>
+                <w:vertAlign w:val="baseline"/>
+              </w:rPr>
+            </w:pPr>
+            <w:r>
+              <w:rPr>
+                <w:b w:val="1"/>
+                <w:bCs w:val="1"/>
+                <w:i w:val="0"/>
+                <w:iCs w:val="0"/>
+                <w:smallCaps w:val="0"/>
+                <w:strike w:val="0"/>
+                <w:color w:val="1f3864"/>
                 <w:u w:val="none"/>
                 <w:shd w:fill="auto" w:val="clear"/>
                 <w:vertAlign w:val="baseline"/>
@@ -1519,16 +1481,11 @@
               <w:ind w:left="0" w:right="0" w:firstLine="0"/>
               <w:jc w:val="left"/>
               <w:rPr>
-                <w:rFonts w:ascii="Calibri" w:cs="Calibri" w:eastAsia="Calibri" w:hAnsi="Calibri"/>
-                <w:b w:val="0"/>
-                <w:bCs w:val="0"/>
                 <w:i w:val="0"/>
                 <w:iCs w:val="0"/>
                 <w:smallCaps w:val="0"/>
                 <w:strike w:val="0"/>
                 <w:color w:val="000000"/>
-                <w:sz w:val="22"/>
-                <w:szCs w:val="22"/>
                 <w:u w:val="none"/>
                 <w:shd w:fill="auto" w:val="clear"/>
                 <w:vertAlign w:val="baseline"/>
@@ -1551,6 +1508,7 @@
       <w:tr>
         <w:trPr>
           <w:cantSplit w:val="0"/>
+          <w:trHeight w:val="220" w:hRule="atLeast"/>
           <w:tblHeader w:val="0"/>
         </w:trPr>
         <w:tc>
@@ -1583,16 +1541,11 @@
               <w:ind w:left="0" w:right="0" w:firstLine="0"/>
               <w:jc w:val="left"/>
               <w:rPr>
-                <w:rFonts w:ascii="Calibri" w:cs="Calibri" w:eastAsia="Calibri" w:hAnsi="Calibri"/>
-                <w:b w:val="0"/>
-                <w:bCs w:val="0"/>
                 <w:i w:val="0"/>
                 <w:iCs w:val="0"/>
                 <w:smallCaps w:val="0"/>
                 <w:strike w:val="0"/>
                 <w:color w:val="000000"/>
-                <w:sz w:val="22"/>
-                <w:szCs w:val="22"/>
                 <w:u w:val="none"/>
                 <w:shd w:fill="auto" w:val="clear"/>
                 <w:vertAlign w:val="baseline"/>
@@ -1626,43 +1579,33 @@
               <w:ind w:left="0" w:right="0" w:firstLine="0"/>
               <w:jc w:val="left"/>
               <w:rPr>
-                <w:rFonts w:ascii="Calibri" w:cs="Calibri" w:eastAsia="Calibri" w:hAnsi="Calibri"/>
-                <w:b w:val="1"/>
-                <w:bCs w:val="1"/>
-                <w:i w:val="0"/>
-                <w:iCs w:val="0"/>
-                <w:smallCaps w:val="0"/>
-                <w:strike w:val="0"/>
-                <w:color w:val="1f3864"/>
-                <w:sz w:val="22"/>
-                <w:szCs w:val="22"/>
-                <w:u w:val="none"/>
-                <w:shd w:fill="auto" w:val="clear"/>
-                <w:vertAlign w:val="baseline"/>
-              </w:rPr>
-            </w:pPr>
-            <w:r>
-              <w:rPr>
-                <w:b w:val="1"/>
-                <w:bCs w:val="1"/>
-                <w:i w:val="0"/>
-                <w:iCs w:val="0"/>
-                <w:smallCaps w:val="0"/>
-                <w:strike w:val="0"/>
-                <w:color w:val="1f3864"/>
-                <w:sz w:val="22"/>
-                <w:szCs w:val="22"/>
+                <w:b w:val="1"/>
+                <w:bCs w:val="1"/>
+                <w:i w:val="0"/>
+                <w:iCs w:val="0"/>
+                <w:smallCaps w:val="0"/>
+                <w:strike w:val="0"/>
+                <w:color w:val="1f3864"/>
+                <w:u w:val="none"/>
+                <w:shd w:fill="auto" w:val="clear"/>
+                <w:vertAlign w:val="baseline"/>
+              </w:rPr>
+            </w:pPr>
+            <w:r>
+              <w:rPr>
+                <w:b w:val="1"/>
+                <w:bCs w:val="1"/>
+                <w:i w:val="0"/>
+                <w:iCs w:val="0"/>
+                <w:smallCaps w:val="0"/>
+                <w:strike w:val="0"/>
+                <w:color w:val="1f3864"/>
                 <w:u w:val="none"/>
                 <w:shd w:fill="auto" w:val="clear"/>
                 <w:vertAlign w:val="baseline"/>
                 <w:rtl w:val="0"/>
               </w:rPr>
               <w:t xml:space="preserve">Cuando:</w:t>
-            </w:r>
-            <w:r>
-              <w:rPr>
-                <w:rtl w:val="0"/>
-              </w:rPr>
             </w:r>
           </w:p>
         </w:tc>
@@ -1700,6 +1643,7 @@
       <w:tr>
         <w:trPr>
           <w:cantSplit w:val="0"/>
+          <w:trHeight w:val="220" w:hRule="atLeast"/>
           <w:tblHeader w:val="0"/>
         </w:trPr>
         <w:tc>
@@ -1761,32 +1705,27 @@
               <w:ind w:left="0" w:right="0" w:firstLine="0"/>
               <w:jc w:val="left"/>
               <w:rPr>
-                <w:rFonts w:ascii="Calibri" w:cs="Calibri" w:eastAsia="Calibri" w:hAnsi="Calibri"/>
-                <w:b w:val="1"/>
-                <w:bCs w:val="1"/>
-                <w:i w:val="0"/>
-                <w:iCs w:val="0"/>
-                <w:smallCaps w:val="0"/>
-                <w:strike w:val="0"/>
-                <w:color w:val="1f3864"/>
-                <w:sz w:val="22"/>
-                <w:szCs w:val="22"/>
-                <w:u w:val="none"/>
-                <w:shd w:fill="auto" w:val="clear"/>
-                <w:vertAlign w:val="baseline"/>
-              </w:rPr>
-            </w:pPr>
-            <w:r>
-              <w:rPr>
-                <w:b w:val="1"/>
-                <w:bCs w:val="1"/>
-                <w:i w:val="0"/>
-                <w:iCs w:val="0"/>
-                <w:smallCaps w:val="0"/>
-                <w:strike w:val="0"/>
-                <w:color w:val="1f3864"/>
-                <w:sz w:val="22"/>
-                <w:szCs w:val="22"/>
+                <w:b w:val="1"/>
+                <w:bCs w:val="1"/>
+                <w:i w:val="0"/>
+                <w:iCs w:val="0"/>
+                <w:smallCaps w:val="0"/>
+                <w:strike w:val="0"/>
+                <w:color w:val="1f3864"/>
+                <w:u w:val="none"/>
+                <w:shd w:fill="auto" w:val="clear"/>
+                <w:vertAlign w:val="baseline"/>
+              </w:rPr>
+            </w:pPr>
+            <w:r>
+              <w:rPr>
+                <w:b w:val="1"/>
+                <w:bCs w:val="1"/>
+                <w:i w:val="0"/>
+                <w:iCs w:val="0"/>
+                <w:smallCaps w:val="0"/>
+                <w:strike w:val="0"/>
+                <w:color w:val="1f3864"/>
                 <w:u w:val="none"/>
                 <w:shd w:fill="auto" w:val="clear"/>
                 <w:vertAlign w:val="baseline"/>
@@ -1794,11 +1733,6 @@
               </w:rPr>
               <w:t xml:space="preserve">Entonces:</w:t>
             </w:r>
-            <w:r>
-              <w:rPr>
-                <w:rtl w:val="0"/>
-              </w:rPr>
-            </w:r>
           </w:p>
         </w:tc>
         <w:tc>
@@ -1822,16 +1756,11 @@
               <w:ind w:left="0" w:right="0" w:firstLine="0"/>
               <w:jc w:val="left"/>
               <w:rPr>
-                <w:rFonts w:ascii="Calibri" w:cs="Calibri" w:eastAsia="Calibri" w:hAnsi="Calibri"/>
-                <w:b w:val="0"/>
-                <w:bCs w:val="0"/>
                 <w:i w:val="0"/>
                 <w:iCs w:val="0"/>
                 <w:smallCaps w:val="0"/>
                 <w:strike w:val="0"/>
                 <w:color w:val="000000"/>
-                <w:sz w:val="22"/>
-                <w:szCs w:val="22"/>
                 <w:u w:val="none"/>
                 <w:shd w:fill="auto" w:val="clear"/>
                 <w:vertAlign w:val="baseline"/>
@@ -1854,6 +1783,7 @@
       <w:tr>
         <w:trPr>
           <w:cantSplit w:val="0"/>
+          <w:trHeight w:val="220" w:hRule="atLeast"/>
           <w:tblHeader w:val="0"/>
         </w:trPr>
         <w:tc>
@@ -1878,32 +1808,27 @@
               <w:ind w:left="0" w:right="0" w:firstLine="0"/>
               <w:jc w:val="center"/>
               <w:rPr>
-                <w:rFonts w:ascii="Calibri" w:cs="Calibri" w:eastAsia="Calibri" w:hAnsi="Calibri"/>
-                <w:b w:val="1"/>
-                <w:bCs w:val="1"/>
-                <w:i w:val="0"/>
-                <w:iCs w:val="0"/>
-                <w:smallCaps w:val="0"/>
-                <w:strike w:val="0"/>
-                <w:color w:val="1f3864"/>
-                <w:sz w:val="22"/>
-                <w:szCs w:val="22"/>
-                <w:u w:val="none"/>
-                <w:shd w:fill="auto" w:val="clear"/>
-                <w:vertAlign w:val="baseline"/>
-              </w:rPr>
-            </w:pPr>
-            <w:r>
-              <w:rPr>
-                <w:b w:val="1"/>
-                <w:bCs w:val="1"/>
-                <w:i w:val="0"/>
-                <w:iCs w:val="0"/>
-                <w:smallCaps w:val="0"/>
-                <w:strike w:val="0"/>
-                <w:color w:val="1f3864"/>
-                <w:sz w:val="22"/>
-                <w:szCs w:val="22"/>
+                <w:b w:val="1"/>
+                <w:bCs w:val="1"/>
+                <w:i w:val="0"/>
+                <w:iCs w:val="0"/>
+                <w:smallCaps w:val="0"/>
+                <w:strike w:val="0"/>
+                <w:color w:val="1f3864"/>
+                <w:u w:val="none"/>
+                <w:shd w:fill="auto" w:val="clear"/>
+                <w:vertAlign w:val="baseline"/>
+              </w:rPr>
+            </w:pPr>
+            <w:r>
+              <w:rPr>
+                <w:b w:val="1"/>
+                <w:bCs w:val="1"/>
+                <w:i w:val="0"/>
+                <w:iCs w:val="0"/>
+                <w:smallCaps w:val="0"/>
+                <w:strike w:val="0"/>
+                <w:color w:val="1f3864"/>
                 <w:u w:val="none"/>
                 <w:shd w:fill="auto" w:val="clear"/>
                 <w:vertAlign w:val="baseline"/>
@@ -1911,11 +1836,6 @@
               </w:rPr>
               <w:t xml:space="preserve">Condición 02</w:t>
             </w:r>
-            <w:r>
-              <w:rPr>
-                <w:rtl w:val="0"/>
-              </w:rPr>
-            </w:r>
           </w:p>
           <w:p>
             <w:pPr>
@@ -1927,16 +1847,13 @@
               <w:ind w:left="0" w:right="0" w:firstLine="0"/>
               <w:jc w:val="center"/>
               <w:rPr>
-                <w:rFonts w:ascii="Calibri" w:cs="Calibri" w:eastAsia="Calibri" w:hAnsi="Calibri"/>
-                <w:b w:val="1"/>
-                <w:bCs w:val="1"/>
-                <w:i w:val="0"/>
-                <w:iCs w:val="0"/>
-                <w:smallCaps w:val="0"/>
-                <w:strike w:val="0"/>
-                <w:color w:val="1f3864"/>
-                <w:sz w:val="22"/>
-                <w:szCs w:val="22"/>
+                <w:b w:val="1"/>
+                <w:bCs w:val="1"/>
+                <w:i w:val="0"/>
+                <w:iCs w:val="0"/>
+                <w:smallCaps w:val="0"/>
+                <w:strike w:val="0"/>
+                <w:color w:val="1f3864"/>
                 <w:u w:val="none"/>
                 <w:shd w:fill="auto" w:val="clear"/>
                 <w:vertAlign w:val="baseline"/>
@@ -1970,32 +1887,27 @@
               <w:ind w:left="0" w:right="0" w:firstLine="0"/>
               <w:jc w:val="left"/>
               <w:rPr>
-                <w:rFonts w:ascii="Calibri" w:cs="Calibri" w:eastAsia="Calibri" w:hAnsi="Calibri"/>
-                <w:b w:val="1"/>
-                <w:bCs w:val="1"/>
-                <w:i w:val="0"/>
-                <w:iCs w:val="0"/>
-                <w:smallCaps w:val="0"/>
-                <w:strike w:val="0"/>
-                <w:color w:val="1f3864"/>
-                <w:sz w:val="22"/>
-                <w:szCs w:val="22"/>
-                <w:u w:val="none"/>
-                <w:shd w:fill="auto" w:val="clear"/>
-                <w:vertAlign w:val="baseline"/>
-              </w:rPr>
-            </w:pPr>
-            <w:r>
-              <w:rPr>
-                <w:b w:val="1"/>
-                <w:bCs w:val="1"/>
-                <w:i w:val="0"/>
-                <w:iCs w:val="0"/>
-                <w:smallCaps w:val="0"/>
-                <w:strike w:val="0"/>
-                <w:color w:val="1f3864"/>
-                <w:sz w:val="22"/>
-                <w:szCs w:val="22"/>
+                <w:b w:val="1"/>
+                <w:bCs w:val="1"/>
+                <w:i w:val="0"/>
+                <w:iCs w:val="0"/>
+                <w:smallCaps w:val="0"/>
+                <w:strike w:val="0"/>
+                <w:color w:val="1f3864"/>
+                <w:u w:val="none"/>
+                <w:shd w:fill="auto" w:val="clear"/>
+                <w:vertAlign w:val="baseline"/>
+              </w:rPr>
+            </w:pPr>
+            <w:r>
+              <w:rPr>
+                <w:b w:val="1"/>
+                <w:bCs w:val="1"/>
+                <w:i w:val="0"/>
+                <w:iCs w:val="0"/>
+                <w:smallCaps w:val="0"/>
+                <w:strike w:val="0"/>
+                <w:color w:val="1f3864"/>
                 <w:u w:val="none"/>
                 <w:shd w:fill="auto" w:val="clear"/>
                 <w:vertAlign w:val="baseline"/>
@@ -2003,11 +1915,6 @@
               </w:rPr>
               <w:t xml:space="preserve">Dado:</w:t>
             </w:r>
-            <w:r>
-              <w:rPr>
-                <w:rtl w:val="0"/>
-              </w:rPr>
-            </w:r>
           </w:p>
         </w:tc>
         <w:tc>
@@ -2036,8 +1943,6 @@
                 <w:smallCaps w:val="0"/>
                 <w:strike w:val="0"/>
                 <w:color w:val="000000"/>
-                <w:sz w:val="22"/>
-                <w:szCs w:val="22"/>
                 <w:u w:val="none"/>
                 <w:shd w:fill="auto" w:val="clear"/>
                 <w:vertAlign w:val="baseline"/>
@@ -2060,6 +1965,7 @@
       <w:tr>
         <w:trPr>
           <w:cantSplit w:val="0"/>
+          <w:trHeight w:val="220" w:hRule="atLeast"/>
           <w:tblHeader w:val="0"/>
         </w:trPr>
         <w:tc>
@@ -2097,8 +2003,6 @@
                 <w:smallCaps w:val="0"/>
                 <w:strike w:val="0"/>
                 <w:color w:val="000000"/>
-                <w:sz w:val="22"/>
-                <w:szCs w:val="22"/>
                 <w:u w:val="none"/>
                 <w:shd w:fill="auto" w:val="clear"/>
                 <w:vertAlign w:val="baseline"/>
@@ -2132,32 +2036,27 @@
               <w:ind w:left="0" w:right="0" w:firstLine="0"/>
               <w:jc w:val="left"/>
               <w:rPr>
-                <w:rFonts w:ascii="Calibri" w:cs="Calibri" w:eastAsia="Calibri" w:hAnsi="Calibri"/>
-                <w:b w:val="1"/>
-                <w:bCs w:val="1"/>
-                <w:i w:val="0"/>
-                <w:iCs w:val="0"/>
-                <w:smallCaps w:val="0"/>
-                <w:strike w:val="0"/>
-                <w:color w:val="1f3864"/>
-                <w:sz w:val="22"/>
-                <w:szCs w:val="22"/>
-                <w:u w:val="none"/>
-                <w:shd w:fill="auto" w:val="clear"/>
-                <w:vertAlign w:val="baseline"/>
-              </w:rPr>
-            </w:pPr>
-            <w:r>
-              <w:rPr>
-                <w:b w:val="1"/>
-                <w:bCs w:val="1"/>
-                <w:i w:val="0"/>
-                <w:iCs w:val="0"/>
-                <w:smallCaps w:val="0"/>
-                <w:strike w:val="0"/>
-                <w:color w:val="1f3864"/>
-                <w:sz w:val="22"/>
-                <w:szCs w:val="22"/>
+                <w:b w:val="1"/>
+                <w:bCs w:val="1"/>
+                <w:i w:val="0"/>
+                <w:iCs w:val="0"/>
+                <w:smallCaps w:val="0"/>
+                <w:strike w:val="0"/>
+                <w:color w:val="1f3864"/>
+                <w:u w:val="none"/>
+                <w:shd w:fill="auto" w:val="clear"/>
+                <w:vertAlign w:val="baseline"/>
+              </w:rPr>
+            </w:pPr>
+            <w:r>
+              <w:rPr>
+                <w:b w:val="1"/>
+                <w:bCs w:val="1"/>
+                <w:i w:val="0"/>
+                <w:iCs w:val="0"/>
+                <w:smallCaps w:val="0"/>
+                <w:strike w:val="0"/>
+                <w:color w:val="1f3864"/>
                 <w:u w:val="none"/>
                 <w:shd w:fill="auto" w:val="clear"/>
                 <w:vertAlign w:val="baseline"/>
@@ -2165,11 +2064,6 @@
               </w:rPr>
               <w:t xml:space="preserve">Cuando:</w:t>
             </w:r>
-            <w:r>
-              <w:rPr>
-                <w:rtl w:val="0"/>
-              </w:rPr>
-            </w:r>
           </w:p>
         </w:tc>
         <w:tc>
@@ -2198,8 +2092,6 @@
                 <w:smallCaps w:val="0"/>
                 <w:strike w:val="0"/>
                 <w:color w:val="000000"/>
-                <w:sz w:val="22"/>
-                <w:szCs w:val="22"/>
                 <w:u w:val="none"/>
                 <w:shd w:fill="auto" w:val="clear"/>
                 <w:vertAlign w:val="baseline"/>
@@ -2260,8 +2152,6 @@
                 <w:smallCaps w:val="0"/>
                 <w:strike w:val="0"/>
                 <w:color w:val="000000"/>
-                <w:sz w:val="22"/>
-                <w:szCs w:val="22"/>
                 <w:u w:val="none"/>
                 <w:shd w:fill="auto" w:val="clear"/>
                 <w:vertAlign w:val="baseline"/>
@@ -2295,32 +2185,27 @@
               <w:ind w:left="0" w:right="0" w:firstLine="0"/>
               <w:jc w:val="left"/>
               <w:rPr>
-                <w:rFonts w:ascii="Calibri" w:cs="Calibri" w:eastAsia="Calibri" w:hAnsi="Calibri"/>
-                <w:b w:val="1"/>
-                <w:bCs w:val="1"/>
-                <w:i w:val="0"/>
-                <w:iCs w:val="0"/>
-                <w:smallCaps w:val="0"/>
-                <w:strike w:val="0"/>
-                <w:color w:val="1f3864"/>
-                <w:sz w:val="22"/>
-                <w:szCs w:val="22"/>
-                <w:u w:val="none"/>
-                <w:shd w:fill="auto" w:val="clear"/>
-                <w:vertAlign w:val="baseline"/>
-              </w:rPr>
-            </w:pPr>
-            <w:r>
-              <w:rPr>
-                <w:b w:val="1"/>
-                <w:bCs w:val="1"/>
-                <w:i w:val="0"/>
-                <w:iCs w:val="0"/>
-                <w:smallCaps w:val="0"/>
-                <w:strike w:val="0"/>
-                <w:color w:val="1f3864"/>
-                <w:sz w:val="22"/>
-                <w:szCs w:val="22"/>
+                <w:b w:val="1"/>
+                <w:bCs w:val="1"/>
+                <w:i w:val="0"/>
+                <w:iCs w:val="0"/>
+                <w:smallCaps w:val="0"/>
+                <w:strike w:val="0"/>
+                <w:color w:val="1f3864"/>
+                <w:u w:val="none"/>
+                <w:shd w:fill="auto" w:val="clear"/>
+                <w:vertAlign w:val="baseline"/>
+              </w:rPr>
+            </w:pPr>
+            <w:r>
+              <w:rPr>
+                <w:b w:val="1"/>
+                <w:bCs w:val="1"/>
+                <w:i w:val="0"/>
+                <w:iCs w:val="0"/>
+                <w:smallCaps w:val="0"/>
+                <w:strike w:val="0"/>
+                <w:color w:val="1f3864"/>
                 <w:u w:val="none"/>
                 <w:shd w:fill="auto" w:val="clear"/>
                 <w:vertAlign w:val="baseline"/>
@@ -2328,11 +2213,6 @@
               </w:rPr>
               <w:t xml:space="preserve">Entonces:</w:t>
             </w:r>
-            <w:r>
-              <w:rPr>
-                <w:rtl w:val="0"/>
-              </w:rPr>
-            </w:r>
           </w:p>
         </w:tc>
         <w:tc>
@@ -2361,8 +2241,6 @@
                 <w:smallCaps w:val="0"/>
                 <w:strike w:val="0"/>
                 <w:color w:val="000000"/>
-                <w:sz w:val="22"/>
-                <w:szCs w:val="22"/>
                 <w:u w:val="none"/>
                 <w:shd w:fill="auto" w:val="clear"/>
                 <w:vertAlign w:val="baseline"/>
@@ -2385,6 +2263,7 @@
       <w:tr>
         <w:trPr>
           <w:cantSplit w:val="0"/>
+          <w:trHeight w:val="220" w:hRule="atLeast"/>
           <w:tblHeader w:val="0"/>
         </w:trPr>
         <w:tc>
@@ -2409,32 +2288,27 @@
               <w:ind w:left="0" w:right="0" w:firstLine="0"/>
               <w:jc w:val="center"/>
               <w:rPr>
-                <w:rFonts w:ascii="Calibri" w:cs="Calibri" w:eastAsia="Calibri" w:hAnsi="Calibri"/>
-                <w:b w:val="1"/>
-                <w:bCs w:val="1"/>
-                <w:i w:val="0"/>
-                <w:iCs w:val="0"/>
-                <w:smallCaps w:val="0"/>
-                <w:strike w:val="0"/>
-                <w:color w:val="1f3864"/>
-                <w:sz w:val="22"/>
-                <w:szCs w:val="22"/>
-                <w:u w:val="none"/>
-                <w:shd w:fill="auto" w:val="clear"/>
-                <w:vertAlign w:val="baseline"/>
-              </w:rPr>
-            </w:pPr>
-            <w:r>
-              <w:rPr>
-                <w:b w:val="1"/>
-                <w:bCs w:val="1"/>
-                <w:i w:val="0"/>
-                <w:iCs w:val="0"/>
-                <w:smallCaps w:val="0"/>
-                <w:strike w:val="0"/>
-                <w:color w:val="1f3864"/>
-                <w:sz w:val="22"/>
-                <w:szCs w:val="22"/>
+                <w:b w:val="1"/>
+                <w:bCs w:val="1"/>
+                <w:i w:val="0"/>
+                <w:iCs w:val="0"/>
+                <w:smallCaps w:val="0"/>
+                <w:strike w:val="0"/>
+                <w:color w:val="1f3864"/>
+                <w:u w:val="none"/>
+                <w:shd w:fill="auto" w:val="clear"/>
+                <w:vertAlign w:val="baseline"/>
+              </w:rPr>
+            </w:pPr>
+            <w:r>
+              <w:rPr>
+                <w:b w:val="1"/>
+                <w:bCs w:val="1"/>
+                <w:i w:val="0"/>
+                <w:iCs w:val="0"/>
+                <w:smallCaps w:val="0"/>
+                <w:strike w:val="0"/>
+                <w:color w:val="1f3864"/>
                 <w:u w:val="none"/>
                 <w:shd w:fill="auto" w:val="clear"/>
                 <w:vertAlign w:val="baseline"/>
@@ -2442,11 +2316,6 @@
               </w:rPr>
               <w:t xml:space="preserve">Condición 03</w:t>
             </w:r>
-            <w:r>
-              <w:rPr>
-                <w:rtl w:val="0"/>
-              </w:rPr>
-            </w:r>
           </w:p>
           <w:p>
             <w:pPr>
@@ -2458,16 +2327,13 @@
               <w:ind w:left="0" w:right="0" w:firstLine="0"/>
               <w:jc w:val="center"/>
               <w:rPr>
-                <w:rFonts w:ascii="Calibri" w:cs="Calibri" w:eastAsia="Calibri" w:hAnsi="Calibri"/>
-                <w:b w:val="1"/>
-                <w:bCs w:val="1"/>
-                <w:i w:val="0"/>
-                <w:iCs w:val="0"/>
-                <w:smallCaps w:val="0"/>
-                <w:strike w:val="0"/>
-                <w:color w:val="1f3864"/>
-                <w:sz w:val="22"/>
-                <w:szCs w:val="22"/>
+                <w:b w:val="1"/>
+                <w:bCs w:val="1"/>
+                <w:i w:val="0"/>
+                <w:iCs w:val="0"/>
+                <w:smallCaps w:val="0"/>
+                <w:strike w:val="0"/>
+                <w:color w:val="1f3864"/>
                 <w:u w:val="none"/>
                 <w:shd w:fill="auto" w:val="clear"/>
                 <w:vertAlign w:val="baseline"/>
@@ -2501,32 +2367,27 @@
               <w:ind w:left="0" w:right="0" w:firstLine="0"/>
               <w:jc w:val="left"/>
               <w:rPr>
-                <w:rFonts w:ascii="Calibri" w:cs="Calibri" w:eastAsia="Calibri" w:hAnsi="Calibri"/>
-                <w:b w:val="1"/>
-                <w:bCs w:val="1"/>
-                <w:i w:val="0"/>
-                <w:iCs w:val="0"/>
-                <w:smallCaps w:val="0"/>
-                <w:strike w:val="0"/>
-                <w:color w:val="1f3864"/>
-                <w:sz w:val="22"/>
-                <w:szCs w:val="22"/>
-                <w:u w:val="none"/>
-                <w:shd w:fill="auto" w:val="clear"/>
-                <w:vertAlign w:val="baseline"/>
-              </w:rPr>
-            </w:pPr>
-            <w:r>
-              <w:rPr>
-                <w:b w:val="1"/>
-                <w:bCs w:val="1"/>
-                <w:i w:val="0"/>
-                <w:iCs w:val="0"/>
-                <w:smallCaps w:val="0"/>
-                <w:strike w:val="0"/>
-                <w:color w:val="1f3864"/>
-                <w:sz w:val="22"/>
-                <w:szCs w:val="22"/>
+                <w:b w:val="1"/>
+                <w:bCs w:val="1"/>
+                <w:i w:val="0"/>
+                <w:iCs w:val="0"/>
+                <w:smallCaps w:val="0"/>
+                <w:strike w:val="0"/>
+                <w:color w:val="1f3864"/>
+                <w:u w:val="none"/>
+                <w:shd w:fill="auto" w:val="clear"/>
+                <w:vertAlign w:val="baseline"/>
+              </w:rPr>
+            </w:pPr>
+            <w:r>
+              <w:rPr>
+                <w:b w:val="1"/>
+                <w:bCs w:val="1"/>
+                <w:i w:val="0"/>
+                <w:iCs w:val="0"/>
+                <w:smallCaps w:val="0"/>
+                <w:strike w:val="0"/>
+                <w:color w:val="1f3864"/>
                 <w:u w:val="none"/>
                 <w:shd w:fill="auto" w:val="clear"/>
                 <w:vertAlign w:val="baseline"/>
@@ -2534,11 +2395,6 @@
               </w:rPr>
               <w:t xml:space="preserve">Dado:</w:t>
             </w:r>
-            <w:r>
-              <w:rPr>
-                <w:rtl w:val="0"/>
-              </w:rPr>
-            </w:r>
           </w:p>
         </w:tc>
         <w:tc>
@@ -2567,8 +2423,6 @@
                 <w:smallCaps w:val="0"/>
                 <w:strike w:val="0"/>
                 <w:color w:val="000000"/>
-                <w:sz w:val="22"/>
-                <w:szCs w:val="22"/>
                 <w:u w:val="none"/>
                 <w:shd w:fill="auto" w:val="clear"/>
                 <w:vertAlign w:val="baseline"/>
@@ -2591,6 +2445,7 @@
       <w:tr>
         <w:trPr>
           <w:cantSplit w:val="0"/>
+          <w:trHeight w:val="220" w:hRule="atLeast"/>
           <w:tblHeader w:val="0"/>
         </w:trPr>
         <w:tc>
@@ -2628,8 +2483,6 @@
                 <w:smallCaps w:val="0"/>
                 <w:strike w:val="0"/>
                 <w:color w:val="000000"/>
-                <w:sz w:val="22"/>
-                <w:szCs w:val="22"/>
                 <w:u w:val="none"/>
                 <w:shd w:fill="auto" w:val="clear"/>
                 <w:vertAlign w:val="baseline"/>
@@ -2663,32 +2516,27 @@
               <w:ind w:left="0" w:right="0" w:firstLine="0"/>
               <w:jc w:val="left"/>
               <w:rPr>
-                <w:rFonts w:ascii="Calibri" w:cs="Calibri" w:eastAsia="Calibri" w:hAnsi="Calibri"/>
-                <w:b w:val="1"/>
-                <w:bCs w:val="1"/>
-                <w:i w:val="0"/>
-                <w:iCs w:val="0"/>
-                <w:smallCaps w:val="0"/>
-                <w:strike w:val="0"/>
-                <w:color w:val="1f3864"/>
-                <w:sz w:val="22"/>
-                <w:szCs w:val="22"/>
-                <w:u w:val="none"/>
-                <w:shd w:fill="auto" w:val="clear"/>
-                <w:vertAlign w:val="baseline"/>
-              </w:rPr>
-            </w:pPr>
-            <w:r>
-              <w:rPr>
-                <w:b w:val="1"/>
-                <w:bCs w:val="1"/>
-                <w:i w:val="0"/>
-                <w:iCs w:val="0"/>
-                <w:smallCaps w:val="0"/>
-                <w:strike w:val="0"/>
-                <w:color w:val="1f3864"/>
-                <w:sz w:val="22"/>
-                <w:szCs w:val="22"/>
+                <w:b w:val="1"/>
+                <w:bCs w:val="1"/>
+                <w:i w:val="0"/>
+                <w:iCs w:val="0"/>
+                <w:smallCaps w:val="0"/>
+                <w:strike w:val="0"/>
+                <w:color w:val="1f3864"/>
+                <w:u w:val="none"/>
+                <w:shd w:fill="auto" w:val="clear"/>
+                <w:vertAlign w:val="baseline"/>
+              </w:rPr>
+            </w:pPr>
+            <w:r>
+              <w:rPr>
+                <w:b w:val="1"/>
+                <w:bCs w:val="1"/>
+                <w:i w:val="0"/>
+                <w:iCs w:val="0"/>
+                <w:smallCaps w:val="0"/>
+                <w:strike w:val="0"/>
+                <w:color w:val="1f3864"/>
                 <w:u w:val="none"/>
                 <w:shd w:fill="auto" w:val="clear"/>
                 <w:vertAlign w:val="baseline"/>
@@ -2696,11 +2544,6 @@
               </w:rPr>
               <w:t xml:space="preserve">Cuando:</w:t>
             </w:r>
-            <w:r>
-              <w:rPr>
-                <w:rtl w:val="0"/>
-              </w:rPr>
-            </w:r>
           </w:p>
         </w:tc>
         <w:tc>
@@ -2729,8 +2572,6 @@
                 <w:smallCaps w:val="0"/>
                 <w:strike w:val="0"/>
                 <w:color w:val="000000"/>
-                <w:sz w:val="22"/>
-                <w:szCs w:val="22"/>
                 <w:u w:val="none"/>
                 <w:shd w:fill="auto" w:val="clear"/>
                 <w:vertAlign w:val="baseline"/>
@@ -2753,6 +2594,7 @@
       <w:tr>
         <w:trPr>
           <w:cantSplit w:val="0"/>
+          <w:trHeight w:val="742.109375" w:hRule="atLeast"/>
           <w:tblHeader w:val="0"/>
         </w:trPr>
         <w:tc>
@@ -2790,8 +2632,6 @@
                 <w:smallCaps w:val="0"/>
                 <w:strike w:val="0"/>
                 <w:color w:val="000000"/>
-                <w:sz w:val="22"/>
-                <w:szCs w:val="22"/>
                 <w:u w:val="none"/>
                 <w:shd w:fill="auto" w:val="clear"/>
                 <w:vertAlign w:val="baseline"/>
@@ -2825,32 +2665,27 @@
               <w:ind w:left="0" w:right="0" w:firstLine="0"/>
               <w:jc w:val="left"/>
               <w:rPr>
-                <w:rFonts w:ascii="Calibri" w:cs="Calibri" w:eastAsia="Calibri" w:hAnsi="Calibri"/>
-                <w:b w:val="1"/>
-                <w:bCs w:val="1"/>
-                <w:i w:val="0"/>
-                <w:iCs w:val="0"/>
-                <w:smallCaps w:val="0"/>
-                <w:strike w:val="0"/>
-                <w:color w:val="1f3864"/>
-                <w:sz w:val="22"/>
-                <w:szCs w:val="22"/>
-                <w:u w:val="none"/>
-                <w:shd w:fill="auto" w:val="clear"/>
-                <w:vertAlign w:val="baseline"/>
-              </w:rPr>
-            </w:pPr>
-            <w:r>
-              <w:rPr>
-                <w:b w:val="1"/>
-                <w:bCs w:val="1"/>
-                <w:i w:val="0"/>
-                <w:iCs w:val="0"/>
-                <w:smallCaps w:val="0"/>
-                <w:strike w:val="0"/>
-                <w:color w:val="1f3864"/>
-                <w:sz w:val="22"/>
-                <w:szCs w:val="22"/>
+                <w:b w:val="1"/>
+                <w:bCs w:val="1"/>
+                <w:i w:val="0"/>
+                <w:iCs w:val="0"/>
+                <w:smallCaps w:val="0"/>
+                <w:strike w:val="0"/>
+                <w:color w:val="1f3864"/>
+                <w:u w:val="none"/>
+                <w:shd w:fill="auto" w:val="clear"/>
+                <w:vertAlign w:val="baseline"/>
+              </w:rPr>
+            </w:pPr>
+            <w:r>
+              <w:rPr>
+                <w:b w:val="1"/>
+                <w:bCs w:val="1"/>
+                <w:i w:val="0"/>
+                <w:iCs w:val="0"/>
+                <w:smallCaps w:val="0"/>
+                <w:strike w:val="0"/>
+                <w:color w:val="1f3864"/>
                 <w:u w:val="none"/>
                 <w:shd w:fill="auto" w:val="clear"/>
                 <w:vertAlign w:val="baseline"/>
@@ -2858,11 +2693,6 @@
               </w:rPr>
               <w:t xml:space="preserve">Entonces:</w:t>
             </w:r>
-            <w:r>
-              <w:rPr>
-                <w:rtl w:val="0"/>
-              </w:rPr>
-            </w:r>
           </w:p>
         </w:tc>
         <w:tc>
@@ -2891,8 +2721,6 @@
                 <w:smallCaps w:val="0"/>
                 <w:strike w:val="0"/>
                 <w:color w:val="000000"/>
-                <w:sz w:val="22"/>
-                <w:szCs w:val="22"/>
                 <w:u w:val="none"/>
                 <w:shd w:fill="auto" w:val="clear"/>
                 <w:vertAlign w:val="baseline"/>
@@ -2915,10 +2743,1379 @@
       <w:tr>
         <w:trPr>
           <w:cantSplit w:val="0"/>
+          <w:trHeight w:val="220" w:hRule="atLeast"/>
           <w:tblHeader w:val="0"/>
         </w:trPr>
         <w:tc>
           <w:tcPr>
+            <w:gridSpan w:val="3"/>
+            <w:vMerge w:val="restart"/>
+            <w:tcBorders>
+              <w:top w:color="000000" w:space="0" w:sz="4" w:val="single"/>
+              <w:left w:color="000000" w:space="0" w:sz="4" w:val="single"/>
+              <w:bottom w:color="000000" w:space="0" w:sz="4" w:val="single"/>
+              <w:right w:color="000000" w:space="0" w:sz="4" w:val="single"/>
+            </w:tcBorders>
+            <w:vAlign w:val="center"/>
+          </w:tcPr>
+          <w:p>
+            <w:pPr>
+              <w:jc w:val="center"/>
+              <w:rPr>
+                <w:b w:val="1"/>
+                <w:bCs w:val="1"/>
+                <w:color w:val="1f3864"/>
+              </w:rPr>
+            </w:pPr>
+            <w:r>
+              <w:rPr>
+                <w:b w:val="1"/>
+                <w:bCs w:val="1"/>
+                <w:color w:val="1f3864"/>
+                <w:rtl w:val="0"/>
+              </w:rPr>
+              <w:t xml:space="preserve">Condición 04</w:t>
+            </w:r>
+          </w:p>
+          <w:p>
+            <w:pPr>
+              <w:jc w:val="center"/>
+              <w:rPr>
+                <w:b w:val="1"/>
+                <w:bCs w:val="1"/>
+                <w:color w:val="1f3864"/>
+              </w:rPr>
+            </w:pPr>
+            <w:r>
+              <w:rPr>
+                <w:rtl w:val="0"/>
+              </w:rPr>
+            </w:r>
+          </w:p>
+        </w:tc>
+        <w:tc>
+          <w:tcPr>
+            <w:gridSpan w:val="2"/>
+            <w:tcBorders>
+              <w:top w:color="000000" w:space="0" w:sz="4" w:val="single"/>
+              <w:left w:color="000000" w:space="0" w:sz="4" w:val="single"/>
+              <w:bottom w:color="000000" w:space="0" w:sz="4" w:val="single"/>
+              <w:right w:color="000000" w:space="0" w:sz="4" w:val="single"/>
+            </w:tcBorders>
+            <w:vAlign w:val="center"/>
+          </w:tcPr>
+          <w:p>
+            <w:pPr>
+              <w:rPr>
+                <w:b w:val="1"/>
+                <w:bCs w:val="1"/>
+                <w:color w:val="1f3864"/>
+              </w:rPr>
+            </w:pPr>
+            <w:r>
+              <w:rPr>
+                <w:b w:val="1"/>
+                <w:bCs w:val="1"/>
+                <w:color w:val="1f3864"/>
+                <w:rtl w:val="0"/>
+              </w:rPr>
+              <w:t xml:space="preserve">Dado:</w:t>
+            </w:r>
+          </w:p>
+        </w:tc>
+        <w:tc>
+          <w:tcPr>
+            <w:gridSpan w:val="4"/>
+            <w:tcBorders>
+              <w:top w:color="000000" w:space="0" w:sz="4" w:val="single"/>
+              <w:left w:color="000000" w:space="0" w:sz="4" w:val="single"/>
+              <w:bottom w:color="000000" w:space="0" w:sz="4" w:val="single"/>
+              <w:right w:color="000000" w:space="0" w:sz="4" w:val="single"/>
+            </w:tcBorders>
+            <w:vAlign w:val="center"/>
+          </w:tcPr>
+          <w:p>
+            <w:pPr>
+              <w:keepNext w:val="0"/>
+              <w:keepLines w:val="0"/>
+              <w:widowControl w:val="1"/>
+              <w:shd w:fill="auto" w:val="clear"/>
+              <w:spacing w:after="160" w:before="0" w:line="240" w:lineRule="auto"/>
+              <w:ind w:left="0" w:right="0" w:firstLine="0"/>
+              <w:jc w:val="left"/>
+              <w:rPr/>
+            </w:pPr>
+            <w:r>
+              <w:rPr>
+                <w:rtl w:val="0"/>
+              </w:rPr>
+              <w:t xml:space="preserve">el usuario diligencia un correo electrónico con formato inválido.</w:t>
+            </w:r>
+          </w:p>
+        </w:tc>
+      </w:tr>
+      <w:tr>
+        <w:trPr>
+          <w:cantSplit w:val="0"/>
+          <w:trHeight w:val="220" w:hRule="atLeast"/>
+          <w:tblHeader w:val="0"/>
+        </w:trPr>
+        <w:tc>
+          <w:tcPr>
+            <w:gridSpan w:val="3"/>
+            <w:vMerge w:val="continue"/>
+            <w:tcBorders>
+              <w:top w:color="000000" w:space="0" w:sz="4" w:val="single"/>
+              <w:left w:color="000000" w:space="0" w:sz="4" w:val="single"/>
+              <w:bottom w:color="000000" w:space="0" w:sz="4" w:val="single"/>
+              <w:right w:color="000000" w:space="0" w:sz="4" w:val="single"/>
+            </w:tcBorders>
+            <w:vAlign w:val="center"/>
+          </w:tcPr>
+          <w:p>
+            <w:pPr>
+              <w:keepNext w:val="0"/>
+              <w:keepLines w:val="0"/>
+              <w:pageBreakBefore w:val="0"/>
+              <w:widowControl w:val="0"/>
+              <w:pBdr>
+                <w:top w:space="0" w:sz="0" w:val="nil"/>
+                <w:left w:space="0" w:sz="0" w:val="nil"/>
+                <w:bottom w:space="0" w:sz="0" w:val="nil"/>
+                <w:right w:space="0" w:sz="0" w:val="nil"/>
+                <w:between w:space="0" w:sz="0" w:val="nil"/>
+              </w:pBdr>
+              <w:shd w:fill="auto" w:val="clear"/>
+              <w:spacing w:after="0" w:before="0" w:line="240" w:lineRule="auto"/>
+              <w:ind w:left="0" w:right="0" w:firstLine="0"/>
+              <w:jc w:val="left"/>
+              <w:rPr>
+                <w:i w:val="0"/>
+                <w:iCs w:val="0"/>
+                <w:smallCaps w:val="0"/>
+                <w:strike w:val="0"/>
+                <w:color w:val="000000"/>
+                <w:u w:val="none"/>
+                <w:shd w:fill="auto" w:val="clear"/>
+                <w:vertAlign w:val="baseline"/>
+              </w:rPr>
+            </w:pPr>
+            <w:r>
+              <w:rPr>
+                <w:rtl w:val="0"/>
+              </w:rPr>
+            </w:r>
+          </w:p>
+        </w:tc>
+        <w:tc>
+          <w:tcPr>
+            <w:gridSpan w:val="2"/>
+            <w:tcBorders>
+              <w:top w:color="000000" w:space="0" w:sz="4" w:val="single"/>
+              <w:left w:color="000000" w:space="0" w:sz="4" w:val="single"/>
+              <w:bottom w:color="000000" w:space="0" w:sz="4" w:val="single"/>
+              <w:right w:color="000000" w:space="0" w:sz="4" w:val="single"/>
+            </w:tcBorders>
+            <w:vAlign w:val="center"/>
+          </w:tcPr>
+          <w:p>
+            <w:pPr>
+              <w:rPr>
+                <w:b w:val="1"/>
+                <w:bCs w:val="1"/>
+                <w:color w:val="1f3864"/>
+              </w:rPr>
+            </w:pPr>
+            <w:r>
+              <w:rPr>
+                <w:b w:val="1"/>
+                <w:bCs w:val="1"/>
+                <w:color w:val="1f3864"/>
+                <w:rtl w:val="0"/>
+              </w:rPr>
+              <w:t xml:space="preserve">Cuando:</w:t>
+            </w:r>
+          </w:p>
+        </w:tc>
+        <w:tc>
+          <w:tcPr>
+            <w:gridSpan w:val="4"/>
+            <w:tcBorders>
+              <w:top w:color="000000" w:space="0" w:sz="4" w:val="single"/>
+              <w:left w:color="000000" w:space="0" w:sz="4" w:val="single"/>
+              <w:bottom w:color="000000" w:space="0" w:sz="4" w:val="single"/>
+              <w:right w:color="000000" w:space="0" w:sz="4" w:val="single"/>
+            </w:tcBorders>
+            <w:vAlign w:val="center"/>
+          </w:tcPr>
+          <w:p>
+            <w:pPr>
+              <w:keepNext w:val="0"/>
+              <w:keepLines w:val="0"/>
+              <w:widowControl w:val="1"/>
+              <w:shd w:fill="auto" w:val="clear"/>
+              <w:spacing w:after="160" w:before="0" w:line="240" w:lineRule="auto"/>
+              <w:ind w:left="0" w:right="0" w:firstLine="0"/>
+              <w:jc w:val="left"/>
+              <w:rPr/>
+            </w:pPr>
+            <w:r>
+              <w:rPr>
+                <w:rtl w:val="0"/>
+              </w:rPr>
+              <w:t xml:space="preserve">intenta enviar el formulario.</w:t>
+            </w:r>
+          </w:p>
+        </w:tc>
+      </w:tr>
+      <w:tr>
+        <w:trPr>
+          <w:cantSplit w:val="0"/>
+          <w:trHeight w:val="220" w:hRule="atLeast"/>
+          <w:tblHeader w:val="0"/>
+        </w:trPr>
+        <w:tc>
+          <w:tcPr>
+            <w:gridSpan w:val="3"/>
+            <w:vMerge w:val="continue"/>
+            <w:tcBorders>
+              <w:top w:color="000000" w:space="0" w:sz="4" w:val="single"/>
+              <w:left w:color="000000" w:space="0" w:sz="4" w:val="single"/>
+              <w:bottom w:color="000000" w:space="0" w:sz="4" w:val="single"/>
+              <w:right w:color="000000" w:space="0" w:sz="4" w:val="single"/>
+            </w:tcBorders>
+            <w:vAlign w:val="center"/>
+          </w:tcPr>
+          <w:p>
+            <w:pPr>
+              <w:keepNext w:val="0"/>
+              <w:keepLines w:val="0"/>
+              <w:pageBreakBefore w:val="0"/>
+              <w:widowControl w:val="0"/>
+              <w:pBdr>
+                <w:top w:space="0" w:sz="0" w:val="nil"/>
+                <w:left w:space="0" w:sz="0" w:val="nil"/>
+                <w:bottom w:space="0" w:sz="0" w:val="nil"/>
+                <w:right w:space="0" w:sz="0" w:val="nil"/>
+                <w:between w:space="0" w:sz="0" w:val="nil"/>
+              </w:pBdr>
+              <w:shd w:fill="auto" w:val="clear"/>
+              <w:spacing w:after="0" w:before="0" w:line="240" w:lineRule="auto"/>
+              <w:ind w:left="0" w:right="0" w:firstLine="0"/>
+              <w:jc w:val="left"/>
+              <w:rPr>
+                <w:i w:val="0"/>
+                <w:iCs w:val="0"/>
+                <w:smallCaps w:val="0"/>
+                <w:strike w:val="0"/>
+                <w:color w:val="000000"/>
+                <w:u w:val="none"/>
+                <w:shd w:fill="auto" w:val="clear"/>
+                <w:vertAlign w:val="baseline"/>
+              </w:rPr>
+            </w:pPr>
+            <w:r>
+              <w:rPr>
+                <w:rtl w:val="0"/>
+              </w:rPr>
+            </w:r>
+          </w:p>
+        </w:tc>
+        <w:tc>
+          <w:tcPr>
+            <w:gridSpan w:val="2"/>
+            <w:tcBorders>
+              <w:top w:color="000000" w:space="0" w:sz="4" w:val="single"/>
+              <w:left w:color="000000" w:space="0" w:sz="4" w:val="single"/>
+              <w:bottom w:color="000000" w:space="0" w:sz="4" w:val="single"/>
+              <w:right w:color="000000" w:space="0" w:sz="4" w:val="single"/>
+            </w:tcBorders>
+            <w:vAlign w:val="center"/>
+          </w:tcPr>
+          <w:p>
+            <w:pPr>
+              <w:rPr>
+                <w:b w:val="1"/>
+                <w:bCs w:val="1"/>
+                <w:color w:val="1f3864"/>
+              </w:rPr>
+            </w:pPr>
+            <w:r>
+              <w:rPr>
+                <w:b w:val="1"/>
+                <w:bCs w:val="1"/>
+                <w:color w:val="1f3864"/>
+                <w:rtl w:val="0"/>
+              </w:rPr>
+              <w:t xml:space="preserve">Entonces:</w:t>
+            </w:r>
+          </w:p>
+        </w:tc>
+        <w:tc>
+          <w:tcPr>
+            <w:gridSpan w:val="4"/>
+            <w:tcBorders>
+              <w:top w:color="000000" w:space="0" w:sz="4" w:val="single"/>
+              <w:left w:color="000000" w:space="0" w:sz="4" w:val="single"/>
+              <w:bottom w:color="000000" w:space="0" w:sz="4" w:val="single"/>
+              <w:right w:color="000000" w:space="0" w:sz="4" w:val="single"/>
+            </w:tcBorders>
+            <w:vAlign w:val="center"/>
+          </w:tcPr>
+          <w:p>
+            <w:pPr>
+              <w:keepNext w:val="0"/>
+              <w:keepLines w:val="0"/>
+              <w:widowControl w:val="1"/>
+              <w:shd w:fill="auto" w:val="clear"/>
+              <w:spacing w:after="160" w:before="0" w:line="240" w:lineRule="auto"/>
+              <w:ind w:left="0" w:right="0" w:firstLine="0"/>
+              <w:jc w:val="left"/>
+              <w:rPr/>
+            </w:pPr>
+            <w:r>
+              <w:rPr>
+                <w:rtl w:val="0"/>
+              </w:rPr>
+              <w:t xml:space="preserve">el sistema informa que el correo electrónico no tiene un formato válido y no permite el envío.</w:t>
+            </w:r>
+          </w:p>
+        </w:tc>
+      </w:tr>
+      <w:tr>
+        <w:trPr>
+          <w:cantSplit w:val="0"/>
+          <w:trHeight w:val="220" w:hRule="atLeast"/>
+          <w:tblHeader w:val="0"/>
+        </w:trPr>
+        <w:tc>
+          <w:tcPr>
+            <w:gridSpan w:val="3"/>
+            <w:vMerge w:val="restart"/>
+            <w:tcBorders>
+              <w:top w:color="000000" w:space="0" w:sz="4" w:val="single"/>
+              <w:left w:color="000000" w:space="0" w:sz="4" w:val="single"/>
+              <w:bottom w:color="000000" w:space="0" w:sz="4" w:val="single"/>
+              <w:right w:color="000000" w:space="0" w:sz="4" w:val="single"/>
+            </w:tcBorders>
+            <w:vAlign w:val="center"/>
+          </w:tcPr>
+          <w:p>
+            <w:pPr>
+              <w:jc w:val="center"/>
+              <w:rPr>
+                <w:b w:val="1"/>
+                <w:bCs w:val="1"/>
+                <w:color w:val="1f3864"/>
+              </w:rPr>
+            </w:pPr>
+            <w:r>
+              <w:rPr>
+                <w:b w:val="1"/>
+                <w:bCs w:val="1"/>
+                <w:color w:val="1f3864"/>
+                <w:rtl w:val="0"/>
+              </w:rPr>
+              <w:t xml:space="preserve">Condición 05</w:t>
+            </w:r>
+          </w:p>
+          <w:p>
+            <w:pPr>
+              <w:jc w:val="center"/>
+              <w:rPr>
+                <w:b w:val="1"/>
+                <w:bCs w:val="1"/>
+                <w:color w:val="1f3864"/>
+              </w:rPr>
+            </w:pPr>
+            <w:r>
+              <w:rPr>
+                <w:rtl w:val="0"/>
+              </w:rPr>
+            </w:r>
+          </w:p>
+        </w:tc>
+        <w:tc>
+          <w:tcPr>
+            <w:gridSpan w:val="2"/>
+            <w:tcBorders>
+              <w:top w:color="000000" w:space="0" w:sz="4" w:val="single"/>
+              <w:left w:color="000000" w:space="0" w:sz="4" w:val="single"/>
+              <w:bottom w:color="000000" w:space="0" w:sz="4" w:val="single"/>
+              <w:right w:color="000000" w:space="0" w:sz="4" w:val="single"/>
+            </w:tcBorders>
+            <w:vAlign w:val="center"/>
+          </w:tcPr>
+          <w:p>
+            <w:pPr>
+              <w:rPr>
+                <w:b w:val="1"/>
+                <w:bCs w:val="1"/>
+                <w:color w:val="1f3864"/>
+              </w:rPr>
+            </w:pPr>
+            <w:r>
+              <w:rPr>
+                <w:b w:val="1"/>
+                <w:bCs w:val="1"/>
+                <w:color w:val="1f3864"/>
+                <w:rtl w:val="0"/>
+              </w:rPr>
+              <w:t xml:space="preserve">Dado:</w:t>
+            </w:r>
+          </w:p>
+        </w:tc>
+        <w:tc>
+          <w:tcPr>
+            <w:gridSpan w:val="4"/>
+            <w:tcBorders>
+              <w:top w:color="000000" w:space="0" w:sz="4" w:val="single"/>
+              <w:left w:color="000000" w:space="0" w:sz="4" w:val="single"/>
+              <w:bottom w:color="000000" w:space="0" w:sz="4" w:val="single"/>
+              <w:right w:color="000000" w:space="0" w:sz="4" w:val="single"/>
+            </w:tcBorders>
+            <w:vAlign w:val="center"/>
+          </w:tcPr>
+          <w:p>
+            <w:pPr>
+              <w:keepNext w:val="0"/>
+              <w:keepLines w:val="0"/>
+              <w:widowControl w:val="1"/>
+              <w:shd w:fill="auto" w:val="clear"/>
+              <w:spacing w:after="160" w:before="0" w:line="240" w:lineRule="auto"/>
+              <w:ind w:left="0" w:right="0" w:firstLine="0"/>
+              <w:jc w:val="left"/>
+              <w:rPr/>
+            </w:pPr>
+            <w:r>
+              <w:rPr>
+                <w:rtl w:val="0"/>
+              </w:rPr>
+              <w:t xml:space="preserve">el sistema presenta un error al registrar el mensaje.</w:t>
+            </w:r>
+          </w:p>
+        </w:tc>
+      </w:tr>
+      <w:tr>
+        <w:trPr>
+          <w:cantSplit w:val="0"/>
+          <w:trHeight w:val="220" w:hRule="atLeast"/>
+          <w:tblHeader w:val="0"/>
+        </w:trPr>
+        <w:tc>
+          <w:tcPr>
+            <w:gridSpan w:val="3"/>
+            <w:vMerge w:val="continue"/>
+            <w:tcBorders>
+              <w:top w:color="000000" w:space="0" w:sz="4" w:val="single"/>
+              <w:left w:color="000000" w:space="0" w:sz="4" w:val="single"/>
+              <w:bottom w:color="000000" w:space="0" w:sz="4" w:val="single"/>
+              <w:right w:color="000000" w:space="0" w:sz="4" w:val="single"/>
+            </w:tcBorders>
+            <w:vAlign w:val="center"/>
+          </w:tcPr>
+          <w:p>
+            <w:pPr>
+              <w:keepNext w:val="0"/>
+              <w:keepLines w:val="0"/>
+              <w:pageBreakBefore w:val="0"/>
+              <w:widowControl w:val="0"/>
+              <w:pBdr>
+                <w:top w:space="0" w:sz="0" w:val="nil"/>
+                <w:left w:space="0" w:sz="0" w:val="nil"/>
+                <w:bottom w:space="0" w:sz="0" w:val="nil"/>
+                <w:right w:space="0" w:sz="0" w:val="nil"/>
+                <w:between w:space="0" w:sz="0" w:val="nil"/>
+              </w:pBdr>
+              <w:shd w:fill="auto" w:val="clear"/>
+              <w:spacing w:after="0" w:before="0" w:line="240" w:lineRule="auto"/>
+              <w:ind w:left="0" w:right="0" w:firstLine="0"/>
+              <w:jc w:val="left"/>
+              <w:rPr>
+                <w:i w:val="0"/>
+                <w:iCs w:val="0"/>
+                <w:smallCaps w:val="0"/>
+                <w:strike w:val="0"/>
+                <w:color w:val="000000"/>
+                <w:u w:val="none"/>
+                <w:shd w:fill="auto" w:val="clear"/>
+                <w:vertAlign w:val="baseline"/>
+              </w:rPr>
+            </w:pPr>
+            <w:r>
+              <w:rPr>
+                <w:rtl w:val="0"/>
+              </w:rPr>
+            </w:r>
+          </w:p>
+        </w:tc>
+        <w:tc>
+          <w:tcPr>
+            <w:gridSpan w:val="2"/>
+            <w:tcBorders>
+              <w:top w:color="000000" w:space="0" w:sz="4" w:val="single"/>
+              <w:left w:color="000000" w:space="0" w:sz="4" w:val="single"/>
+              <w:bottom w:color="000000" w:space="0" w:sz="4" w:val="single"/>
+              <w:right w:color="000000" w:space="0" w:sz="4" w:val="single"/>
+            </w:tcBorders>
+            <w:vAlign w:val="center"/>
+          </w:tcPr>
+          <w:p>
+            <w:pPr>
+              <w:rPr>
+                <w:b w:val="1"/>
+                <w:bCs w:val="1"/>
+                <w:color w:val="1f3864"/>
+              </w:rPr>
+            </w:pPr>
+            <w:r>
+              <w:rPr>
+                <w:b w:val="1"/>
+                <w:bCs w:val="1"/>
+                <w:color w:val="1f3864"/>
+                <w:rtl w:val="0"/>
+              </w:rPr>
+              <w:t xml:space="preserve">Cuando:</w:t>
+            </w:r>
+          </w:p>
+        </w:tc>
+        <w:tc>
+          <w:tcPr>
+            <w:gridSpan w:val="4"/>
+            <w:tcBorders>
+              <w:top w:color="000000" w:space="0" w:sz="4" w:val="single"/>
+              <w:left w:color="000000" w:space="0" w:sz="4" w:val="single"/>
+              <w:bottom w:color="000000" w:space="0" w:sz="4" w:val="single"/>
+              <w:right w:color="000000" w:space="0" w:sz="4" w:val="single"/>
+            </w:tcBorders>
+            <w:vAlign w:val="center"/>
+          </w:tcPr>
+          <w:p>
+            <w:pPr>
+              <w:keepNext w:val="0"/>
+              <w:keepLines w:val="0"/>
+              <w:widowControl w:val="1"/>
+              <w:shd w:fill="auto" w:val="clear"/>
+              <w:spacing w:after="0" w:before="0" w:line="240" w:lineRule="auto"/>
+              <w:ind w:left="0" w:right="0" w:firstLine="0"/>
+              <w:jc w:val="left"/>
+              <w:rPr/>
+            </w:pPr>
+            <w:r>
+              <w:rPr>
+                <w:rtl w:val="0"/>
+              </w:rPr>
+              <w:t xml:space="preserve">el usuario intenta enviarlo.</w:t>
+            </w:r>
+          </w:p>
+        </w:tc>
+      </w:tr>
+      <w:tr>
+        <w:trPr>
+          <w:cantSplit w:val="0"/>
+          <w:trHeight w:val="220" w:hRule="atLeast"/>
+          <w:tblHeader w:val="0"/>
+        </w:trPr>
+        <w:tc>
+          <w:tcPr>
+            <w:gridSpan w:val="3"/>
+            <w:vMerge w:val="continue"/>
+            <w:tcBorders>
+              <w:top w:color="000000" w:space="0" w:sz="4" w:val="single"/>
+              <w:left w:color="000000" w:space="0" w:sz="4" w:val="single"/>
+              <w:bottom w:color="000000" w:space="0" w:sz="4" w:val="single"/>
+              <w:right w:color="000000" w:space="0" w:sz="4" w:val="single"/>
+            </w:tcBorders>
+            <w:vAlign w:val="center"/>
+          </w:tcPr>
+          <w:p>
+            <w:pPr>
+              <w:keepNext w:val="0"/>
+              <w:keepLines w:val="0"/>
+              <w:pageBreakBefore w:val="0"/>
+              <w:widowControl w:val="0"/>
+              <w:pBdr>
+                <w:top w:space="0" w:sz="0" w:val="nil"/>
+                <w:left w:space="0" w:sz="0" w:val="nil"/>
+                <w:bottom w:space="0" w:sz="0" w:val="nil"/>
+                <w:right w:space="0" w:sz="0" w:val="nil"/>
+                <w:between w:space="0" w:sz="0" w:val="nil"/>
+              </w:pBdr>
+              <w:shd w:fill="auto" w:val="clear"/>
+              <w:spacing w:after="0" w:before="0" w:line="240" w:lineRule="auto"/>
+              <w:ind w:left="0" w:right="0" w:firstLine="0"/>
+              <w:jc w:val="left"/>
+              <w:rPr>
+                <w:i w:val="0"/>
+                <w:iCs w:val="0"/>
+                <w:smallCaps w:val="0"/>
+                <w:strike w:val="0"/>
+                <w:color w:val="000000"/>
+                <w:u w:val="none"/>
+                <w:shd w:fill="auto" w:val="clear"/>
+                <w:vertAlign w:val="baseline"/>
+              </w:rPr>
+            </w:pPr>
+            <w:r>
+              <w:rPr>
+                <w:rtl w:val="0"/>
+              </w:rPr>
+            </w:r>
+          </w:p>
+        </w:tc>
+        <w:tc>
+          <w:tcPr>
+            <w:gridSpan w:val="2"/>
+            <w:tcBorders>
+              <w:top w:color="000000" w:space="0" w:sz="4" w:val="single"/>
+              <w:left w:color="000000" w:space="0" w:sz="4" w:val="single"/>
+              <w:bottom w:color="000000" w:space="0" w:sz="4" w:val="single"/>
+              <w:right w:color="000000" w:space="0" w:sz="4" w:val="single"/>
+            </w:tcBorders>
+            <w:vAlign w:val="center"/>
+          </w:tcPr>
+          <w:p>
+            <w:pPr>
+              <w:rPr>
+                <w:b w:val="1"/>
+                <w:bCs w:val="1"/>
+                <w:color w:val="1f3864"/>
+              </w:rPr>
+            </w:pPr>
+            <w:r>
+              <w:rPr>
+                <w:b w:val="1"/>
+                <w:bCs w:val="1"/>
+                <w:color w:val="1f3864"/>
+                <w:rtl w:val="0"/>
+              </w:rPr>
+              <w:t xml:space="preserve">Entonces:</w:t>
+            </w:r>
+          </w:p>
+        </w:tc>
+        <w:tc>
+          <w:tcPr>
+            <w:gridSpan w:val="4"/>
+            <w:tcBorders>
+              <w:top w:color="000000" w:space="0" w:sz="4" w:val="single"/>
+              <w:left w:color="000000" w:space="0" w:sz="4" w:val="single"/>
+              <w:bottom w:color="000000" w:space="0" w:sz="4" w:val="single"/>
+              <w:right w:color="000000" w:space="0" w:sz="4" w:val="single"/>
+            </w:tcBorders>
+            <w:vAlign w:val="center"/>
+          </w:tcPr>
+          <w:p>
+            <w:pPr>
+              <w:keepNext w:val="0"/>
+              <w:keepLines w:val="0"/>
+              <w:widowControl w:val="1"/>
+              <w:shd w:fill="auto" w:val="clear"/>
+              <w:spacing w:after="0" w:before="0" w:line="240" w:lineRule="auto"/>
+              <w:ind w:left="0" w:right="0" w:firstLine="0"/>
+              <w:jc w:val="left"/>
+              <w:rPr/>
+            </w:pPr>
+            <w:r>
+              <w:rPr>
+                <w:rtl w:val="0"/>
+              </w:rPr>
+              <w:t xml:space="preserve">el sistema informa que la solicitud no pudo procesarse e invita a intentar nuevamente.</w:t>
+            </w:r>
+          </w:p>
+        </w:tc>
+      </w:tr>
+      <w:tr>
+        <w:trPr>
+          <w:cantSplit w:val="0"/>
+          <w:trHeight w:val="220" w:hRule="atLeast"/>
+          <w:tblHeader w:val="0"/>
+        </w:trPr>
+        <w:tc>
+          <w:tcPr>
+            <w:gridSpan w:val="3"/>
+            <w:vMerge w:val="restart"/>
+            <w:tcBorders>
+              <w:top w:color="000000" w:space="0" w:sz="4" w:val="single"/>
+              <w:left w:color="000000" w:space="0" w:sz="4" w:val="single"/>
+              <w:bottom w:color="000000" w:space="0" w:sz="4" w:val="single"/>
+              <w:right w:color="000000" w:space="0" w:sz="4" w:val="single"/>
+            </w:tcBorders>
+            <w:vAlign w:val="center"/>
+          </w:tcPr>
+          <w:p>
+            <w:pPr>
+              <w:jc w:val="center"/>
+              <w:rPr>
+                <w:b w:val="1"/>
+                <w:bCs w:val="1"/>
+                <w:color w:val="1f3864"/>
+              </w:rPr>
+            </w:pPr>
+            <w:r>
+              <w:rPr>
+                <w:b w:val="1"/>
+                <w:bCs w:val="1"/>
+                <w:color w:val="1f3864"/>
+                <w:rtl w:val="0"/>
+              </w:rPr>
+              <w:t xml:space="preserve">Condición 06</w:t>
+            </w:r>
+          </w:p>
+          <w:p>
+            <w:pPr>
+              <w:jc w:val="center"/>
+              <w:rPr>
+                <w:b w:val="1"/>
+                <w:bCs w:val="1"/>
+                <w:color w:val="1f3864"/>
+              </w:rPr>
+            </w:pPr>
+            <w:r>
+              <w:rPr>
+                <w:rtl w:val="0"/>
+              </w:rPr>
+            </w:r>
+          </w:p>
+        </w:tc>
+        <w:tc>
+          <w:tcPr>
+            <w:gridSpan w:val="2"/>
+            <w:tcBorders>
+              <w:top w:color="000000" w:space="0" w:sz="4" w:val="single"/>
+              <w:left w:color="000000" w:space="0" w:sz="4" w:val="single"/>
+              <w:bottom w:color="000000" w:space="0" w:sz="4" w:val="single"/>
+              <w:right w:color="000000" w:space="0" w:sz="4" w:val="single"/>
+            </w:tcBorders>
+            <w:vAlign w:val="center"/>
+          </w:tcPr>
+          <w:p>
+            <w:pPr>
+              <w:rPr>
+                <w:b w:val="1"/>
+                <w:bCs w:val="1"/>
+                <w:color w:val="1f3864"/>
+              </w:rPr>
+            </w:pPr>
+            <w:r>
+              <w:rPr>
+                <w:b w:val="1"/>
+                <w:bCs w:val="1"/>
+                <w:color w:val="1f3864"/>
+                <w:rtl w:val="0"/>
+              </w:rPr>
+              <w:t xml:space="preserve">Dado:</w:t>
+            </w:r>
+          </w:p>
+        </w:tc>
+        <w:tc>
+          <w:tcPr>
+            <w:gridSpan w:val="4"/>
+            <w:tcBorders>
+              <w:top w:color="000000" w:space="0" w:sz="4" w:val="single"/>
+              <w:left w:color="000000" w:space="0" w:sz="4" w:val="single"/>
+              <w:bottom w:color="000000" w:space="0" w:sz="4" w:val="single"/>
+              <w:right w:color="000000" w:space="0" w:sz="4" w:val="single"/>
+            </w:tcBorders>
+            <w:vAlign w:val="center"/>
+          </w:tcPr>
+          <w:p>
+            <w:pPr>
+              <w:keepNext w:val="0"/>
+              <w:keepLines w:val="0"/>
+              <w:widowControl w:val="1"/>
+              <w:shd w:fill="auto" w:val="clear"/>
+              <w:spacing w:after="160" w:before="0" w:line="240" w:lineRule="auto"/>
+              <w:ind w:left="0" w:right="0" w:firstLine="0"/>
+              <w:jc w:val="left"/>
+              <w:rPr/>
+            </w:pPr>
+            <w:r>
+              <w:rPr>
+                <w:rtl w:val="0"/>
+              </w:rPr>
+              <w:t xml:space="preserve">el usuario intenta enviar un mensaje cuyo contenido supera el límite permitido.</w:t>
+            </w:r>
+          </w:p>
+        </w:tc>
+      </w:tr>
+      <w:tr>
+        <w:trPr>
+          <w:cantSplit w:val="0"/>
+          <w:trHeight w:val="220" w:hRule="atLeast"/>
+          <w:tblHeader w:val="0"/>
+        </w:trPr>
+        <w:tc>
+          <w:tcPr>
+            <w:gridSpan w:val="3"/>
+            <w:vMerge w:val="continue"/>
+            <w:tcBorders>
+              <w:top w:color="000000" w:space="0" w:sz="4" w:val="single"/>
+              <w:left w:color="000000" w:space="0" w:sz="4" w:val="single"/>
+              <w:bottom w:color="000000" w:space="0" w:sz="4" w:val="single"/>
+              <w:right w:color="000000" w:space="0" w:sz="4" w:val="single"/>
+            </w:tcBorders>
+            <w:vAlign w:val="center"/>
+          </w:tcPr>
+          <w:p>
+            <w:pPr>
+              <w:keepNext w:val="0"/>
+              <w:keepLines w:val="0"/>
+              <w:pageBreakBefore w:val="0"/>
+              <w:widowControl w:val="0"/>
+              <w:pBdr>
+                <w:top w:space="0" w:sz="0" w:val="nil"/>
+                <w:left w:space="0" w:sz="0" w:val="nil"/>
+                <w:bottom w:space="0" w:sz="0" w:val="nil"/>
+                <w:right w:space="0" w:sz="0" w:val="nil"/>
+                <w:between w:space="0" w:sz="0" w:val="nil"/>
+              </w:pBdr>
+              <w:shd w:fill="auto" w:val="clear"/>
+              <w:spacing w:after="0" w:before="0" w:line="240" w:lineRule="auto"/>
+              <w:ind w:left="0" w:right="0" w:firstLine="0"/>
+              <w:jc w:val="left"/>
+              <w:rPr>
+                <w:i w:val="0"/>
+                <w:iCs w:val="0"/>
+                <w:smallCaps w:val="0"/>
+                <w:strike w:val="0"/>
+                <w:color w:val="000000"/>
+                <w:u w:val="none"/>
+                <w:shd w:fill="auto" w:val="clear"/>
+                <w:vertAlign w:val="baseline"/>
+              </w:rPr>
+            </w:pPr>
+            <w:r>
+              <w:rPr>
+                <w:rtl w:val="0"/>
+              </w:rPr>
+            </w:r>
+          </w:p>
+        </w:tc>
+        <w:tc>
+          <w:tcPr>
+            <w:gridSpan w:val="2"/>
+            <w:tcBorders>
+              <w:top w:color="000000" w:space="0" w:sz="4" w:val="single"/>
+              <w:left w:color="000000" w:space="0" w:sz="4" w:val="single"/>
+              <w:bottom w:color="000000" w:space="0" w:sz="4" w:val="single"/>
+              <w:right w:color="000000" w:space="0" w:sz="4" w:val="single"/>
+            </w:tcBorders>
+            <w:vAlign w:val="center"/>
+          </w:tcPr>
+          <w:p>
+            <w:pPr>
+              <w:rPr>
+                <w:b w:val="1"/>
+                <w:bCs w:val="1"/>
+                <w:color w:val="1f3864"/>
+              </w:rPr>
+            </w:pPr>
+            <w:r>
+              <w:rPr>
+                <w:b w:val="1"/>
+                <w:bCs w:val="1"/>
+                <w:color w:val="1f3864"/>
+                <w:rtl w:val="0"/>
+              </w:rPr>
+              <w:t xml:space="preserve">Cuando:</w:t>
+            </w:r>
+          </w:p>
+        </w:tc>
+        <w:tc>
+          <w:tcPr>
+            <w:gridSpan w:val="4"/>
+            <w:tcBorders>
+              <w:top w:color="000000" w:space="0" w:sz="4" w:val="single"/>
+              <w:left w:color="000000" w:space="0" w:sz="4" w:val="single"/>
+              <w:bottom w:color="000000" w:space="0" w:sz="4" w:val="single"/>
+              <w:right w:color="000000" w:space="0" w:sz="4" w:val="single"/>
+            </w:tcBorders>
+            <w:vAlign w:val="center"/>
+          </w:tcPr>
+          <w:p>
+            <w:pPr>
+              <w:keepNext w:val="0"/>
+              <w:keepLines w:val="0"/>
+              <w:widowControl w:val="1"/>
+              <w:shd w:fill="auto" w:val="clear"/>
+              <w:spacing w:after="160" w:before="0" w:line="240" w:lineRule="auto"/>
+              <w:ind w:left="0" w:right="0" w:firstLine="0"/>
+              <w:jc w:val="left"/>
+              <w:rPr/>
+            </w:pPr>
+            <w:r>
+              <w:rPr>
+                <w:rtl w:val="0"/>
+              </w:rPr>
+              <w:t xml:space="preserve">presiona el botón "Enviar".</w:t>
+            </w:r>
+          </w:p>
+        </w:tc>
+      </w:tr>
+      <w:tr>
+        <w:trPr>
+          <w:cantSplit w:val="0"/>
+          <w:trHeight w:val="220" w:hRule="atLeast"/>
+          <w:tblHeader w:val="0"/>
+        </w:trPr>
+        <w:tc>
+          <w:tcPr>
+            <w:gridSpan w:val="3"/>
+            <w:vMerge w:val="continue"/>
+            <w:tcBorders>
+              <w:top w:color="000000" w:space="0" w:sz="4" w:val="single"/>
+              <w:left w:color="000000" w:space="0" w:sz="4" w:val="single"/>
+              <w:bottom w:color="000000" w:space="0" w:sz="4" w:val="single"/>
+              <w:right w:color="000000" w:space="0" w:sz="4" w:val="single"/>
+            </w:tcBorders>
+            <w:vAlign w:val="center"/>
+          </w:tcPr>
+          <w:p>
+            <w:pPr>
+              <w:keepNext w:val="0"/>
+              <w:keepLines w:val="0"/>
+              <w:pageBreakBefore w:val="0"/>
+              <w:widowControl w:val="0"/>
+              <w:pBdr>
+                <w:top w:space="0" w:sz="0" w:val="nil"/>
+                <w:left w:space="0" w:sz="0" w:val="nil"/>
+                <w:bottom w:space="0" w:sz="0" w:val="nil"/>
+                <w:right w:space="0" w:sz="0" w:val="nil"/>
+                <w:between w:space="0" w:sz="0" w:val="nil"/>
+              </w:pBdr>
+              <w:shd w:fill="auto" w:val="clear"/>
+              <w:spacing w:after="0" w:before="0" w:line="240" w:lineRule="auto"/>
+              <w:ind w:left="0" w:right="0" w:firstLine="0"/>
+              <w:jc w:val="left"/>
+              <w:rPr>
+                <w:i w:val="0"/>
+                <w:iCs w:val="0"/>
+                <w:smallCaps w:val="0"/>
+                <w:strike w:val="0"/>
+                <w:color w:val="000000"/>
+                <w:u w:val="none"/>
+                <w:shd w:fill="auto" w:val="clear"/>
+                <w:vertAlign w:val="baseline"/>
+              </w:rPr>
+            </w:pPr>
+            <w:r>
+              <w:rPr>
+                <w:rtl w:val="0"/>
+              </w:rPr>
+            </w:r>
+          </w:p>
+        </w:tc>
+        <w:tc>
+          <w:tcPr>
+            <w:gridSpan w:val="2"/>
+            <w:tcBorders>
+              <w:top w:color="000000" w:space="0" w:sz="4" w:val="single"/>
+              <w:left w:color="000000" w:space="0" w:sz="4" w:val="single"/>
+              <w:bottom w:color="000000" w:space="0" w:sz="4" w:val="single"/>
+              <w:right w:color="000000" w:space="0" w:sz="4" w:val="single"/>
+            </w:tcBorders>
+            <w:vAlign w:val="center"/>
+          </w:tcPr>
+          <w:p>
+            <w:pPr>
+              <w:rPr>
+                <w:b w:val="1"/>
+                <w:bCs w:val="1"/>
+                <w:color w:val="1f3864"/>
+              </w:rPr>
+            </w:pPr>
+            <w:r>
+              <w:rPr>
+                <w:b w:val="1"/>
+                <w:bCs w:val="1"/>
+                <w:color w:val="1f3864"/>
+                <w:rtl w:val="0"/>
+              </w:rPr>
+              <w:t xml:space="preserve">Entonces:</w:t>
+            </w:r>
+          </w:p>
+        </w:tc>
+        <w:tc>
+          <w:tcPr>
+            <w:gridSpan w:val="4"/>
+            <w:tcBorders>
+              <w:top w:color="000000" w:space="0" w:sz="4" w:val="single"/>
+              <w:left w:color="000000" w:space="0" w:sz="4" w:val="single"/>
+              <w:bottom w:color="000000" w:space="0" w:sz="4" w:val="single"/>
+              <w:right w:color="000000" w:space="0" w:sz="4" w:val="single"/>
+            </w:tcBorders>
+            <w:vAlign w:val="center"/>
+          </w:tcPr>
+          <w:p>
+            <w:pPr>
+              <w:keepNext w:val="0"/>
+              <w:keepLines w:val="0"/>
+              <w:widowControl w:val="1"/>
+              <w:shd w:fill="auto" w:val="clear"/>
+              <w:spacing w:after="160" w:before="0" w:line="240" w:lineRule="auto"/>
+              <w:ind w:left="0" w:right="0" w:firstLine="0"/>
+              <w:jc w:val="left"/>
+              <w:rPr/>
+            </w:pPr>
+            <w:r>
+              <w:rPr>
+                <w:rtl w:val="0"/>
+              </w:rPr>
+              <w:t xml:space="preserve">el sistema informa el límite permitido y solicita corregir el contenido.</w:t>
+            </w:r>
+          </w:p>
+        </w:tc>
+      </w:tr>
+      <w:tr>
+        <w:trPr>
+          <w:cantSplit w:val="0"/>
+          <w:trHeight w:val="220" w:hRule="atLeast"/>
+          <w:tblHeader w:val="0"/>
+        </w:trPr>
+        <w:tc>
+          <w:tcPr>
+            <w:gridSpan w:val="3"/>
+            <w:vMerge w:val="restart"/>
+            <w:tcBorders>
+              <w:top w:color="000000" w:space="0" w:sz="4" w:val="single"/>
+              <w:left w:color="000000" w:space="0" w:sz="4" w:val="single"/>
+              <w:bottom w:color="000000" w:space="0" w:sz="4" w:val="single"/>
+              <w:right w:color="000000" w:space="0" w:sz="4" w:val="single"/>
+            </w:tcBorders>
+            <w:vAlign w:val="center"/>
+          </w:tcPr>
+          <w:p>
+            <w:pPr>
+              <w:jc w:val="center"/>
+              <w:rPr>
+                <w:b w:val="1"/>
+                <w:bCs w:val="1"/>
+                <w:color w:val="1f3864"/>
+              </w:rPr>
+            </w:pPr>
+            <w:r>
+              <w:rPr>
+                <w:b w:val="1"/>
+                <w:bCs w:val="1"/>
+                <w:color w:val="1f3864"/>
+                <w:rtl w:val="0"/>
+              </w:rPr>
+              <w:t xml:space="preserve">Condición 07</w:t>
+            </w:r>
+          </w:p>
+          <w:p>
+            <w:pPr>
+              <w:jc w:val="center"/>
+              <w:rPr>
+                <w:b w:val="1"/>
+                <w:bCs w:val="1"/>
+                <w:color w:val="1f3864"/>
+              </w:rPr>
+            </w:pPr>
+            <w:r>
+              <w:rPr>
+                <w:rtl w:val="0"/>
+              </w:rPr>
+            </w:r>
+          </w:p>
+        </w:tc>
+        <w:tc>
+          <w:tcPr>
+            <w:gridSpan w:val="2"/>
+            <w:tcBorders>
+              <w:top w:color="000000" w:space="0" w:sz="4" w:val="single"/>
+              <w:left w:color="000000" w:space="0" w:sz="4" w:val="single"/>
+              <w:bottom w:color="000000" w:space="0" w:sz="4" w:val="single"/>
+              <w:right w:color="000000" w:space="0" w:sz="4" w:val="single"/>
+            </w:tcBorders>
+            <w:vAlign w:val="center"/>
+          </w:tcPr>
+          <w:p>
+            <w:pPr>
+              <w:rPr>
+                <w:b w:val="1"/>
+                <w:bCs w:val="1"/>
+                <w:color w:val="1f3864"/>
+              </w:rPr>
+            </w:pPr>
+            <w:r>
+              <w:rPr>
+                <w:b w:val="1"/>
+                <w:bCs w:val="1"/>
+                <w:color w:val="1f3864"/>
+                <w:rtl w:val="0"/>
+              </w:rPr>
+              <w:t xml:space="preserve">Dado:</w:t>
+            </w:r>
+          </w:p>
+        </w:tc>
+        <w:tc>
+          <w:tcPr>
+            <w:gridSpan w:val="4"/>
+            <w:tcBorders>
+              <w:top w:color="000000" w:space="0" w:sz="4" w:val="single"/>
+              <w:left w:color="000000" w:space="0" w:sz="4" w:val="single"/>
+              <w:bottom w:color="000000" w:space="0" w:sz="4" w:val="single"/>
+              <w:right w:color="000000" w:space="0" w:sz="4" w:val="single"/>
+            </w:tcBorders>
+            <w:vAlign w:val="center"/>
+          </w:tcPr>
+          <w:p>
+            <w:pPr>
+              <w:keepNext w:val="0"/>
+              <w:keepLines w:val="0"/>
+              <w:widowControl w:val="1"/>
+              <w:shd w:fill="auto" w:val="clear"/>
+              <w:spacing w:after="160" w:before="0" w:line="240" w:lineRule="auto"/>
+              <w:ind w:left="0" w:right="0" w:firstLine="0"/>
+              <w:jc w:val="left"/>
+              <w:rPr/>
+            </w:pPr>
+            <w:r>
+              <w:rPr>
+                <w:rtl w:val="0"/>
+              </w:rPr>
+              <w:t xml:space="preserve">el usuario envía correctamente el formulario.</w:t>
+            </w:r>
+          </w:p>
+        </w:tc>
+      </w:tr>
+      <w:tr>
+        <w:trPr>
+          <w:cantSplit w:val="0"/>
+          <w:trHeight w:val="220" w:hRule="atLeast"/>
+          <w:tblHeader w:val="0"/>
+        </w:trPr>
+        <w:tc>
+          <w:tcPr>
+            <w:gridSpan w:val="3"/>
+            <w:vMerge w:val="continue"/>
+            <w:tcBorders>
+              <w:top w:color="000000" w:space="0" w:sz="4" w:val="single"/>
+              <w:left w:color="000000" w:space="0" w:sz="4" w:val="single"/>
+              <w:bottom w:color="000000" w:space="0" w:sz="4" w:val="single"/>
+              <w:right w:color="000000" w:space="0" w:sz="4" w:val="single"/>
+            </w:tcBorders>
+            <w:vAlign w:val="center"/>
+          </w:tcPr>
+          <w:p>
+            <w:pPr>
+              <w:keepNext w:val="0"/>
+              <w:keepLines w:val="0"/>
+              <w:pageBreakBefore w:val="0"/>
+              <w:widowControl w:val="0"/>
+              <w:pBdr>
+                <w:top w:space="0" w:sz="0" w:val="nil"/>
+                <w:left w:space="0" w:sz="0" w:val="nil"/>
+                <w:bottom w:space="0" w:sz="0" w:val="nil"/>
+                <w:right w:space="0" w:sz="0" w:val="nil"/>
+                <w:between w:space="0" w:sz="0" w:val="nil"/>
+              </w:pBdr>
+              <w:shd w:fill="auto" w:val="clear"/>
+              <w:spacing w:after="0" w:before="0" w:line="240" w:lineRule="auto"/>
+              <w:ind w:left="0" w:right="0" w:firstLine="0"/>
+              <w:jc w:val="left"/>
+              <w:rPr>
+                <w:i w:val="0"/>
+                <w:iCs w:val="0"/>
+                <w:smallCaps w:val="0"/>
+                <w:strike w:val="0"/>
+                <w:color w:val="000000"/>
+                <w:u w:val="none"/>
+                <w:shd w:fill="auto" w:val="clear"/>
+                <w:vertAlign w:val="baseline"/>
+              </w:rPr>
+            </w:pPr>
+            <w:r>
+              <w:rPr>
+                <w:rtl w:val="0"/>
+              </w:rPr>
+            </w:r>
+          </w:p>
+        </w:tc>
+        <w:tc>
+          <w:tcPr>
+            <w:gridSpan w:val="2"/>
+            <w:tcBorders>
+              <w:top w:color="000000" w:space="0" w:sz="4" w:val="single"/>
+              <w:left w:color="000000" w:space="0" w:sz="4" w:val="single"/>
+              <w:bottom w:color="000000" w:space="0" w:sz="4" w:val="single"/>
+              <w:right w:color="000000" w:space="0" w:sz="4" w:val="single"/>
+            </w:tcBorders>
+            <w:vAlign w:val="center"/>
+          </w:tcPr>
+          <w:p>
+            <w:pPr>
+              <w:rPr>
+                <w:b w:val="1"/>
+                <w:bCs w:val="1"/>
+                <w:color w:val="1f3864"/>
+              </w:rPr>
+            </w:pPr>
+            <w:r>
+              <w:rPr>
+                <w:b w:val="1"/>
+                <w:bCs w:val="1"/>
+                <w:color w:val="1f3864"/>
+                <w:rtl w:val="0"/>
+              </w:rPr>
+              <w:t xml:space="preserve">Cuando:</w:t>
+            </w:r>
+          </w:p>
+        </w:tc>
+        <w:tc>
+          <w:tcPr>
+            <w:gridSpan w:val="4"/>
+            <w:tcBorders>
+              <w:top w:color="000000" w:space="0" w:sz="4" w:val="single"/>
+              <w:left w:color="000000" w:space="0" w:sz="4" w:val="single"/>
+              <w:bottom w:color="000000" w:space="0" w:sz="4" w:val="single"/>
+              <w:right w:color="000000" w:space="0" w:sz="4" w:val="single"/>
+            </w:tcBorders>
+            <w:vAlign w:val="center"/>
+          </w:tcPr>
+          <w:p>
+            <w:pPr>
+              <w:keepNext w:val="0"/>
+              <w:keepLines w:val="0"/>
+              <w:widowControl w:val="1"/>
+              <w:shd w:fill="auto" w:val="clear"/>
+              <w:spacing w:after="160" w:before="0" w:line="240" w:lineRule="auto"/>
+              <w:ind w:left="0" w:right="0" w:firstLine="0"/>
+              <w:jc w:val="left"/>
+              <w:rPr/>
+            </w:pPr>
+            <w:r>
+              <w:rPr>
+                <w:rtl w:val="0"/>
+              </w:rPr>
+              <w:t xml:space="preserve">el mensaje es registrado.</w:t>
+            </w:r>
+          </w:p>
+        </w:tc>
+      </w:tr>
+      <w:tr>
+        <w:trPr>
+          <w:cantSplit w:val="0"/>
+          <w:trHeight w:val="220" w:hRule="atLeast"/>
+          <w:tblHeader w:val="0"/>
+        </w:trPr>
+        <w:tc>
+          <w:tcPr>
+            <w:gridSpan w:val="3"/>
+            <w:vMerge w:val="continue"/>
+            <w:tcBorders>
+              <w:top w:color="000000" w:space="0" w:sz="4" w:val="single"/>
+              <w:left w:color="000000" w:space="0" w:sz="4" w:val="single"/>
+              <w:bottom w:color="000000" w:space="0" w:sz="4" w:val="single"/>
+              <w:right w:color="000000" w:space="0" w:sz="4" w:val="single"/>
+            </w:tcBorders>
+            <w:vAlign w:val="center"/>
+          </w:tcPr>
+          <w:p>
+            <w:pPr>
+              <w:keepNext w:val="0"/>
+              <w:keepLines w:val="0"/>
+              <w:pageBreakBefore w:val="0"/>
+              <w:widowControl w:val="0"/>
+              <w:pBdr>
+                <w:top w:space="0" w:sz="0" w:val="nil"/>
+                <w:left w:space="0" w:sz="0" w:val="nil"/>
+                <w:bottom w:space="0" w:sz="0" w:val="nil"/>
+                <w:right w:space="0" w:sz="0" w:val="nil"/>
+                <w:between w:space="0" w:sz="0" w:val="nil"/>
+              </w:pBdr>
+              <w:shd w:fill="auto" w:val="clear"/>
+              <w:spacing w:after="0" w:before="0" w:line="240" w:lineRule="auto"/>
+              <w:ind w:left="0" w:right="0" w:firstLine="0"/>
+              <w:jc w:val="left"/>
+              <w:rPr>
+                <w:i w:val="0"/>
+                <w:iCs w:val="0"/>
+                <w:smallCaps w:val="0"/>
+                <w:strike w:val="0"/>
+                <w:color w:val="000000"/>
+                <w:u w:val="none"/>
+                <w:shd w:fill="auto" w:val="clear"/>
+                <w:vertAlign w:val="baseline"/>
+              </w:rPr>
+            </w:pPr>
+            <w:r>
+              <w:rPr>
+                <w:rtl w:val="0"/>
+              </w:rPr>
+            </w:r>
+          </w:p>
+        </w:tc>
+        <w:tc>
+          <w:tcPr>
+            <w:gridSpan w:val="2"/>
+            <w:tcBorders>
+              <w:top w:color="000000" w:space="0" w:sz="4" w:val="single"/>
+              <w:left w:color="000000" w:space="0" w:sz="4" w:val="single"/>
+              <w:bottom w:color="000000" w:space="0" w:sz="4" w:val="single"/>
+              <w:right w:color="000000" w:space="0" w:sz="4" w:val="single"/>
+            </w:tcBorders>
+            <w:vAlign w:val="center"/>
+          </w:tcPr>
+          <w:p>
+            <w:pPr>
+              <w:rPr>
+                <w:b w:val="1"/>
+                <w:bCs w:val="1"/>
+                <w:color w:val="1f3864"/>
+              </w:rPr>
+            </w:pPr>
+            <w:r>
+              <w:rPr>
+                <w:b w:val="1"/>
+                <w:bCs w:val="1"/>
+                <w:color w:val="1f3864"/>
+                <w:rtl w:val="0"/>
+              </w:rPr>
+              <w:t xml:space="preserve">Entonces:</w:t>
+            </w:r>
+          </w:p>
+        </w:tc>
+        <w:tc>
+          <w:tcPr>
+            <w:gridSpan w:val="4"/>
+            <w:tcBorders>
+              <w:top w:color="000000" w:space="0" w:sz="4" w:val="single"/>
+              <w:left w:color="000000" w:space="0" w:sz="4" w:val="single"/>
+              <w:bottom w:color="000000" w:space="0" w:sz="4" w:val="single"/>
+              <w:right w:color="000000" w:space="0" w:sz="4" w:val="single"/>
+            </w:tcBorders>
+            <w:vAlign w:val="center"/>
+          </w:tcPr>
+          <w:p>
+            <w:pPr>
+              <w:keepNext w:val="0"/>
+              <w:keepLines w:val="0"/>
+              <w:widowControl w:val="1"/>
+              <w:shd w:fill="auto" w:val="clear"/>
+              <w:spacing w:after="160" w:before="0" w:line="240" w:lineRule="auto"/>
+              <w:ind w:left="0" w:right="0" w:firstLine="0"/>
+              <w:jc w:val="left"/>
+              <w:rPr/>
+            </w:pPr>
+            <w:r>
+              <w:rPr>
+                <w:rtl w:val="0"/>
+              </w:rPr>
+              <w:t xml:space="preserve">el formulario se limpia y el sistema muestra la confirmación del envío.</w:t>
+            </w:r>
+          </w:p>
+        </w:tc>
+      </w:tr>
+      <w:tr>
+        <w:trPr>
+          <w:cantSplit w:val="0"/>
+          <w:trHeight w:val="220" w:hRule="atLeast"/>
+          <w:tblHeader w:val="0"/>
+        </w:trPr>
+        <w:tc>
+          <w:tcPr>
             <w:gridSpan w:val="9"/>
             <w:tcBorders>
               <w:top w:color="000000" w:space="0" w:sz="4" w:val="single"/>
@@ -2938,43 +4135,33 @@
               <w:ind w:left="0" w:right="0" w:firstLine="0"/>
               <w:jc w:val="center"/>
               <w:rPr>
-                <w:rFonts w:ascii="Calibri" w:cs="Calibri" w:eastAsia="Calibri" w:hAnsi="Calibri"/>
-                <w:b w:val="1"/>
-                <w:bCs w:val="1"/>
-                <w:i w:val="0"/>
-                <w:iCs w:val="0"/>
-                <w:smallCaps w:val="0"/>
-                <w:strike w:val="0"/>
-                <w:color w:val="1f3864"/>
-                <w:sz w:val="22"/>
-                <w:szCs w:val="22"/>
-                <w:u w:val="none"/>
-                <w:shd w:fill="auto" w:val="clear"/>
-                <w:vertAlign w:val="baseline"/>
-              </w:rPr>
-            </w:pPr>
-            <w:r>
-              <w:rPr>
-                <w:b w:val="1"/>
-                <w:bCs w:val="1"/>
-                <w:i w:val="0"/>
-                <w:iCs w:val="0"/>
-                <w:smallCaps w:val="0"/>
-                <w:strike w:val="0"/>
-                <w:color w:val="1f3864"/>
-                <w:sz w:val="22"/>
-                <w:szCs w:val="22"/>
+                <w:b w:val="1"/>
+                <w:bCs w:val="1"/>
+                <w:i w:val="0"/>
+                <w:iCs w:val="0"/>
+                <w:smallCaps w:val="0"/>
+                <w:strike w:val="0"/>
+                <w:color w:val="1f3864"/>
+                <w:u w:val="none"/>
+                <w:shd w:fill="auto" w:val="clear"/>
+                <w:vertAlign w:val="baseline"/>
+              </w:rPr>
+            </w:pPr>
+            <w:r>
+              <w:rPr>
+                <w:b w:val="1"/>
+                <w:bCs w:val="1"/>
+                <w:i w:val="0"/>
+                <w:iCs w:val="0"/>
+                <w:smallCaps w:val="0"/>
+                <w:strike w:val="0"/>
+                <w:color w:val="1f3864"/>
                 <w:u w:val="none"/>
                 <w:shd w:fill="auto" w:val="clear"/>
                 <w:vertAlign w:val="baseline"/>
                 <w:rtl w:val="0"/>
               </w:rPr>
               <w:t xml:space="preserve">TAREAS</w:t>
-            </w:r>
-            <w:r>
-              <w:rPr>
-                <w:rtl w:val="0"/>
-              </w:rPr>
             </w:r>
           </w:p>
         </w:tc>
@@ -3005,32 +4192,27 @@
               <w:ind w:left="0" w:right="0" w:firstLine="0"/>
               <w:jc w:val="center"/>
               <w:rPr>
-                <w:rFonts w:ascii="Calibri" w:cs="Calibri" w:eastAsia="Calibri" w:hAnsi="Calibri"/>
-                <w:b w:val="1"/>
-                <w:bCs w:val="1"/>
-                <w:i w:val="0"/>
-                <w:iCs w:val="0"/>
-                <w:smallCaps w:val="0"/>
-                <w:strike w:val="0"/>
-                <w:color w:val="1f3864"/>
-                <w:sz w:val="22"/>
-                <w:szCs w:val="22"/>
-                <w:u w:val="none"/>
-                <w:shd w:fill="auto" w:val="clear"/>
-                <w:vertAlign w:val="baseline"/>
-              </w:rPr>
-            </w:pPr>
-            <w:r>
-              <w:rPr>
-                <w:b w:val="1"/>
-                <w:bCs w:val="1"/>
-                <w:i w:val="0"/>
-                <w:iCs w:val="0"/>
-                <w:smallCaps w:val="0"/>
-                <w:strike w:val="0"/>
-                <w:color w:val="1f3864"/>
-                <w:sz w:val="22"/>
-                <w:szCs w:val="22"/>
+                <w:b w:val="1"/>
+                <w:bCs w:val="1"/>
+                <w:i w:val="0"/>
+                <w:iCs w:val="0"/>
+                <w:smallCaps w:val="0"/>
+                <w:strike w:val="0"/>
+                <w:color w:val="1f3864"/>
+                <w:u w:val="none"/>
+                <w:shd w:fill="auto" w:val="clear"/>
+                <w:vertAlign w:val="baseline"/>
+              </w:rPr>
+            </w:pPr>
+            <w:r>
+              <w:rPr>
+                <w:b w:val="1"/>
+                <w:bCs w:val="1"/>
+                <w:i w:val="0"/>
+                <w:iCs w:val="0"/>
+                <w:smallCaps w:val="0"/>
+                <w:strike w:val="0"/>
+                <w:color w:val="1f3864"/>
                 <w:u w:val="none"/>
                 <w:shd w:fill="auto" w:val="clear"/>
                 <w:vertAlign w:val="baseline"/>
@@ -3038,11 +4220,6 @@
               </w:rPr>
               <w:t xml:space="preserve">No</w:t>
             </w:r>
-            <w:r>
-              <w:rPr>
-                <w:rtl w:val="0"/>
-              </w:rPr>
-            </w:r>
           </w:p>
         </w:tc>
         <w:tc>
@@ -3065,43 +4242,33 @@
               <w:ind w:left="0" w:right="0" w:firstLine="0"/>
               <w:jc w:val="center"/>
               <w:rPr>
-                <w:rFonts w:ascii="Calibri" w:cs="Calibri" w:eastAsia="Calibri" w:hAnsi="Calibri"/>
-                <w:b w:val="1"/>
-                <w:bCs w:val="1"/>
-                <w:i w:val="0"/>
-                <w:iCs w:val="0"/>
-                <w:smallCaps w:val="0"/>
-                <w:strike w:val="0"/>
-                <w:color w:val="1f3864"/>
-                <w:sz w:val="22"/>
-                <w:szCs w:val="22"/>
-                <w:u w:val="none"/>
-                <w:shd w:fill="auto" w:val="clear"/>
-                <w:vertAlign w:val="baseline"/>
-              </w:rPr>
-            </w:pPr>
-            <w:r>
-              <w:rPr>
-                <w:b w:val="1"/>
-                <w:bCs w:val="1"/>
-                <w:i w:val="0"/>
-                <w:iCs w:val="0"/>
-                <w:smallCaps w:val="0"/>
-                <w:strike w:val="0"/>
-                <w:color w:val="1f3864"/>
-                <w:sz w:val="22"/>
-                <w:szCs w:val="22"/>
+                <w:b w:val="1"/>
+                <w:bCs w:val="1"/>
+                <w:i w:val="0"/>
+                <w:iCs w:val="0"/>
+                <w:smallCaps w:val="0"/>
+                <w:strike w:val="0"/>
+                <w:color w:val="1f3864"/>
+                <w:u w:val="none"/>
+                <w:shd w:fill="auto" w:val="clear"/>
+                <w:vertAlign w:val="baseline"/>
+              </w:rPr>
+            </w:pPr>
+            <w:r>
+              <w:rPr>
+                <w:b w:val="1"/>
+                <w:bCs w:val="1"/>
+                <w:i w:val="0"/>
+                <w:iCs w:val="0"/>
+                <w:smallCaps w:val="0"/>
+                <w:strike w:val="0"/>
+                <w:color w:val="1f3864"/>
                 <w:u w:val="none"/>
                 <w:shd w:fill="auto" w:val="clear"/>
                 <w:vertAlign w:val="baseline"/>
                 <w:rtl w:val="0"/>
               </w:rPr>
               <w:t xml:space="preserve">Descripción</w:t>
-            </w:r>
-            <w:r>
-              <w:rPr>
-                <w:rtl w:val="0"/>
-              </w:rPr>
             </w:r>
           </w:p>
         </w:tc>
@@ -3132,43 +4299,29 @@
               <w:ind w:left="0" w:right="0" w:firstLine="0"/>
               <w:jc w:val="center"/>
               <w:rPr>
-                <w:rFonts w:ascii="Calibri" w:cs="Calibri" w:eastAsia="Calibri" w:hAnsi="Calibri"/>
-                <w:b w:val="0"/>
-                <w:bCs w:val="0"/>
-                <w:i w:val="0"/>
-                <w:iCs w:val="0"/>
-                <w:smallCaps w:val="0"/>
-                <w:strike w:val="0"/>
-                <w:color w:val="1f3864"/>
-                <w:sz w:val="22"/>
-                <w:szCs w:val="22"/>
-                <w:u w:val="none"/>
-                <w:shd w:fill="auto" w:val="clear"/>
-                <w:vertAlign w:val="baseline"/>
-              </w:rPr>
-            </w:pPr>
-            <w:r>
-              <w:rPr>
-                <w:b w:val="0"/>
-                <w:bCs w:val="0"/>
-                <w:i w:val="0"/>
-                <w:iCs w:val="0"/>
-                <w:smallCaps w:val="0"/>
-                <w:strike w:val="0"/>
-                <w:color w:val="1f3864"/>
-                <w:sz w:val="22"/>
-                <w:szCs w:val="22"/>
+                <w:i w:val="0"/>
+                <w:iCs w:val="0"/>
+                <w:smallCaps w:val="0"/>
+                <w:strike w:val="0"/>
+                <w:color w:val="1f3864"/>
+                <w:u w:val="none"/>
+                <w:shd w:fill="auto" w:val="clear"/>
+                <w:vertAlign w:val="baseline"/>
+              </w:rPr>
+            </w:pPr>
+            <w:r>
+              <w:rPr>
+                <w:i w:val="0"/>
+                <w:iCs w:val="0"/>
+                <w:smallCaps w:val="0"/>
+                <w:strike w:val="0"/>
+                <w:color w:val="1f3864"/>
                 <w:u w:val="none"/>
                 <w:shd w:fill="auto" w:val="clear"/>
                 <w:vertAlign w:val="baseline"/>
                 <w:rtl w:val="0"/>
               </w:rPr>
               <w:t xml:space="preserve">1</w:t>
-            </w:r>
-            <w:r>
-              <w:rPr>
-                <w:rtl w:val="0"/>
-              </w:rPr>
             </w:r>
           </w:p>
         </w:tc>
@@ -3192,7 +4345,7 @@
               <w:rPr>
                 <w:rtl w:val="0"/>
               </w:rPr>
-              <w:t xml:space="preserve">Diseñar el formulario de contacto con validaciones frontend</w:t>
+              <w:t xml:space="preserve">Definir las reglas de negocio para el formulario de contacto, incluyendo los campos obligatorios, validaciones y comportamiento esperado durante el envío.</w:t>
             </w:r>
           </w:p>
         </w:tc>
@@ -3222,43 +4375,29 @@
               <w:ind w:left="0" w:right="0" w:firstLine="0"/>
               <w:jc w:val="center"/>
               <w:rPr>
-                <w:rFonts w:ascii="Calibri" w:cs="Calibri" w:eastAsia="Calibri" w:hAnsi="Calibri"/>
-                <w:b w:val="0"/>
-                <w:bCs w:val="0"/>
-                <w:i w:val="0"/>
-                <w:iCs w:val="0"/>
-                <w:smallCaps w:val="0"/>
-                <w:strike w:val="0"/>
-                <w:color w:val="1f3864"/>
-                <w:sz w:val="22"/>
-                <w:szCs w:val="22"/>
-                <w:u w:val="none"/>
-                <w:shd w:fill="auto" w:val="clear"/>
-                <w:vertAlign w:val="baseline"/>
-              </w:rPr>
-            </w:pPr>
-            <w:r>
-              <w:rPr>
-                <w:b w:val="0"/>
-                <w:bCs w:val="0"/>
-                <w:i w:val="0"/>
-                <w:iCs w:val="0"/>
-                <w:smallCaps w:val="0"/>
-                <w:strike w:val="0"/>
-                <w:color w:val="1f3864"/>
-                <w:sz w:val="22"/>
-                <w:szCs w:val="22"/>
+                <w:i w:val="0"/>
+                <w:iCs w:val="0"/>
+                <w:smallCaps w:val="0"/>
+                <w:strike w:val="0"/>
+                <w:color w:val="1f3864"/>
+                <w:u w:val="none"/>
+                <w:shd w:fill="auto" w:val="clear"/>
+                <w:vertAlign w:val="baseline"/>
+              </w:rPr>
+            </w:pPr>
+            <w:r>
+              <w:rPr>
+                <w:i w:val="0"/>
+                <w:iCs w:val="0"/>
+                <w:smallCaps w:val="0"/>
+                <w:strike w:val="0"/>
+                <w:color w:val="1f3864"/>
                 <w:u w:val="none"/>
                 <w:shd w:fill="auto" w:val="clear"/>
                 <w:vertAlign w:val="baseline"/>
                 <w:rtl w:val="0"/>
               </w:rPr>
               <w:t xml:space="preserve">2</w:t>
-            </w:r>
-            <w:r>
-              <w:rPr>
-                <w:rtl w:val="0"/>
-              </w:rPr>
             </w:r>
           </w:p>
         </w:tc>
@@ -3281,7 +4420,7 @@
               <w:rPr>
                 <w:rtl w:val="0"/>
               </w:rPr>
-              <w:t xml:space="preserve">Implementar el endpoint REST para recibir el mensaje</w:t>
+              <w:t xml:space="preserve">Diseñar la interfaz del formulario de contacto garantizando una experiencia clara, accesible y fácil de utilizar.</w:t>
             </w:r>
           </w:p>
         </w:tc>
@@ -3311,43 +4450,29 @@
               <w:ind w:left="0" w:right="0" w:firstLine="0"/>
               <w:jc w:val="center"/>
               <w:rPr>
-                <w:rFonts w:ascii="Calibri" w:cs="Calibri" w:eastAsia="Calibri" w:hAnsi="Calibri"/>
-                <w:b w:val="0"/>
-                <w:bCs w:val="0"/>
-                <w:i w:val="0"/>
-                <w:iCs w:val="0"/>
-                <w:smallCaps w:val="0"/>
-                <w:strike w:val="0"/>
-                <w:color w:val="1f3864"/>
-                <w:sz w:val="22"/>
-                <w:szCs w:val="22"/>
-                <w:u w:val="none"/>
-                <w:shd w:fill="auto" w:val="clear"/>
-                <w:vertAlign w:val="baseline"/>
-              </w:rPr>
-            </w:pPr>
-            <w:r>
-              <w:rPr>
-                <w:b w:val="0"/>
-                <w:bCs w:val="0"/>
-                <w:i w:val="0"/>
-                <w:iCs w:val="0"/>
-                <w:smallCaps w:val="0"/>
-                <w:strike w:val="0"/>
-                <w:color w:val="1f3864"/>
-                <w:sz w:val="22"/>
-                <w:szCs w:val="22"/>
+                <w:i w:val="0"/>
+                <w:iCs w:val="0"/>
+                <w:smallCaps w:val="0"/>
+                <w:strike w:val="0"/>
+                <w:color w:val="1f3864"/>
+                <w:u w:val="none"/>
+                <w:shd w:fill="auto" w:val="clear"/>
+                <w:vertAlign w:val="baseline"/>
+              </w:rPr>
+            </w:pPr>
+            <w:r>
+              <w:rPr>
+                <w:i w:val="0"/>
+                <w:iCs w:val="0"/>
+                <w:smallCaps w:val="0"/>
+                <w:strike w:val="0"/>
+                <w:color w:val="1f3864"/>
                 <w:u w:val="none"/>
                 <w:shd w:fill="auto" w:val="clear"/>
                 <w:vertAlign w:val="baseline"/>
                 <w:rtl w:val="0"/>
               </w:rPr>
               <w:t xml:space="preserve">3</w:t>
-            </w:r>
-            <w:r>
-              <w:rPr>
-                <w:rtl w:val="0"/>
-              </w:rPr>
             </w:r>
           </w:p>
         </w:tc>
@@ -3370,7 +4495,7 @@
               <w:rPr>
                 <w:rtl w:val="0"/>
               </w:rPr>
-              <w:t xml:space="preserve">Persistir el mensaje en la base de datos</w:t>
+              <w:t xml:space="preserve">Diseñar los mensajes de validación, confirmación y error que se mostrarán durante el diligenciamiento y envío del formulario.</w:t>
             </w:r>
           </w:p>
         </w:tc>
@@ -3400,43 +4525,29 @@
               <w:ind w:left="0" w:right="0" w:firstLine="0"/>
               <w:jc w:val="center"/>
               <w:rPr>
-                <w:rFonts w:ascii="Calibri" w:cs="Calibri" w:eastAsia="Calibri" w:hAnsi="Calibri"/>
-                <w:b w:val="0"/>
-                <w:bCs w:val="0"/>
-                <w:i w:val="0"/>
-                <w:iCs w:val="0"/>
-                <w:smallCaps w:val="0"/>
-                <w:strike w:val="0"/>
-                <w:color w:val="1f3864"/>
-                <w:sz w:val="22"/>
-                <w:szCs w:val="22"/>
-                <w:u w:val="none"/>
-                <w:shd w:fill="auto" w:val="clear"/>
-                <w:vertAlign w:val="baseline"/>
-              </w:rPr>
-            </w:pPr>
-            <w:r>
-              <w:rPr>
-                <w:b w:val="0"/>
-                <w:bCs w:val="0"/>
-                <w:i w:val="0"/>
-                <w:iCs w:val="0"/>
-                <w:smallCaps w:val="0"/>
-                <w:strike w:val="0"/>
-                <w:color w:val="1f3864"/>
-                <w:sz w:val="22"/>
-                <w:szCs w:val="22"/>
+                <w:i w:val="0"/>
+                <w:iCs w:val="0"/>
+                <w:smallCaps w:val="0"/>
+                <w:strike w:val="0"/>
+                <w:color w:val="1f3864"/>
+                <w:u w:val="none"/>
+                <w:shd w:fill="auto" w:val="clear"/>
+                <w:vertAlign w:val="baseline"/>
+              </w:rPr>
+            </w:pPr>
+            <w:r>
+              <w:rPr>
+                <w:i w:val="0"/>
+                <w:iCs w:val="0"/>
+                <w:smallCaps w:val="0"/>
+                <w:strike w:val="0"/>
+                <w:color w:val="1f3864"/>
                 <w:u w:val="none"/>
                 <w:shd w:fill="auto" w:val="clear"/>
                 <w:vertAlign w:val="baseline"/>
                 <w:rtl w:val="0"/>
               </w:rPr>
               <w:t xml:space="preserve">4</w:t>
-            </w:r>
-            <w:r>
-              <w:rPr>
-                <w:rtl w:val="0"/>
-              </w:rPr>
             </w:r>
           </w:p>
         </w:tc>
@@ -3459,7 +4570,7 @@
               <w:rPr>
                 <w:rtl w:val="0"/>
               </w:rPr>
-              <w:t xml:space="preserve">Mostrar confirmación de envío al usuario</w:t>
+              <w:t xml:space="preserve">Implementar el formulario de contacto permitiendo al usuario diligenciar y enviar su consulta desde el portal público.</w:t>
             </w:r>
           </w:p>
         </w:tc>
@@ -3489,43 +4600,29 @@
               <w:ind w:left="0" w:right="0" w:firstLine="0"/>
               <w:jc w:val="center"/>
               <w:rPr>
-                <w:rFonts w:ascii="Calibri" w:cs="Calibri" w:eastAsia="Calibri" w:hAnsi="Calibri"/>
-                <w:b w:val="0"/>
-                <w:bCs w:val="0"/>
-                <w:i w:val="0"/>
-                <w:iCs w:val="0"/>
-                <w:smallCaps w:val="0"/>
-                <w:strike w:val="0"/>
-                <w:color w:val="1f3864"/>
-                <w:sz w:val="22"/>
-                <w:szCs w:val="22"/>
-                <w:u w:val="none"/>
-                <w:shd w:fill="auto" w:val="clear"/>
-                <w:vertAlign w:val="baseline"/>
-              </w:rPr>
-            </w:pPr>
-            <w:r>
-              <w:rPr>
-                <w:b w:val="0"/>
-                <w:bCs w:val="0"/>
-                <w:i w:val="0"/>
-                <w:iCs w:val="0"/>
-                <w:smallCaps w:val="0"/>
-                <w:strike w:val="0"/>
-                <w:color w:val="1f3864"/>
-                <w:sz w:val="22"/>
-                <w:szCs w:val="22"/>
+                <w:i w:val="0"/>
+                <w:iCs w:val="0"/>
+                <w:smallCaps w:val="0"/>
+                <w:strike w:val="0"/>
+                <w:color w:val="1f3864"/>
+                <w:u w:val="none"/>
+                <w:shd w:fill="auto" w:val="clear"/>
+                <w:vertAlign w:val="baseline"/>
+              </w:rPr>
+            </w:pPr>
+            <w:r>
+              <w:rPr>
+                <w:i w:val="0"/>
+                <w:iCs w:val="0"/>
+                <w:smallCaps w:val="0"/>
+                <w:strike w:val="0"/>
+                <w:color w:val="1f3864"/>
                 <w:u w:val="none"/>
                 <w:shd w:fill="auto" w:val="clear"/>
                 <w:vertAlign w:val="baseline"/>
                 <w:rtl w:val="0"/>
               </w:rPr>
               <w:t xml:space="preserve">5</w:t>
-            </w:r>
-            <w:r>
-              <w:rPr>
-                <w:rtl w:val="0"/>
-              </w:rPr>
             </w:r>
           </w:p>
         </w:tc>
@@ -3548,7 +4645,7 @@
               <w:rPr>
                 <w:rtl w:val="0"/>
               </w:rPr>
-              <w:t xml:space="preserve">Realizar pruebas de validación del formulario</w:t>
+              <w:t xml:space="preserve">Implementar las validaciones de los campos obligatorios antes de permitir el envío del formulario.</w:t>
             </w:r>
           </w:p>
         </w:tc>
@@ -3556,13 +4653,13 @@
       <w:tr>
         <w:trPr>
           <w:cantSplit w:val="0"/>
+          <w:trHeight w:val="432" w:hRule="atLeast"/>
           <w:tblHeader w:val="0"/>
         </w:trPr>
         <w:tc>
           <w:tcPr>
-            <w:gridSpan w:val="9"/>
-            <w:tcBorders>
-              <w:top w:color="000000" w:space="0" w:sz="4" w:val="single"/>
+            <w:gridSpan w:val="3"/>
+            <w:tcBorders>
               <w:left w:color="000000" w:space="0" w:sz="4" w:val="single"/>
               <w:bottom w:color="000000" w:space="0" w:sz="4" w:val="single"/>
               <w:right w:color="000000" w:space="0" w:sz="4" w:val="single"/>
@@ -3578,43 +4675,50 @@
               <w:ind w:left="0" w:right="0" w:firstLine="0"/>
               <w:jc w:val="center"/>
               <w:rPr>
-                <w:rFonts w:ascii="Calibri" w:cs="Calibri" w:eastAsia="Calibri" w:hAnsi="Calibri"/>
-                <w:b w:val="1"/>
-                <w:bCs w:val="1"/>
-                <w:i w:val="0"/>
-                <w:iCs w:val="0"/>
-                <w:smallCaps w:val="0"/>
-                <w:strike w:val="0"/>
-                <w:color w:val="1f3864"/>
-                <w:sz w:val="22"/>
-                <w:szCs w:val="22"/>
-                <w:u w:val="none"/>
-                <w:shd w:fill="auto" w:val="clear"/>
-                <w:vertAlign w:val="baseline"/>
-              </w:rPr>
-            </w:pPr>
-            <w:r>
-              <w:rPr>
-                <w:b w:val="1"/>
-                <w:bCs w:val="1"/>
-                <w:i w:val="0"/>
-                <w:iCs w:val="0"/>
-                <w:smallCaps w:val="0"/>
-                <w:strike w:val="0"/>
-                <w:color w:val="1f3864"/>
-                <w:sz w:val="22"/>
-                <w:szCs w:val="22"/>
-                <w:u w:val="none"/>
-                <w:shd w:fill="auto" w:val="clear"/>
-                <w:vertAlign w:val="baseline"/>
-                <w:rtl w:val="0"/>
-              </w:rPr>
-              <w:t xml:space="preserve">CONTROL DE VERSIONES</w:t>
-            </w:r>
-            <w:r>
-              <w:rPr>
-                <w:rtl w:val="0"/>
-              </w:rPr>
+                <w:i w:val="0"/>
+                <w:iCs w:val="0"/>
+                <w:smallCaps w:val="0"/>
+                <w:strike w:val="0"/>
+                <w:color w:val="1f3864"/>
+                <w:u w:val="none"/>
+                <w:shd w:fill="auto" w:val="clear"/>
+                <w:vertAlign w:val="baseline"/>
+              </w:rPr>
+            </w:pPr>
+            <w:r>
+              <w:rPr>
+                <w:color w:val="1f3864"/>
+                <w:rtl w:val="0"/>
+              </w:rPr>
+              <w:t xml:space="preserve">6</w:t>
+            </w:r>
+            <w:r>
+              <w:rPr>
+                <w:rtl w:val="0"/>
+              </w:rPr>
+            </w:r>
+          </w:p>
+        </w:tc>
+        <w:tc>
+          <w:tcPr>
+            <w:gridSpan w:val="6"/>
+            <w:tcBorders>
+              <w:left w:color="000000" w:space="0" w:sz="4" w:val="single"/>
+              <w:bottom w:color="000000" w:space="0" w:sz="4" w:val="single"/>
+              <w:right w:color="000000" w:space="0" w:sz="4" w:val="single"/>
+            </w:tcBorders>
+          </w:tcPr>
+          <w:p>
+            <w:pPr>
+              <w:spacing w:after="0" w:before="0" w:line="240" w:lineRule="auto"/>
+              <w:jc w:val="left"/>
+              <w:rPr/>
+            </w:pPr>
+            <w:r>
+              <w:rPr>
+                <w:rtl w:val="0"/>
+              </w:rPr>
+              <w:t xml:space="preserve">Implementar la validación del formato del correo electrónico conforme a las reglas definidas por el negocio.</w:t>
             </w:r>
           </w:p>
         </w:tc>
@@ -3622,362 +4726,53 @@
       <w:tr>
         <w:trPr>
           <w:cantSplit w:val="0"/>
+          <w:trHeight w:val="432" w:hRule="atLeast"/>
           <w:tblHeader w:val="0"/>
         </w:trPr>
         <w:tc>
           <w:tcPr>
-            <w:gridSpan w:val="2"/>
-            <w:tcBorders>
-              <w:top w:color="000000" w:space="0" w:sz="4" w:val="single"/>
-              <w:left w:color="000000" w:space="0" w:sz="4" w:val="single"/>
-              <w:bottom w:color="000000" w:space="0" w:sz="4" w:val="single"/>
-              <w:right w:color="000000" w:space="0" w:sz="4" w:val="single"/>
-            </w:tcBorders>
-          </w:tcPr>
-          <w:p>
-            <w:pPr>
-              <w:keepNext w:val="0"/>
-              <w:keepLines w:val="0"/>
-              <w:widowControl w:val="1"/>
-              <w:shd w:fill="auto" w:val="clear"/>
-              <w:spacing w:after="160" w:before="0" w:line="259" w:lineRule="auto"/>
-              <w:ind w:left="0" w:right="0" w:firstLine="0"/>
+            <w:gridSpan w:val="3"/>
+            <w:tcBorders>
+              <w:left w:color="000000" w:space="0" w:sz="4" w:val="single"/>
+              <w:bottom w:color="000000" w:space="0" w:sz="4" w:val="single"/>
+              <w:right w:color="000000" w:space="0" w:sz="4" w:val="single"/>
+            </w:tcBorders>
+          </w:tcPr>
+          <w:p>
+            <w:pPr>
               <w:jc w:val="center"/>
               <w:rPr>
-                <w:rFonts w:ascii="Calibri" w:cs="Calibri" w:eastAsia="Calibri" w:hAnsi="Calibri"/>
-                <w:b w:val="1"/>
-                <w:bCs w:val="1"/>
-                <w:i w:val="0"/>
-                <w:iCs w:val="0"/>
-                <w:smallCaps w:val="0"/>
-                <w:strike w:val="0"/>
-                <w:color w:val="1f3864"/>
-                <w:sz w:val="22"/>
-                <w:szCs w:val="22"/>
-                <w:u w:val="none"/>
-                <w:shd w:fill="auto" w:val="clear"/>
-                <w:vertAlign w:val="baseline"/>
-              </w:rPr>
-            </w:pPr>
-            <w:r>
-              <w:rPr>
-                <w:b w:val="1"/>
-                <w:bCs w:val="1"/>
-                <w:i w:val="0"/>
-                <w:iCs w:val="0"/>
-                <w:smallCaps w:val="0"/>
-                <w:strike w:val="0"/>
-                <w:color w:val="1f3864"/>
-                <w:sz w:val="22"/>
-                <w:szCs w:val="22"/>
-                <w:u w:val="none"/>
-                <w:shd w:fill="auto" w:val="clear"/>
-                <w:vertAlign w:val="baseline"/>
-                <w:rtl w:val="0"/>
-              </w:rPr>
-              <w:t xml:space="preserve">Versión</w:t>
-            </w:r>
-            <w:r>
-              <w:rPr>
-                <w:rtl w:val="0"/>
-              </w:rPr>
-            </w:r>
-          </w:p>
-        </w:tc>
-        <w:tc>
-          <w:tcPr>
-            <w:gridSpan w:val="2"/>
-            <w:tcBorders>
-              <w:top w:color="000000" w:space="0" w:sz="4" w:val="single"/>
-              <w:left w:color="000000" w:space="0" w:sz="4" w:val="single"/>
-              <w:bottom w:color="000000" w:space="0" w:sz="4" w:val="single"/>
-              <w:right w:color="000000" w:space="0" w:sz="4" w:val="single"/>
-            </w:tcBorders>
-          </w:tcPr>
-          <w:p>
-            <w:pPr>
-              <w:keepNext w:val="0"/>
-              <w:keepLines w:val="0"/>
-              <w:widowControl w:val="1"/>
-              <w:shd w:fill="auto" w:val="clear"/>
-              <w:spacing w:after="160" w:before="0" w:line="259" w:lineRule="auto"/>
-              <w:ind w:left="0" w:right="0" w:firstLine="0"/>
-              <w:jc w:val="center"/>
-              <w:rPr>
-                <w:rFonts w:ascii="Calibri" w:cs="Calibri" w:eastAsia="Calibri" w:hAnsi="Calibri"/>
-                <w:b w:val="1"/>
-                <w:bCs w:val="1"/>
-                <w:i w:val="0"/>
-                <w:iCs w:val="0"/>
-                <w:smallCaps w:val="0"/>
-                <w:strike w:val="0"/>
-                <w:color w:val="1f3864"/>
-                <w:sz w:val="22"/>
-                <w:szCs w:val="22"/>
-                <w:u w:val="none"/>
-                <w:shd w:fill="auto" w:val="clear"/>
-                <w:vertAlign w:val="baseline"/>
-              </w:rPr>
-            </w:pPr>
-            <w:r>
-              <w:rPr>
-                <w:b w:val="1"/>
-                <w:bCs w:val="1"/>
-                <w:i w:val="0"/>
-                <w:iCs w:val="0"/>
-                <w:smallCaps w:val="0"/>
-                <w:strike w:val="0"/>
-                <w:color w:val="1f3864"/>
-                <w:sz w:val="22"/>
-                <w:szCs w:val="22"/>
-                <w:u w:val="none"/>
-                <w:shd w:fill="auto" w:val="clear"/>
-                <w:vertAlign w:val="baseline"/>
-                <w:rtl w:val="0"/>
-              </w:rPr>
-              <w:t xml:space="preserve">Fecha</w:t>
-            </w:r>
-            <w:r>
-              <w:rPr>
-                <w:rtl w:val="0"/>
-              </w:rPr>
-            </w:r>
-          </w:p>
-        </w:tc>
-        <w:tc>
-          <w:tcPr>
-            <w:gridSpan w:val="2"/>
-            <w:tcBorders>
-              <w:top w:color="000000" w:space="0" w:sz="4" w:val="single"/>
-              <w:left w:color="000000" w:space="0" w:sz="4" w:val="single"/>
-              <w:bottom w:color="000000" w:space="0" w:sz="4" w:val="single"/>
-              <w:right w:color="000000" w:space="0" w:sz="4" w:val="single"/>
-            </w:tcBorders>
-          </w:tcPr>
-          <w:p>
-            <w:pPr>
-              <w:keepNext w:val="0"/>
-              <w:keepLines w:val="0"/>
-              <w:widowControl w:val="1"/>
-              <w:shd w:fill="auto" w:val="clear"/>
-              <w:spacing w:after="160" w:before="0" w:line="259" w:lineRule="auto"/>
-              <w:ind w:left="0" w:right="0" w:firstLine="0"/>
-              <w:jc w:val="center"/>
-              <w:rPr>
-                <w:rFonts w:ascii="Calibri" w:cs="Calibri" w:eastAsia="Calibri" w:hAnsi="Calibri"/>
-                <w:b w:val="1"/>
-                <w:bCs w:val="1"/>
-                <w:i w:val="0"/>
-                <w:iCs w:val="0"/>
-                <w:smallCaps w:val="0"/>
-                <w:strike w:val="0"/>
-                <w:color w:val="1f3864"/>
-                <w:sz w:val="22"/>
-                <w:szCs w:val="22"/>
-                <w:u w:val="none"/>
-                <w:shd w:fill="auto" w:val="clear"/>
-                <w:vertAlign w:val="baseline"/>
-              </w:rPr>
-            </w:pPr>
-            <w:r>
-              <w:rPr>
-                <w:b w:val="1"/>
-                <w:bCs w:val="1"/>
-                <w:i w:val="0"/>
-                <w:iCs w:val="0"/>
-                <w:smallCaps w:val="0"/>
-                <w:strike w:val="0"/>
-                <w:color w:val="1f3864"/>
-                <w:sz w:val="22"/>
-                <w:szCs w:val="22"/>
-                <w:u w:val="none"/>
-                <w:shd w:fill="auto" w:val="clear"/>
-                <w:vertAlign w:val="baseline"/>
-                <w:rtl w:val="0"/>
-              </w:rPr>
-              <w:t xml:space="preserve">Autor</w:t>
-            </w:r>
-            <w:r>
-              <w:rPr>
-                <w:rtl w:val="0"/>
-              </w:rPr>
-            </w:r>
-          </w:p>
-        </w:tc>
-        <w:tc>
-          <w:tcPr>
-            <w:tcBorders>
-              <w:top w:color="000000" w:space="0" w:sz="4" w:val="single"/>
-              <w:left w:color="000000" w:space="0" w:sz="4" w:val="single"/>
-              <w:bottom w:color="000000" w:space="0" w:sz="4" w:val="single"/>
-              <w:right w:color="000000" w:space="0" w:sz="4" w:val="single"/>
-            </w:tcBorders>
-          </w:tcPr>
-          <w:p>
-            <w:pPr>
-              <w:keepNext w:val="0"/>
-              <w:keepLines w:val="0"/>
-              <w:widowControl w:val="1"/>
-              <w:shd w:fill="auto" w:val="clear"/>
-              <w:spacing w:after="160" w:before="0" w:line="259" w:lineRule="auto"/>
-              <w:ind w:left="0" w:right="0" w:firstLine="0"/>
-              <w:jc w:val="center"/>
-              <w:rPr>
-                <w:rFonts w:ascii="Calibri" w:cs="Calibri" w:eastAsia="Calibri" w:hAnsi="Calibri"/>
-                <w:b w:val="1"/>
-                <w:bCs w:val="1"/>
-                <w:i w:val="0"/>
-                <w:iCs w:val="0"/>
-                <w:smallCaps w:val="0"/>
-                <w:strike w:val="0"/>
-                <w:color w:val="1f3864"/>
-                <w:sz w:val="22"/>
-                <w:szCs w:val="22"/>
-                <w:u w:val="none"/>
-                <w:shd w:fill="auto" w:val="clear"/>
-                <w:vertAlign w:val="baseline"/>
-              </w:rPr>
-            </w:pPr>
-            <w:r>
-              <w:rPr>
-                <w:b w:val="1"/>
-                <w:bCs w:val="1"/>
-                <w:i w:val="0"/>
-                <w:iCs w:val="0"/>
-                <w:smallCaps w:val="0"/>
-                <w:strike w:val="0"/>
-                <w:color w:val="1f3864"/>
-                <w:sz w:val="22"/>
-                <w:szCs w:val="22"/>
-                <w:u w:val="none"/>
-                <w:shd w:fill="auto" w:val="clear"/>
-                <w:vertAlign w:val="baseline"/>
-                <w:rtl w:val="0"/>
-              </w:rPr>
-              <w:t xml:space="preserve">Revisión</w:t>
-            </w:r>
-            <w:r>
-              <w:rPr>
-                <w:rtl w:val="0"/>
-              </w:rPr>
-            </w:r>
-          </w:p>
-        </w:tc>
-        <w:tc>
-          <w:tcPr>
-            <w:tcBorders>
-              <w:top w:color="000000" w:space="0" w:sz="4" w:val="single"/>
-              <w:left w:color="000000" w:space="0" w:sz="4" w:val="single"/>
-              <w:bottom w:color="000000" w:space="0" w:sz="4" w:val="single"/>
-              <w:right w:color="000000" w:space="0" w:sz="4" w:val="single"/>
-            </w:tcBorders>
-          </w:tcPr>
-          <w:p>
-            <w:pPr>
-              <w:keepNext w:val="0"/>
-              <w:keepLines w:val="0"/>
-              <w:widowControl w:val="1"/>
-              <w:shd w:fill="auto" w:val="clear"/>
-              <w:spacing w:after="160" w:before="0" w:line="259" w:lineRule="auto"/>
-              <w:ind w:left="0" w:right="0" w:firstLine="0"/>
-              <w:jc w:val="center"/>
-              <w:rPr>
-                <w:rFonts w:ascii="Calibri" w:cs="Calibri" w:eastAsia="Calibri" w:hAnsi="Calibri"/>
-                <w:b w:val="1"/>
-                <w:bCs w:val="1"/>
-                <w:i w:val="0"/>
-                <w:iCs w:val="0"/>
-                <w:smallCaps w:val="0"/>
-                <w:strike w:val="0"/>
-                <w:color w:val="1f3864"/>
-                <w:sz w:val="22"/>
-                <w:szCs w:val="22"/>
-                <w:u w:val="none"/>
-                <w:shd w:fill="auto" w:val="clear"/>
-                <w:vertAlign w:val="baseline"/>
-              </w:rPr>
-            </w:pPr>
-            <w:r>
-              <w:rPr>
-                <w:b w:val="1"/>
-                <w:bCs w:val="1"/>
-                <w:i w:val="0"/>
-                <w:iCs w:val="0"/>
-                <w:smallCaps w:val="0"/>
-                <w:strike w:val="0"/>
-                <w:color w:val="1f3864"/>
-                <w:sz w:val="22"/>
-                <w:szCs w:val="22"/>
-                <w:u w:val="none"/>
-                <w:shd w:fill="auto" w:val="clear"/>
-                <w:vertAlign w:val="baseline"/>
-                <w:rtl w:val="0"/>
-              </w:rPr>
-              <w:t xml:space="preserve">Descripción</w:t>
-            </w:r>
-            <w:r>
-              <w:rPr>
-                <w:rtl w:val="0"/>
-              </w:rPr>
-            </w:r>
-          </w:p>
-        </w:tc>
-        <w:tc>
-          <w:tcPr>
-            <w:tcBorders>
-              <w:top w:color="000000" w:space="0" w:sz="4" w:val="single"/>
-              <w:left w:color="000000" w:space="0" w:sz="4" w:val="single"/>
-              <w:bottom w:color="000000" w:space="0" w:sz="4" w:val="single"/>
-              <w:right w:color="000000" w:space="0" w:sz="4" w:val="single"/>
-            </w:tcBorders>
-          </w:tcPr>
-          <w:p>
-            <w:pPr>
-              <w:keepNext w:val="0"/>
-              <w:keepLines w:val="0"/>
-              <w:widowControl w:val="1"/>
-              <w:shd w:fill="auto" w:val="clear"/>
-              <w:spacing w:after="160" w:before="0" w:line="259" w:lineRule="auto"/>
-              <w:ind w:left="0" w:right="0" w:firstLine="0"/>
-              <w:jc w:val="center"/>
-              <w:rPr>
-                <w:rFonts w:ascii="Calibri" w:cs="Calibri" w:eastAsia="Calibri" w:hAnsi="Calibri"/>
-                <w:b w:val="1"/>
-                <w:bCs w:val="1"/>
-                <w:i w:val="0"/>
-                <w:iCs w:val="0"/>
-                <w:smallCaps w:val="0"/>
-                <w:strike w:val="0"/>
-                <w:color w:val="1f3864"/>
-                <w:sz w:val="22"/>
-                <w:szCs w:val="22"/>
-                <w:u w:val="none"/>
-                <w:shd w:fill="auto" w:val="clear"/>
-                <w:vertAlign w:val="baseline"/>
-              </w:rPr>
-            </w:pPr>
-            <w:r>
-              <w:rPr>
-                <w:b w:val="1"/>
-                <w:bCs w:val="1"/>
-                <w:i w:val="0"/>
-                <w:iCs w:val="0"/>
-                <w:smallCaps w:val="0"/>
-                <w:strike w:val="0"/>
-                <w:color w:val="1f3864"/>
-                <w:sz w:val="22"/>
-                <w:szCs w:val="22"/>
-                <w:u w:val="none"/>
-                <w:shd w:fill="auto" w:val="clear"/>
-                <w:vertAlign w:val="baseline"/>
-                <w:rtl w:val="0"/>
-              </w:rPr>
-              <w:t xml:space="preserve">Aprobador</w:t>
-            </w:r>
-            <w:r>
-              <w:rPr>
-                <w:rtl w:val="0"/>
-              </w:rPr>
+                <w:color w:val="1f3864"/>
+              </w:rPr>
+            </w:pPr>
+            <w:r>
+              <w:rPr>
+                <w:color w:val="1f3864"/>
+                <w:rtl w:val="0"/>
+              </w:rPr>
+              <w:t xml:space="preserve">7</w:t>
+            </w:r>
+          </w:p>
+        </w:tc>
+        <w:tc>
+          <w:tcPr>
+            <w:gridSpan w:val="6"/>
+            <w:tcBorders>
+              <w:left w:color="000000" w:space="0" w:sz="4" w:val="single"/>
+              <w:bottom w:color="000000" w:space="0" w:sz="4" w:val="single"/>
+              <w:right w:color="000000" w:space="0" w:sz="4" w:val="single"/>
+            </w:tcBorders>
+          </w:tcPr>
+          <w:p>
+            <w:pPr>
+              <w:spacing w:after="0" w:line="240" w:lineRule="auto"/>
+              <w:rPr/>
+            </w:pPr>
+            <w:r>
+              <w:rPr>
+                <w:rtl w:val="0"/>
+              </w:rPr>
+              <w:t xml:space="preserve">Implementar la visualización de mensajes de error cuando la información ingresada no cumpla las validaciones establecidas.</w:t>
             </w:r>
           </w:p>
         </w:tc>
@@ -3985,10 +4780,460 @@
       <w:tr>
         <w:trPr>
           <w:cantSplit w:val="0"/>
+          <w:trHeight w:val="432" w:hRule="atLeast"/>
           <w:tblHeader w:val="0"/>
         </w:trPr>
         <w:tc>
           <w:tcPr>
+            <w:gridSpan w:val="3"/>
+            <w:tcBorders>
+              <w:left w:color="000000" w:space="0" w:sz="4" w:val="single"/>
+              <w:bottom w:color="000000" w:space="0" w:sz="4" w:val="single"/>
+              <w:right w:color="000000" w:space="0" w:sz="4" w:val="single"/>
+            </w:tcBorders>
+          </w:tcPr>
+          <w:p>
+            <w:pPr>
+              <w:jc w:val="center"/>
+              <w:rPr>
+                <w:color w:val="1f3864"/>
+              </w:rPr>
+            </w:pPr>
+            <w:r>
+              <w:rPr>
+                <w:color w:val="1f3864"/>
+                <w:rtl w:val="0"/>
+              </w:rPr>
+              <w:t xml:space="preserve">8</w:t>
+            </w:r>
+          </w:p>
+        </w:tc>
+        <w:tc>
+          <w:tcPr>
+            <w:gridSpan w:val="6"/>
+            <w:tcBorders>
+              <w:left w:color="000000" w:space="0" w:sz="4" w:val="single"/>
+              <w:bottom w:color="000000" w:space="0" w:sz="4" w:val="single"/>
+              <w:right w:color="000000" w:space="0" w:sz="4" w:val="single"/>
+            </w:tcBorders>
+          </w:tcPr>
+          <w:p>
+            <w:pPr>
+              <w:spacing w:after="0" w:line="240" w:lineRule="auto"/>
+              <w:rPr/>
+            </w:pPr>
+            <w:r>
+              <w:rPr>
+                <w:rtl w:val="0"/>
+              </w:rPr>
+              <w:t xml:space="preserve">Implementar la confirmación visual del envío exitoso de la consulta al usuario.</w:t>
+            </w:r>
+          </w:p>
+        </w:tc>
+      </w:tr>
+      <w:tr>
+        <w:trPr>
+          <w:cantSplit w:val="0"/>
+          <w:trHeight w:val="432" w:hRule="atLeast"/>
+          <w:tblHeader w:val="0"/>
+        </w:trPr>
+        <w:tc>
+          <w:tcPr>
+            <w:gridSpan w:val="3"/>
+            <w:tcBorders>
+              <w:left w:color="000000" w:space="0" w:sz="4" w:val="single"/>
+              <w:bottom w:color="000000" w:space="0" w:sz="4" w:val="single"/>
+              <w:right w:color="000000" w:space="0" w:sz="4" w:val="single"/>
+            </w:tcBorders>
+          </w:tcPr>
+          <w:p>
+            <w:pPr>
+              <w:jc w:val="center"/>
+              <w:rPr>
+                <w:color w:val="1f3864"/>
+              </w:rPr>
+            </w:pPr>
+            <w:r>
+              <w:rPr>
+                <w:color w:val="1f3864"/>
+                <w:rtl w:val="0"/>
+              </w:rPr>
+              <w:t xml:space="preserve">9</w:t>
+            </w:r>
+          </w:p>
+        </w:tc>
+        <w:tc>
+          <w:tcPr>
+            <w:gridSpan w:val="6"/>
+            <w:tcBorders>
+              <w:left w:color="000000" w:space="0" w:sz="4" w:val="single"/>
+              <w:bottom w:color="000000" w:space="0" w:sz="4" w:val="single"/>
+              <w:right w:color="000000" w:space="0" w:sz="4" w:val="single"/>
+            </w:tcBorders>
+          </w:tcPr>
+          <w:p>
+            <w:pPr>
+              <w:spacing w:after="0" w:line="240" w:lineRule="auto"/>
+              <w:rPr/>
+            </w:pPr>
+            <w:r>
+              <w:rPr>
+                <w:rtl w:val="0"/>
+              </w:rPr>
+              <w:t xml:space="preserve">Implementar el servicio para recibir y procesar las solicitudes enviadas desde el formulario de contacto.</w:t>
+            </w:r>
+          </w:p>
+        </w:tc>
+      </w:tr>
+      <w:tr>
+        <w:trPr>
+          <w:cantSplit w:val="0"/>
+          <w:trHeight w:val="432" w:hRule="atLeast"/>
+          <w:tblHeader w:val="0"/>
+        </w:trPr>
+        <w:tc>
+          <w:tcPr>
+            <w:gridSpan w:val="3"/>
+            <w:tcBorders>
+              <w:left w:color="000000" w:space="0" w:sz="4" w:val="single"/>
+              <w:bottom w:color="000000" w:space="0" w:sz="4" w:val="single"/>
+              <w:right w:color="000000" w:space="0" w:sz="4" w:val="single"/>
+            </w:tcBorders>
+          </w:tcPr>
+          <w:p>
+            <w:pPr>
+              <w:jc w:val="center"/>
+              <w:rPr>
+                <w:color w:val="1f3864"/>
+              </w:rPr>
+            </w:pPr>
+            <w:r>
+              <w:rPr>
+                <w:color w:val="1f3864"/>
+                <w:rtl w:val="0"/>
+              </w:rPr>
+              <w:t xml:space="preserve">10</w:t>
+            </w:r>
+          </w:p>
+        </w:tc>
+        <w:tc>
+          <w:tcPr>
+            <w:gridSpan w:val="6"/>
+            <w:tcBorders>
+              <w:left w:color="000000" w:space="0" w:sz="4" w:val="single"/>
+              <w:bottom w:color="000000" w:space="0" w:sz="4" w:val="single"/>
+              <w:right w:color="000000" w:space="0" w:sz="4" w:val="single"/>
+            </w:tcBorders>
+          </w:tcPr>
+          <w:p>
+            <w:pPr>
+              <w:spacing w:after="0" w:line="240" w:lineRule="auto"/>
+              <w:rPr/>
+            </w:pPr>
+            <w:r>
+              <w:rPr>
+                <w:rtl w:val="0"/>
+              </w:rPr>
+              <w:t xml:space="preserve">Implementar las validaciones de negocio sobre la información recibida antes de registrar la solicitud.</w:t>
+            </w:r>
+          </w:p>
+        </w:tc>
+      </w:tr>
+      <w:tr>
+        <w:trPr>
+          <w:cantSplit w:val="0"/>
+          <w:trHeight w:val="432" w:hRule="atLeast"/>
+          <w:tblHeader w:val="0"/>
+        </w:trPr>
+        <w:tc>
+          <w:tcPr>
+            <w:gridSpan w:val="3"/>
+            <w:tcBorders>
+              <w:left w:color="000000" w:space="0" w:sz="4" w:val="single"/>
+              <w:bottom w:color="000000" w:space="0" w:sz="4" w:val="single"/>
+              <w:right w:color="000000" w:space="0" w:sz="4" w:val="single"/>
+            </w:tcBorders>
+          </w:tcPr>
+          <w:p>
+            <w:pPr>
+              <w:jc w:val="center"/>
+              <w:rPr>
+                <w:color w:val="1f3864"/>
+              </w:rPr>
+            </w:pPr>
+            <w:r>
+              <w:rPr>
+                <w:color w:val="1f3864"/>
+                <w:rtl w:val="0"/>
+              </w:rPr>
+              <w:t xml:space="preserve">11</w:t>
+            </w:r>
+          </w:p>
+        </w:tc>
+        <w:tc>
+          <w:tcPr>
+            <w:gridSpan w:val="6"/>
+            <w:tcBorders>
+              <w:left w:color="000000" w:space="0" w:sz="4" w:val="single"/>
+              <w:bottom w:color="000000" w:space="0" w:sz="4" w:val="single"/>
+              <w:right w:color="000000" w:space="0" w:sz="4" w:val="single"/>
+            </w:tcBorders>
+          </w:tcPr>
+          <w:p>
+            <w:pPr>
+              <w:spacing w:after="0" w:line="240" w:lineRule="auto"/>
+              <w:rPr/>
+            </w:pPr>
+            <w:r>
+              <w:rPr>
+                <w:rtl w:val="0"/>
+              </w:rPr>
+              <w:t xml:space="preserve">Implementar el almacenamiento del mensaje de contacto y asociar automáticamente su estado inicial como </w:t>
+            </w:r>
+            <w:r>
+              <w:rPr>
+                <w:b w:val="1"/>
+                <w:bCs w:val="1"/>
+                <w:rtl w:val="0"/>
+              </w:rPr>
+              <w:t xml:space="preserve">Pendiente</w:t>
+            </w:r>
+            <w:r>
+              <w:rPr>
+                <w:rtl w:val="0"/>
+              </w:rPr>
+              <w:t xml:space="preserve">.</w:t>
+            </w:r>
+          </w:p>
+        </w:tc>
+      </w:tr>
+      <w:tr>
+        <w:trPr>
+          <w:cantSplit w:val="0"/>
+          <w:trHeight w:val="432" w:hRule="atLeast"/>
+          <w:tblHeader w:val="0"/>
+        </w:trPr>
+        <w:tc>
+          <w:tcPr>
+            <w:gridSpan w:val="3"/>
+            <w:tcBorders>
+              <w:left w:color="000000" w:space="0" w:sz="4" w:val="single"/>
+              <w:bottom w:color="000000" w:space="0" w:sz="4" w:val="single"/>
+              <w:right w:color="000000" w:space="0" w:sz="4" w:val="single"/>
+            </w:tcBorders>
+          </w:tcPr>
+          <w:p>
+            <w:pPr>
+              <w:jc w:val="center"/>
+              <w:rPr>
+                <w:color w:val="1f3864"/>
+              </w:rPr>
+            </w:pPr>
+            <w:r>
+              <w:rPr>
+                <w:color w:val="1f3864"/>
+                <w:rtl w:val="0"/>
+              </w:rPr>
+              <w:t xml:space="preserve">12</w:t>
+            </w:r>
+          </w:p>
+        </w:tc>
+        <w:tc>
+          <w:tcPr>
+            <w:gridSpan w:val="6"/>
+            <w:tcBorders>
+              <w:left w:color="000000" w:space="0" w:sz="4" w:val="single"/>
+              <w:bottom w:color="000000" w:space="0" w:sz="4" w:val="single"/>
+              <w:right w:color="000000" w:space="0" w:sz="4" w:val="single"/>
+            </w:tcBorders>
+          </w:tcPr>
+          <w:p>
+            <w:pPr>
+              <w:spacing w:after="0" w:line="240" w:lineRule="auto"/>
+              <w:rPr/>
+            </w:pPr>
+            <w:r>
+              <w:rPr>
+                <w:rtl w:val="0"/>
+              </w:rPr>
+              <w:t xml:space="preserve">Verificar el envío exitoso de consultas con información válida.</w:t>
+            </w:r>
+          </w:p>
+        </w:tc>
+      </w:tr>
+      <w:tr>
+        <w:trPr>
+          <w:cantSplit w:val="0"/>
+          <w:trHeight w:val="432" w:hRule="atLeast"/>
+          <w:tblHeader w:val="0"/>
+        </w:trPr>
+        <w:tc>
+          <w:tcPr>
+            <w:gridSpan w:val="3"/>
+            <w:tcBorders>
+              <w:left w:color="000000" w:space="0" w:sz="4" w:val="single"/>
+              <w:bottom w:color="000000" w:space="0" w:sz="4" w:val="single"/>
+              <w:right w:color="000000" w:space="0" w:sz="4" w:val="single"/>
+            </w:tcBorders>
+          </w:tcPr>
+          <w:p>
+            <w:pPr>
+              <w:jc w:val="center"/>
+              <w:rPr>
+                <w:color w:val="1f3864"/>
+              </w:rPr>
+            </w:pPr>
+            <w:r>
+              <w:rPr>
+                <w:color w:val="1f3864"/>
+                <w:rtl w:val="0"/>
+              </w:rPr>
+              <w:t xml:space="preserve">13</w:t>
+            </w:r>
+          </w:p>
+        </w:tc>
+        <w:tc>
+          <w:tcPr>
+            <w:gridSpan w:val="6"/>
+            <w:tcBorders>
+              <w:left w:color="000000" w:space="0" w:sz="4" w:val="single"/>
+              <w:bottom w:color="000000" w:space="0" w:sz="4" w:val="single"/>
+              <w:right w:color="000000" w:space="0" w:sz="4" w:val="single"/>
+            </w:tcBorders>
+          </w:tcPr>
+          <w:p>
+            <w:pPr>
+              <w:spacing w:after="0" w:line="240" w:lineRule="auto"/>
+              <w:rPr/>
+            </w:pPr>
+            <w:r>
+              <w:rPr>
+                <w:rtl w:val="0"/>
+              </w:rPr>
+              <w:t xml:space="preserve">Validar el comportamiento del sistema ante campos obligatorios vacíos, formatos inválidos y datos inconsistentes.</w:t>
+            </w:r>
+          </w:p>
+        </w:tc>
+      </w:tr>
+      <w:tr>
+        <w:trPr>
+          <w:cantSplit w:val="0"/>
+          <w:trHeight w:val="432" w:hRule="atLeast"/>
+          <w:tblHeader w:val="0"/>
+        </w:trPr>
+        <w:tc>
+          <w:tcPr>
+            <w:gridSpan w:val="3"/>
+            <w:tcBorders>
+              <w:left w:color="000000" w:space="0" w:sz="4" w:val="single"/>
+              <w:bottom w:color="000000" w:space="0" w:sz="4" w:val="single"/>
+              <w:right w:color="000000" w:space="0" w:sz="4" w:val="single"/>
+            </w:tcBorders>
+          </w:tcPr>
+          <w:p>
+            <w:pPr>
+              <w:jc w:val="center"/>
+              <w:rPr>
+                <w:color w:val="1f3864"/>
+              </w:rPr>
+            </w:pPr>
+            <w:r>
+              <w:rPr>
+                <w:color w:val="1f3864"/>
+                <w:rtl w:val="0"/>
+              </w:rPr>
+              <w:t xml:space="preserve">14</w:t>
+            </w:r>
+          </w:p>
+        </w:tc>
+        <w:tc>
+          <w:tcPr>
+            <w:gridSpan w:val="6"/>
+            <w:tcBorders>
+              <w:left w:color="000000" w:space="0" w:sz="4" w:val="single"/>
+              <w:bottom w:color="000000" w:space="0" w:sz="4" w:val="single"/>
+              <w:right w:color="000000" w:space="0" w:sz="4" w:val="single"/>
+            </w:tcBorders>
+          </w:tcPr>
+          <w:p>
+            <w:pPr>
+              <w:spacing w:after="0" w:line="240" w:lineRule="auto"/>
+              <w:rPr/>
+            </w:pPr>
+            <w:r>
+              <w:rPr>
+                <w:rtl w:val="0"/>
+              </w:rPr>
+              <w:t xml:space="preserve">Ejecutar pruebas funcionales para verificar el registro de la solicitud, el manejo de errores y la correcta persistencia de la información.</w:t>
+            </w:r>
+          </w:p>
+        </w:tc>
+      </w:tr>
+      <w:tr>
+        <w:trPr>
+          <w:cantSplit w:val="0"/>
+          <w:trHeight w:val="220" w:hRule="atLeast"/>
+          <w:tblHeader w:val="0"/>
+        </w:trPr>
+        <w:tc>
+          <w:tcPr>
+            <w:gridSpan w:val="9"/>
+            <w:tcBorders>
+              <w:top w:color="000000" w:space="0" w:sz="4" w:val="single"/>
+              <w:left w:color="000000" w:space="0" w:sz="4" w:val="single"/>
+              <w:bottom w:color="000000" w:space="0" w:sz="4" w:val="single"/>
+              <w:right w:color="000000" w:space="0" w:sz="4" w:val="single"/>
+            </w:tcBorders>
+          </w:tcPr>
+          <w:p>
+            <w:pPr>
+              <w:keepNext w:val="0"/>
+              <w:keepLines w:val="0"/>
+              <w:widowControl w:val="1"/>
+              <w:shd w:fill="auto" w:val="clear"/>
+              <w:spacing w:after="160" w:before="0" w:line="259" w:lineRule="auto"/>
+              <w:ind w:left="0" w:right="0" w:firstLine="0"/>
+              <w:jc w:val="center"/>
+              <w:rPr>
+                <w:b w:val="1"/>
+                <w:bCs w:val="1"/>
+                <w:i w:val="0"/>
+                <w:iCs w:val="0"/>
+                <w:smallCaps w:val="0"/>
+                <w:strike w:val="0"/>
+                <w:color w:val="1f3864"/>
+                <w:u w:val="none"/>
+                <w:shd w:fill="auto" w:val="clear"/>
+                <w:vertAlign w:val="baseline"/>
+              </w:rPr>
+            </w:pPr>
+            <w:r>
+              <w:rPr>
+                <w:b w:val="1"/>
+                <w:bCs w:val="1"/>
+                <w:i w:val="0"/>
+                <w:iCs w:val="0"/>
+                <w:smallCaps w:val="0"/>
+                <w:strike w:val="0"/>
+                <w:color w:val="1f3864"/>
+                <w:u w:val="none"/>
+                <w:shd w:fill="auto" w:val="clear"/>
+                <w:vertAlign w:val="baseline"/>
+                <w:rtl w:val="0"/>
+              </w:rPr>
+              <w:t xml:space="preserve">CONTROL DE VERSIONES</w:t>
+            </w:r>
+          </w:p>
+        </w:tc>
+      </w:tr>
+      <w:tr>
+        <w:trPr>
+          <w:cantSplit w:val="0"/>
+          <w:trHeight w:val="220" w:hRule="atLeast"/>
+          <w:tblHeader w:val="0"/>
+        </w:trPr>
+        <w:tc>
+          <w:tcPr>
             <w:gridSpan w:val="2"/>
             <w:tcBorders>
               <w:top w:color="000000" w:space="0" w:sz="4" w:val="single"/>
@@ -4007,16 +5252,315 @@
               <w:ind w:left="0" w:right="0" w:firstLine="0"/>
               <w:jc w:val="center"/>
               <w:rPr>
-                <w:rFonts w:ascii="Calibri" w:cs="Calibri" w:eastAsia="Calibri" w:hAnsi="Calibri"/>
-                <w:b w:val="0"/>
-                <w:bCs w:val="0"/>
+                <w:b w:val="1"/>
+                <w:bCs w:val="1"/>
+                <w:i w:val="0"/>
+                <w:iCs w:val="0"/>
+                <w:smallCaps w:val="0"/>
+                <w:strike w:val="0"/>
+                <w:color w:val="1f3864"/>
+                <w:u w:val="none"/>
+                <w:shd w:fill="auto" w:val="clear"/>
+                <w:vertAlign w:val="baseline"/>
+              </w:rPr>
+            </w:pPr>
+            <w:r>
+              <w:rPr>
+                <w:b w:val="1"/>
+                <w:bCs w:val="1"/>
+                <w:i w:val="0"/>
+                <w:iCs w:val="0"/>
+                <w:smallCaps w:val="0"/>
+                <w:strike w:val="0"/>
+                <w:color w:val="1f3864"/>
+                <w:u w:val="none"/>
+                <w:shd w:fill="auto" w:val="clear"/>
+                <w:vertAlign w:val="baseline"/>
+                <w:rtl w:val="0"/>
+              </w:rPr>
+              <w:t xml:space="preserve">Versión</w:t>
+            </w:r>
+          </w:p>
+        </w:tc>
+        <w:tc>
+          <w:tcPr>
+            <w:gridSpan w:val="2"/>
+            <w:tcBorders>
+              <w:top w:color="000000" w:space="0" w:sz="4" w:val="single"/>
+              <w:left w:color="000000" w:space="0" w:sz="4" w:val="single"/>
+              <w:bottom w:color="000000" w:space="0" w:sz="4" w:val="single"/>
+              <w:right w:color="000000" w:space="0" w:sz="4" w:val="single"/>
+            </w:tcBorders>
+          </w:tcPr>
+          <w:p>
+            <w:pPr>
+              <w:keepNext w:val="0"/>
+              <w:keepLines w:val="0"/>
+              <w:widowControl w:val="1"/>
+              <w:shd w:fill="auto" w:val="clear"/>
+              <w:spacing w:after="160" w:before="0" w:line="259" w:lineRule="auto"/>
+              <w:ind w:left="0" w:right="0" w:firstLine="0"/>
+              <w:jc w:val="center"/>
+              <w:rPr>
+                <w:b w:val="1"/>
+                <w:bCs w:val="1"/>
+                <w:i w:val="0"/>
+                <w:iCs w:val="0"/>
+                <w:smallCaps w:val="0"/>
+                <w:strike w:val="0"/>
+                <w:color w:val="1f3864"/>
+                <w:u w:val="none"/>
+                <w:shd w:fill="auto" w:val="clear"/>
+                <w:vertAlign w:val="baseline"/>
+              </w:rPr>
+            </w:pPr>
+            <w:r>
+              <w:rPr>
+                <w:b w:val="1"/>
+                <w:bCs w:val="1"/>
+                <w:i w:val="0"/>
+                <w:iCs w:val="0"/>
+                <w:smallCaps w:val="0"/>
+                <w:strike w:val="0"/>
+                <w:color w:val="1f3864"/>
+                <w:u w:val="none"/>
+                <w:shd w:fill="auto" w:val="clear"/>
+                <w:vertAlign w:val="baseline"/>
+                <w:rtl w:val="0"/>
+              </w:rPr>
+              <w:t xml:space="preserve">Fecha</w:t>
+            </w:r>
+          </w:p>
+        </w:tc>
+        <w:tc>
+          <w:tcPr>
+            <w:gridSpan w:val="2"/>
+            <w:tcBorders>
+              <w:top w:color="000000" w:space="0" w:sz="4" w:val="single"/>
+              <w:left w:color="000000" w:space="0" w:sz="4" w:val="single"/>
+              <w:bottom w:color="000000" w:space="0" w:sz="4" w:val="single"/>
+              <w:right w:color="000000" w:space="0" w:sz="4" w:val="single"/>
+            </w:tcBorders>
+          </w:tcPr>
+          <w:p>
+            <w:pPr>
+              <w:keepNext w:val="0"/>
+              <w:keepLines w:val="0"/>
+              <w:widowControl w:val="1"/>
+              <w:shd w:fill="auto" w:val="clear"/>
+              <w:spacing w:after="160" w:before="0" w:line="259" w:lineRule="auto"/>
+              <w:ind w:left="0" w:right="0" w:firstLine="0"/>
+              <w:jc w:val="center"/>
+              <w:rPr>
+                <w:b w:val="1"/>
+                <w:bCs w:val="1"/>
+                <w:i w:val="0"/>
+                <w:iCs w:val="0"/>
+                <w:smallCaps w:val="0"/>
+                <w:strike w:val="0"/>
+                <w:color w:val="1f3864"/>
+                <w:u w:val="none"/>
+                <w:shd w:fill="auto" w:val="clear"/>
+                <w:vertAlign w:val="baseline"/>
+              </w:rPr>
+            </w:pPr>
+            <w:r>
+              <w:rPr>
+                <w:b w:val="1"/>
+                <w:bCs w:val="1"/>
+                <w:i w:val="0"/>
+                <w:iCs w:val="0"/>
+                <w:smallCaps w:val="0"/>
+                <w:strike w:val="0"/>
+                <w:color w:val="1f3864"/>
+                <w:u w:val="none"/>
+                <w:shd w:fill="auto" w:val="clear"/>
+                <w:vertAlign w:val="baseline"/>
+                <w:rtl w:val="0"/>
+              </w:rPr>
+              <w:t xml:space="preserve">Autor</w:t>
+            </w:r>
+          </w:p>
+        </w:tc>
+        <w:tc>
+          <w:tcPr>
+            <w:tcBorders>
+              <w:top w:color="000000" w:space="0" w:sz="4" w:val="single"/>
+              <w:left w:color="000000" w:space="0" w:sz="4" w:val="single"/>
+              <w:bottom w:color="000000" w:space="0" w:sz="4" w:val="single"/>
+              <w:right w:color="000000" w:space="0" w:sz="4" w:val="single"/>
+            </w:tcBorders>
+          </w:tcPr>
+          <w:p>
+            <w:pPr>
+              <w:keepNext w:val="0"/>
+              <w:keepLines w:val="0"/>
+              <w:widowControl w:val="1"/>
+              <w:shd w:fill="auto" w:val="clear"/>
+              <w:spacing w:after="160" w:before="0" w:line="259" w:lineRule="auto"/>
+              <w:ind w:left="0" w:right="0" w:firstLine="0"/>
+              <w:jc w:val="center"/>
+              <w:rPr>
+                <w:b w:val="1"/>
+                <w:bCs w:val="1"/>
+                <w:i w:val="0"/>
+                <w:iCs w:val="0"/>
+                <w:smallCaps w:val="0"/>
+                <w:strike w:val="0"/>
+                <w:color w:val="1f3864"/>
+                <w:u w:val="none"/>
+                <w:shd w:fill="auto" w:val="clear"/>
+                <w:vertAlign w:val="baseline"/>
+              </w:rPr>
+            </w:pPr>
+            <w:r>
+              <w:rPr>
+                <w:b w:val="1"/>
+                <w:bCs w:val="1"/>
+                <w:i w:val="0"/>
+                <w:iCs w:val="0"/>
+                <w:smallCaps w:val="0"/>
+                <w:strike w:val="0"/>
+                <w:color w:val="1f3864"/>
+                <w:u w:val="none"/>
+                <w:shd w:fill="auto" w:val="clear"/>
+                <w:vertAlign w:val="baseline"/>
+                <w:rtl w:val="0"/>
+              </w:rPr>
+              <w:t xml:space="preserve">Revisión</w:t>
+            </w:r>
+          </w:p>
+        </w:tc>
+        <w:tc>
+          <w:tcPr>
+            <w:tcBorders>
+              <w:top w:color="000000" w:space="0" w:sz="4" w:val="single"/>
+              <w:left w:color="000000" w:space="0" w:sz="4" w:val="single"/>
+              <w:bottom w:color="000000" w:space="0" w:sz="4" w:val="single"/>
+              <w:right w:color="000000" w:space="0" w:sz="4" w:val="single"/>
+            </w:tcBorders>
+          </w:tcPr>
+          <w:p>
+            <w:pPr>
+              <w:keepNext w:val="0"/>
+              <w:keepLines w:val="0"/>
+              <w:widowControl w:val="1"/>
+              <w:shd w:fill="auto" w:val="clear"/>
+              <w:spacing w:after="160" w:before="0" w:line="259" w:lineRule="auto"/>
+              <w:ind w:left="0" w:right="0" w:firstLine="0"/>
+              <w:jc w:val="center"/>
+              <w:rPr>
+                <w:b w:val="1"/>
+                <w:bCs w:val="1"/>
+                <w:i w:val="0"/>
+                <w:iCs w:val="0"/>
+                <w:smallCaps w:val="0"/>
+                <w:strike w:val="0"/>
+                <w:color w:val="1f3864"/>
+                <w:u w:val="none"/>
+                <w:shd w:fill="auto" w:val="clear"/>
+                <w:vertAlign w:val="baseline"/>
+              </w:rPr>
+            </w:pPr>
+            <w:r>
+              <w:rPr>
+                <w:b w:val="1"/>
+                <w:bCs w:val="1"/>
+                <w:i w:val="0"/>
+                <w:iCs w:val="0"/>
+                <w:smallCaps w:val="0"/>
+                <w:strike w:val="0"/>
+                <w:color w:val="1f3864"/>
+                <w:u w:val="none"/>
+                <w:shd w:fill="auto" w:val="clear"/>
+                <w:vertAlign w:val="baseline"/>
+                <w:rtl w:val="0"/>
+              </w:rPr>
+              <w:t xml:space="preserve">Descripción</w:t>
+            </w:r>
+          </w:p>
+        </w:tc>
+        <w:tc>
+          <w:tcPr>
+            <w:tcBorders>
+              <w:top w:color="000000" w:space="0" w:sz="4" w:val="single"/>
+              <w:left w:color="000000" w:space="0" w:sz="4" w:val="single"/>
+              <w:bottom w:color="000000" w:space="0" w:sz="4" w:val="single"/>
+              <w:right w:color="000000" w:space="0" w:sz="4" w:val="single"/>
+            </w:tcBorders>
+          </w:tcPr>
+          <w:p>
+            <w:pPr>
+              <w:keepNext w:val="0"/>
+              <w:keepLines w:val="0"/>
+              <w:widowControl w:val="1"/>
+              <w:shd w:fill="auto" w:val="clear"/>
+              <w:spacing w:after="160" w:before="0" w:line="259" w:lineRule="auto"/>
+              <w:ind w:left="0" w:right="0" w:firstLine="0"/>
+              <w:jc w:val="center"/>
+              <w:rPr>
+                <w:b w:val="1"/>
+                <w:bCs w:val="1"/>
+                <w:i w:val="0"/>
+                <w:iCs w:val="0"/>
+                <w:smallCaps w:val="0"/>
+                <w:strike w:val="0"/>
+                <w:color w:val="1f3864"/>
+                <w:u w:val="none"/>
+                <w:shd w:fill="auto" w:val="clear"/>
+                <w:vertAlign w:val="baseline"/>
+              </w:rPr>
+            </w:pPr>
+            <w:r>
+              <w:rPr>
+                <w:b w:val="1"/>
+                <w:bCs w:val="1"/>
+                <w:i w:val="0"/>
+                <w:iCs w:val="0"/>
+                <w:smallCaps w:val="0"/>
+                <w:strike w:val="0"/>
+                <w:color w:val="1f3864"/>
+                <w:u w:val="none"/>
+                <w:shd w:fill="auto" w:val="clear"/>
+                <w:vertAlign w:val="baseline"/>
+                <w:rtl w:val="0"/>
+              </w:rPr>
+              <w:t xml:space="preserve">Aprobador</w:t>
+            </w:r>
+          </w:p>
+        </w:tc>
+      </w:tr>
+      <w:tr>
+        <w:trPr>
+          <w:cantSplit w:val="0"/>
+          <w:trHeight w:val="220" w:hRule="atLeast"/>
+          <w:tblHeader w:val="0"/>
+        </w:trPr>
+        <w:tc>
+          <w:tcPr>
+            <w:gridSpan w:val="2"/>
+            <w:tcBorders>
+              <w:top w:color="000000" w:space="0" w:sz="4" w:val="single"/>
+              <w:left w:color="000000" w:space="0" w:sz="4" w:val="single"/>
+              <w:bottom w:color="000000" w:space="0" w:sz="4" w:val="single"/>
+              <w:right w:color="000000" w:space="0" w:sz="4" w:val="single"/>
+            </w:tcBorders>
+          </w:tcPr>
+          <w:p>
+            <w:pPr>
+              <w:keepNext w:val="0"/>
+              <w:keepLines w:val="0"/>
+              <w:widowControl w:val="1"/>
+              <w:shd w:fill="auto" w:val="clear"/>
+              <w:spacing w:after="160" w:before="0" w:line="259" w:lineRule="auto"/>
+              <w:ind w:left="0" w:right="0" w:firstLine="0"/>
+              <w:jc w:val="center"/>
+              <w:rPr>
                 <w:i w:val="0"/>
                 <w:iCs w:val="0"/>
                 <w:smallCaps w:val="0"/>
                 <w:strike w:val="0"/>
                 <w:color w:val="000000"/>
-                <w:sz w:val="22"/>
-                <w:szCs w:val="22"/>
                 <w:u w:val="none"/>
                 <w:shd w:fill="auto" w:val="clear"/>
                 <w:vertAlign w:val="baseline"/>
@@ -4055,16 +5599,11 @@
               <w:ind w:left="0" w:right="0" w:firstLine="0"/>
               <w:jc w:val="center"/>
               <w:rPr>
-                <w:rFonts w:ascii="Calibri" w:cs="Calibri" w:eastAsia="Calibri" w:hAnsi="Calibri"/>
-                <w:b w:val="0"/>
-                <w:bCs w:val="0"/>
                 <w:i w:val="0"/>
                 <w:iCs w:val="0"/>
                 <w:smallCaps w:val="0"/>
                 <w:strike w:val="0"/>
                 <w:color w:val="000000"/>
-                <w:sz w:val="22"/>
-                <w:szCs w:val="22"/>
                 <w:u w:val="none"/>
                 <w:shd w:fill="auto" w:val="clear"/>
                 <w:vertAlign w:val="baseline"/>
@@ -4103,16 +5642,11 @@
               <w:ind w:left="0" w:right="0" w:firstLine="0"/>
               <w:jc w:val="center"/>
               <w:rPr>
-                <w:rFonts w:ascii="Calibri" w:cs="Calibri" w:eastAsia="Calibri" w:hAnsi="Calibri"/>
-                <w:b w:val="0"/>
-                <w:bCs w:val="0"/>
                 <w:i w:val="0"/>
                 <w:iCs w:val="0"/>
                 <w:smallCaps w:val="0"/>
                 <w:strike w:val="0"/>
                 <w:color w:val="000000"/>
-                <w:sz w:val="22"/>
-                <w:szCs w:val="22"/>
                 <w:u w:val="none"/>
                 <w:shd w:fill="auto" w:val="clear"/>
                 <w:vertAlign w:val="baseline"/>
@@ -4150,16 +5684,11 @@
               <w:ind w:left="0" w:right="0" w:firstLine="0"/>
               <w:jc w:val="center"/>
               <w:rPr>
-                <w:rFonts w:ascii="Calibri" w:cs="Calibri" w:eastAsia="Calibri" w:hAnsi="Calibri"/>
-                <w:b w:val="0"/>
-                <w:bCs w:val="0"/>
                 <w:i w:val="0"/>
                 <w:iCs w:val="0"/>
                 <w:smallCaps w:val="0"/>
                 <w:strike w:val="0"/>
                 <w:color w:val="000000"/>
-                <w:sz w:val="22"/>
-                <w:szCs w:val="22"/>
                 <w:u w:val="none"/>
                 <w:shd w:fill="auto" w:val="clear"/>
                 <w:vertAlign w:val="baseline"/>
@@ -4219,20 +5748,155 @@
               <w:ind w:left="0" w:right="0" w:firstLine="0"/>
               <w:jc w:val="center"/>
               <w:rPr>
-                <w:rFonts w:ascii="Calibri" w:cs="Calibri" w:eastAsia="Calibri" w:hAnsi="Calibri"/>
-                <w:b w:val="0"/>
-                <w:bCs w:val="0"/>
                 <w:i w:val="0"/>
                 <w:iCs w:val="0"/>
                 <w:smallCaps w:val="0"/>
                 <w:strike w:val="0"/>
                 <w:color w:val="000000"/>
-                <w:sz w:val="22"/>
-                <w:szCs w:val="22"/>
-                <w:u w:val="none"/>
-                <w:shd w:fill="auto" w:val="clear"/>
-                <w:vertAlign w:val="baseline"/>
-              </w:rPr>
+                <w:u w:val="none"/>
+                <w:shd w:fill="auto" w:val="clear"/>
+                <w:vertAlign w:val="baseline"/>
+              </w:rPr>
+            </w:pPr>
+            <w:r>
+              <w:rPr>
+                <w:rtl w:val="0"/>
+              </w:rPr>
+            </w:r>
+          </w:p>
+        </w:tc>
+      </w:tr>
+      <w:tr>
+        <w:trPr>
+          <w:cantSplit w:val="0"/>
+          <w:trHeight w:val="220" w:hRule="atLeast"/>
+          <w:tblHeader w:val="0"/>
+        </w:trPr>
+        <w:tc>
+          <w:tcPr>
+            <w:gridSpan w:val="2"/>
+            <w:tcBorders>
+              <w:top w:color="000000" w:space="0" w:sz="4" w:val="single"/>
+              <w:left w:color="000000" w:space="0" w:sz="4" w:val="single"/>
+              <w:bottom w:color="000000" w:space="0" w:sz="4" w:val="single"/>
+              <w:right w:color="000000" w:space="0" w:sz="4" w:val="single"/>
+            </w:tcBorders>
+          </w:tcPr>
+          <w:p>
+            <w:pPr>
+              <w:jc w:val="center"/>
+              <w:rPr/>
+            </w:pPr>
+            <w:r>
+              <w:rPr>
+                <w:rtl w:val="0"/>
+              </w:rPr>
+              <w:t xml:space="preserve">2.0</w:t>
+            </w:r>
+          </w:p>
+        </w:tc>
+        <w:tc>
+          <w:tcPr>
+            <w:gridSpan w:val="2"/>
+            <w:tcBorders>
+              <w:top w:color="000000" w:space="0" w:sz="4" w:val="single"/>
+              <w:left w:color="000000" w:space="0" w:sz="4" w:val="single"/>
+              <w:bottom w:color="000000" w:space="0" w:sz="4" w:val="single"/>
+              <w:right w:color="000000" w:space="0" w:sz="4" w:val="single"/>
+            </w:tcBorders>
+          </w:tcPr>
+          <w:p>
+            <w:pPr>
+              <w:jc w:val="center"/>
+              <w:rPr/>
+            </w:pPr>
+            <w:r>
+              <w:rPr>
+                <w:rtl w:val="0"/>
+              </w:rPr>
+              <w:t xml:space="preserve">04/07/2026</w:t>
+            </w:r>
+          </w:p>
+        </w:tc>
+        <w:tc>
+          <w:tcPr>
+            <w:gridSpan w:val="2"/>
+            <w:tcBorders>
+              <w:top w:color="000000" w:space="0" w:sz="4" w:val="single"/>
+              <w:left w:color="000000" w:space="0" w:sz="4" w:val="single"/>
+              <w:bottom w:color="000000" w:space="0" w:sz="4" w:val="single"/>
+              <w:right w:color="000000" w:space="0" w:sz="4" w:val="single"/>
+            </w:tcBorders>
+          </w:tcPr>
+          <w:p>
+            <w:pPr>
+              <w:jc w:val="center"/>
+              <w:rPr/>
+            </w:pPr>
+            <w:r>
+              <w:rPr>
+                <w:rtl w:val="0"/>
+              </w:rPr>
+              <w:t xml:space="preserve">Efrain Manotas</w:t>
+            </w:r>
+          </w:p>
+        </w:tc>
+        <w:tc>
+          <w:tcPr>
+            <w:tcBorders>
+              <w:top w:color="000000" w:space="0" w:sz="4" w:val="single"/>
+              <w:left w:color="000000" w:space="0" w:sz="4" w:val="single"/>
+              <w:bottom w:color="000000" w:space="0" w:sz="4" w:val="single"/>
+              <w:right w:color="000000" w:space="0" w:sz="4" w:val="single"/>
+            </w:tcBorders>
+          </w:tcPr>
+          <w:p>
+            <w:pPr>
+              <w:jc w:val="center"/>
+              <w:rPr/>
+            </w:pPr>
+            <w:r>
+              <w:rPr>
+                <w:rtl w:val="0"/>
+              </w:rPr>
+            </w:r>
+          </w:p>
+        </w:tc>
+        <w:tc>
+          <w:tcPr>
+            <w:tcBorders>
+              <w:top w:color="000000" w:space="0" w:sz="4" w:val="single"/>
+              <w:left w:color="000000" w:space="0" w:sz="4" w:val="single"/>
+              <w:bottom w:color="000000" w:space="0" w:sz="4" w:val="single"/>
+              <w:right w:color="000000" w:space="0" w:sz="4" w:val="single"/>
+            </w:tcBorders>
+          </w:tcPr>
+          <w:p>
+            <w:pPr>
+              <w:jc w:val="center"/>
+              <w:rPr/>
+            </w:pPr>
+            <w:r>
+              <w:rPr>
+                <w:rtl w:val="0"/>
+              </w:rPr>
+              <w:t xml:space="preserve">Revisión e implementación de mejoras HU-02</w:t>
+            </w:r>
+          </w:p>
+        </w:tc>
+        <w:tc>
+          <w:tcPr>
+            <w:tcBorders>
+              <w:top w:color="000000" w:space="0" w:sz="4" w:val="single"/>
+              <w:left w:color="000000" w:space="0" w:sz="4" w:val="single"/>
+              <w:bottom w:color="000000" w:space="0" w:sz="4" w:val="single"/>
+              <w:right w:color="000000" w:space="0" w:sz="4" w:val="single"/>
+            </w:tcBorders>
+          </w:tcPr>
+          <w:p>
+            <w:pPr>
+              <w:jc w:val="center"/>
+              <w:rPr/>
             </w:pPr>
             <w:r>
               <w:rPr>
@@ -4254,16 +5918,11 @@
         <w:ind w:left="0" w:right="0" w:firstLine="0"/>
         <w:jc w:val="left"/>
         <w:rPr>
-          <w:rFonts w:ascii="Calibri" w:cs="Calibri" w:eastAsia="Calibri" w:hAnsi="Calibri"/>
-          <w:b w:val="0"/>
-          <w:bCs w:val="0"/>
           <w:i w:val="0"/>
           <w:iCs w:val="0"/>
           <w:smallCaps w:val="0"/>
           <w:strike w:val="0"/>
           <w:color w:val="000000"/>
-          <w:sz w:val="22"/>
-          <w:szCs w:val="22"/>
           <w:u w:val="none"/>
           <w:shd w:fill="auto" w:val="clear"/>
           <w:vertAlign w:val="baseline"/>
